--- a/Template_Incident_Investigation_DE.docx
+++ b/Template_Incident_Investigation_DE.docx
@@ -4,23 +4,26 @@
   <w:body>
     <w:p>
       <w:pPr>
-        <w:spacing w:before="200" w:after="200"/>
+        <w:spacing w:before="160" w:after="160"/>
+        <w:pStyle w:val="Title"/>
       </w:pPr>
       <w:r>
         <w:rPr>
           <w:rFonts w:ascii="Arial" w:cs="Arial" w:eastAsia="Arial" w:hAnsi="Arial"/>
           <w:b/>
           <w:bCs/>
-          <w:color w:val="C04E1A"/>
+          <w:color w:val="000000"/>
           <w:sz w:val="32"/>
           <w:szCs w:val="32"/>
+          <w:lang w:val="de-CH"/>
         </w:rPr>
-        <w:t xml:space="preserve">EREIGNISABKLÄRUNG — VERFAHREN</w:t>
+        <w:t xml:space="preserve">Verfahren zur Ereignisuntersuchung</w:t>
       </w:r>
     </w:p>
     <w:p>
       <w:pPr>
-        <w:spacing w:before="240" w:after="120"/>
+        <w:spacing w:before="180" w:after="100"/>
+        <w:keepNext/>
       </w:pPr>
       <w:r>
         <w:rPr>
@@ -30,8 +33,9 @@
           <w:color w:val="C04E1A"/>
           <w:sz w:val="26"/>
           <w:szCs w:val="26"/>
+          <w:lang w:val="de-CH"/>
         </w:rPr>
-        <w:t xml:space="preserve">WAS IST EINE EREIGNISABKLÄRUNG?</w:t>
+        <w:t xml:space="preserve">Zweck und Verantwortlichkeiten</w:t>
       </w:r>
     </w:p>
     <w:tbl>
@@ -51,6 +55,9 @@
         <w:gridCol w:w="7066"/>
       </w:tblGrid>
       <w:tr>
+        <w:trPr>
+          <w:cantSplit/>
+        </w:trPr>
         <w:tc>
           <w:tcPr>
             <w:tcW w:type="dxa" w:w="3400"/>
@@ -76,10 +83,11 @@
                 <w:b/>
                 <w:bCs/>
                 <w:color w:val="000000"/>
-                <w:sz w:val="22"/>
-                <w:szCs w:val="22"/>
-              </w:rPr>
-              <w:t xml:space="preserve">Was es ist</w:t>
+                <w:sz w:val="21"/>
+                <w:szCs w:val="22"/>
+                <w:lang w:val="de-CH"/>
+              </w:rPr>
+              <w:t xml:space="preserve">Zweck</w:t>
             </w:r>
           </w:p>
         </w:tc>
@@ -105,59 +113,73 @@
               <w:rPr>
                 <w:rFonts w:ascii="Arial" w:cs="Arial" w:eastAsia="Arial" w:hAnsi="Arial"/>
                 <w:color w:val="000000"/>
-                <w:sz w:val="22"/>
-                <w:szCs w:val="22"/>
-              </w:rPr>
-              <w:t xml:space="preserve">Ein strukturierter Prozess, um herauszufinden, was passiert ist, warum es passiert ist und was geändert werden muss, damit es sich nicht wiederholt.</w:t>
-            </w:r>
-          </w:p>
-          <w:p>
-            <w:r>
-              <w:rPr>
-                <w:rFonts w:ascii="Arial" w:cs="Arial" w:eastAsia="Arial" w:hAnsi="Arial"/>
-                <w:color w:val="000000"/>
-                <w:sz w:val="6"/>
+                <w:sz w:val="21"/>
+                <w:szCs w:val="22"/>
+                <w:lang w:val="de-CH"/>
+              </w:rPr>
+              <w:t xml:space="preserve">Mit diesem Verfahren untersuchen Sie Unfälle, Beinaheunfälle und Sachschäden. Halten Sie fest, was passiert ist, ermitteln Sie die Ursachen und vereinbaren Sie Massnahmen, um eine Wiederholung zu verhindern.</w:t>
+            </w:r>
+          </w:p>
+          <w:p>
+            <w:pPr>
+              <w:spacing w:before="0" w:after="0" w:line="100" w:lineRule="exact"/>
+            </w:pPr>
+            <w:r>
+              <w:rPr>
+                <w:rFonts w:ascii="Arial" w:cs="Arial" w:eastAsia="Arial" w:hAnsi="Arial"/>
+                <w:color w:val="000000"/>
+                <w:sz w:val="10"/>
                 <w:szCs w:val="6"/>
-              </w:rPr>
-              <w:t xml:space="preserve"/>
-            </w:r>
-          </w:p>
-          <w:p>
-            <w:r>
-              <w:rPr>
-                <w:rFonts w:ascii="Arial" w:cs="Arial" w:eastAsia="Arial" w:hAnsi="Arial"/>
-                <w:color w:val="000000"/>
-                <w:sz w:val="22"/>
-                <w:szCs w:val="22"/>
-              </w:rPr>
-              <w:t xml:space="preserve">Eine sachliche Untersuchung — keine Suche nach Schuldigen. Ziel ist es, aus dem Ereignis zu lernen und die Arbeitsorganisation zu verbessern.</w:t>
-            </w:r>
-          </w:p>
-          <w:p>
-            <w:r>
-              <w:rPr>
-                <w:rFonts w:ascii="Arial" w:cs="Arial" w:eastAsia="Arial" w:hAnsi="Arial"/>
-                <w:color w:val="000000"/>
-                <w:sz w:val="6"/>
+                <w:lang w:val="de-CH"/>
+              </w:rPr>
+              <w:t xml:space="preserve"/>
+            </w:r>
+          </w:p>
+          <w:p>
+            <w:r>
+              <w:rPr>
+                <w:rFonts w:ascii="Arial" w:cs="Arial" w:eastAsia="Arial" w:hAnsi="Arial"/>
+                <w:color w:val="000000"/>
+                <w:sz w:val="21"/>
+                <w:szCs w:val="22"/>
+                <w:lang w:val="de-CH"/>
+              </w:rPr>
+              <w:t xml:space="preserve">Stützen Sie die Untersuchung auf Fakten. Prüfen Sie, wie die Arbeit organisiert war, welche Gefahren bestanden und welche Schutzmassnahmen versagt haben.</w:t>
+            </w:r>
+          </w:p>
+          <w:p>
+            <w:pPr>
+              <w:spacing w:before="0" w:after="0" w:line="100" w:lineRule="exact"/>
+            </w:pPr>
+            <w:r>
+              <w:rPr>
+                <w:rFonts w:ascii="Arial" w:cs="Arial" w:eastAsia="Arial" w:hAnsi="Arial"/>
+                <w:color w:val="000000"/>
+                <w:sz w:val="10"/>
                 <w:szCs w:val="6"/>
-              </w:rPr>
-              <w:t xml:space="preserve"/>
-            </w:r>
-          </w:p>
-          <w:p>
-            <w:r>
-              <w:rPr>
-                <w:rFonts w:ascii="Arial" w:cs="Arial" w:eastAsia="Arial" w:hAnsi="Arial"/>
-                <w:color w:val="000000"/>
-                <w:sz w:val="22"/>
-                <w:szCs w:val="22"/>
-              </w:rPr>
-              <w:t xml:space="preserve">Ein praktisches Werkzeug, das Vorgesetzten hilft, Fakten zu sammeln, Ursachen zu ermitteln und wirksame Korrekturmassnahmen zu vereinbaren.</w:t>
+                <w:lang w:val="de-CH"/>
+              </w:rPr>
+              <w:t xml:space="preserve"/>
+            </w:r>
+          </w:p>
+          <w:p>
+            <w:r>
+              <w:rPr>
+                <w:rFonts w:ascii="Arial" w:cs="Arial" w:eastAsia="Arial" w:hAnsi="Arial"/>
+                <w:color w:val="000000"/>
+                <w:sz w:val="21"/>
+                <w:szCs w:val="22"/>
+                <w:lang w:val="de-CH"/>
+              </w:rPr>
+              <w:t xml:space="preserve">Vorgesetzte nutzen das Formular, um Belege zu sammeln, Ursachen zu ermitteln und Korrekturmassnahmen zuzuweisen.</w:t>
             </w:r>
           </w:p>
         </w:tc>
       </w:tr>
       <w:tr>
+        <w:trPr>
+          <w:cantSplit/>
+        </w:trPr>
         <w:tc>
           <w:tcPr>
             <w:tcW w:type="dxa" w:w="3400"/>
@@ -183,10 +205,11 @@
                 <w:b/>
                 <w:bCs/>
                 <w:color w:val="000000"/>
-                <w:sz w:val="22"/>
-                <w:szCs w:val="22"/>
-              </w:rPr>
-              <w:t xml:space="preserve">Was es nicht ist</w:t>
+                <w:sz w:val="21"/>
+                <w:szCs w:val="22"/>
+                <w:lang w:val="de-CH"/>
+              </w:rPr>
+              <w:t xml:space="preserve">Anwendung</w:t>
             </w:r>
           </w:p>
         </w:tc>
@@ -212,59 +235,73 @@
               <w:rPr>
                 <w:rFonts w:ascii="Arial" w:cs="Arial" w:eastAsia="Arial" w:hAnsi="Arial"/>
                 <w:color w:val="000000"/>
-                <w:sz w:val="22"/>
-                <w:szCs w:val="22"/>
-              </w:rPr>
-              <w:t xml:space="preserve">Kein Disziplinarverfahren und kein Mittel zur Schuldzuweisung.</w:t>
-            </w:r>
-          </w:p>
-          <w:p>
-            <w:r>
-              <w:rPr>
-                <w:rFonts w:ascii="Arial" w:cs="Arial" w:eastAsia="Arial" w:hAnsi="Arial"/>
-                <w:color w:val="000000"/>
-                <w:sz w:val="6"/>
+                <w:sz w:val="21"/>
+                <w:szCs w:val="22"/>
+                <w:lang w:val="de-CH"/>
+              </w:rPr>
+              <w:t xml:space="preserve">Führen Sie die Untersuchung getrennt von Disziplinarverfahren durch. Konzentrieren Sie sich auf die Bedingungen und Entscheidungen, die zum Ereignis beigetragen haben.</w:t>
+            </w:r>
+          </w:p>
+          <w:p>
+            <w:pPr>
+              <w:spacing w:before="0" w:after="0" w:line="100" w:lineRule="exact"/>
+            </w:pPr>
+            <w:r>
+              <w:rPr>
+                <w:rFonts w:ascii="Arial" w:cs="Arial" w:eastAsia="Arial" w:hAnsi="Arial"/>
+                <w:color w:val="000000"/>
+                <w:sz w:val="10"/>
                 <w:szCs w:val="6"/>
-              </w:rPr>
-              <w:t xml:space="preserve"/>
-            </w:r>
-          </w:p>
-          <w:p>
-            <w:r>
-              <w:rPr>
-                <w:rFonts w:ascii="Arial" w:cs="Arial" w:eastAsia="Arial" w:hAnsi="Arial"/>
-                <w:color w:val="000000"/>
-                <w:sz w:val="22"/>
-                <w:szCs w:val="22"/>
-              </w:rPr>
-              <w:t xml:space="preserve">Keine Formalität — wenn die Untersuchung nicht zu konkreten Massnahmen führt, hat sie keinen Wert.</w:t>
-            </w:r>
-          </w:p>
-          <w:p>
-            <w:r>
-              <w:rPr>
-                <w:rFonts w:ascii="Arial" w:cs="Arial" w:eastAsia="Arial" w:hAnsi="Arial"/>
-                <w:color w:val="000000"/>
-                <w:sz w:val="6"/>
+                <w:lang w:val="de-CH"/>
+              </w:rPr>
+              <w:t xml:space="preserve"/>
+            </w:r>
+          </w:p>
+          <w:p>
+            <w:r>
+              <w:rPr>
+                <w:rFonts w:ascii="Arial" w:cs="Arial" w:eastAsia="Arial" w:hAnsi="Arial"/>
+                <w:color w:val="000000"/>
+                <w:sz w:val="21"/>
+                <w:szCs w:val="22"/>
+                <w:lang w:val="de-CH"/>
+              </w:rPr>
+              <w:t xml:space="preserve">Schliessen Sie die Untersuchung mit vereinbarten Massnahmen, benannten Verantwortlichen und Terminen ab. Prüfen Sie die Umsetzung und Wirksamkeit.</w:t>
+            </w:r>
+          </w:p>
+          <w:p>
+            <w:pPr>
+              <w:spacing w:before="0" w:after="0" w:line="100" w:lineRule="exact"/>
+            </w:pPr>
+            <w:r>
+              <w:rPr>
+                <w:rFonts w:ascii="Arial" w:cs="Arial" w:eastAsia="Arial" w:hAnsi="Arial"/>
+                <w:color w:val="000000"/>
+                <w:sz w:val="10"/>
                 <w:szCs w:val="6"/>
-              </w:rPr>
-              <w:t xml:space="preserve"/>
-            </w:r>
-          </w:p>
-          <w:p>
-            <w:r>
-              <w:rPr>
-                <w:rFonts w:ascii="Arial" w:cs="Arial" w:eastAsia="Arial" w:hAnsi="Arial"/>
-                <w:color w:val="000000"/>
-                <w:sz w:val="22"/>
-                <w:szCs w:val="22"/>
-              </w:rPr>
-              <w:t xml:space="preserve">Nichts, was nur Spezialisten können — die meisten Arbeitsunfälle können und sollen vom direkten Vorgesetzten untersucht werden, mit Unterstützung.</w:t>
+                <w:lang w:val="de-CH"/>
+              </w:rPr>
+              <w:t xml:space="preserve"/>
+            </w:r>
+          </w:p>
+          <w:p>
+            <w:r>
+              <w:rPr>
+                <w:rFonts w:ascii="Arial" w:cs="Arial" w:eastAsia="Arial" w:hAnsi="Arial"/>
+                <w:color w:val="000000"/>
+                <w:sz w:val="21"/>
+                <w:szCs w:val="22"/>
+                <w:lang w:val="de-CH"/>
+              </w:rPr>
+              <w:t xml:space="preserve">In der Regel untersucht die direkt vorgesetzte Person betriebliche Ereignisse. Mitarbeitende und Sicherheitsbeauftragte unterstützen sie bei Bedarf.</w:t>
             </w:r>
           </w:p>
         </w:tc>
       </w:tr>
       <w:tr>
+        <w:trPr>
+          <w:cantSplit/>
+        </w:trPr>
         <w:tc>
           <w:tcPr>
             <w:tcW w:type="dxa" w:w="3400"/>
@@ -290,10 +327,11 @@
                 <w:b/>
                 <w:bCs/>
                 <w:color w:val="000000"/>
-                <w:sz w:val="22"/>
-                <w:szCs w:val="22"/>
-              </w:rPr>
-              <w:t xml:space="preserve">Warum wir es tun</w:t>
+                <w:sz w:val="21"/>
+                <w:szCs w:val="22"/>
+                <w:lang w:val="de-CH"/>
+              </w:rPr>
+              <w:t xml:space="preserve">Pflichten des Arbeitgebers</w:t>
             </w:r>
           </w:p>
         </w:tc>
@@ -319,95 +357,116 @@
               <w:rPr>
                 <w:rFonts w:ascii="Arial" w:cs="Arial" w:eastAsia="Arial" w:hAnsi="Arial"/>
                 <w:color w:val="000000"/>
-                <w:sz w:val="22"/>
-                <w:szCs w:val="22"/>
-              </w:rPr>
-              <w:t xml:space="preserve">Der Arbeitgeber ist verpflichtet, alle Massnahmen zu treffen, die für die Verhütung von Unfällen und den Gesundheitsschutz notwendig sind (VUV Art. 3). Dazu gehört auch, aus Ereignissen zu lernen.</w:t>
-            </w:r>
-          </w:p>
-          <w:p>
-            <w:r>
-              <w:rPr>
-                <w:rFonts w:ascii="Arial" w:cs="Arial" w:eastAsia="Arial" w:hAnsi="Arial"/>
-                <w:color w:val="000000"/>
-                <w:sz w:val="6"/>
+                <w:sz w:val="21"/>
+                <w:szCs w:val="22"/>
+                <w:lang w:val="de-CH"/>
+              </w:rPr>
+              <w:t xml:space="preserve">Der Arbeitgeber muss die notwendigen Massnahmen zur Unfallverhütung und zum Gesundheitsschutz treffen (VUV Art. 3). Dazu gehören die Gefahrenermittlung, sichere Arbeitsverfahren und das Lernen aus Ereignissen.</w:t>
+            </w:r>
+          </w:p>
+          <w:p>
+            <w:pPr>
+              <w:spacing w:before="0" w:after="0" w:line="100" w:lineRule="exact"/>
+            </w:pPr>
+            <w:r>
+              <w:rPr>
+                <w:rFonts w:ascii="Arial" w:cs="Arial" w:eastAsia="Arial" w:hAnsi="Arial"/>
+                <w:color w:val="000000"/>
+                <w:sz w:val="10"/>
                 <w:szCs w:val="6"/>
-              </w:rPr>
-              <w:t xml:space="preserve"/>
-            </w:r>
-          </w:p>
-          <w:p>
-            <w:r>
-              <w:rPr>
-                <w:rFonts w:ascii="Arial" w:cs="Arial" w:eastAsia="Arial" w:hAnsi="Arial"/>
-                <w:color w:val="000000"/>
-                <w:sz w:val="22"/>
-                <w:szCs w:val="22"/>
-              </w:rPr>
-              <w:t xml:space="preserve">Der Arbeitgeber muss alle Arbeitnehmenden über Gefahren informieren und über Sicherheitsmassnahmen instruieren (VUV Art. 6). Eine Ereignisabklärung zeigt, ob dies tatsächlich geschehen ist — und wo es versagt hat.</w:t>
-            </w:r>
-          </w:p>
-          <w:p>
-            <w:r>
-              <w:rPr>
-                <w:rFonts w:ascii="Arial" w:cs="Arial" w:eastAsia="Arial" w:hAnsi="Arial"/>
-                <w:color w:val="000000"/>
-                <w:sz w:val="6"/>
+                <w:lang w:val="de-CH"/>
+              </w:rPr>
+              <w:t xml:space="preserve"/>
+            </w:r>
+          </w:p>
+          <w:p>
+            <w:r>
+              <w:rPr>
+                <w:rFonts w:ascii="Arial" w:cs="Arial" w:eastAsia="Arial" w:hAnsi="Arial"/>
+                <w:color w:val="000000"/>
+                <w:sz w:val="21"/>
+                <w:szCs w:val="22"/>
+                <w:lang w:val="de-CH"/>
+              </w:rPr>
+              <w:t xml:space="preserve">Der Arbeitgeber muss die Arbeitnehmenden über Gefahren informieren und über Sicherheitsmassnahmen instruieren (VUV Art. 6). Prüfen Sie, welche Informationen und Instruktionen vermittelt wurden und ob sie die Tätigkeit abdeckten.</w:t>
+            </w:r>
+          </w:p>
+          <w:p>
+            <w:pPr>
+              <w:spacing w:before="0" w:after="0" w:line="100" w:lineRule="exact"/>
+            </w:pPr>
+            <w:r>
+              <w:rPr>
+                <w:rFonts w:ascii="Arial" w:cs="Arial" w:eastAsia="Arial" w:hAnsi="Arial"/>
+                <w:color w:val="000000"/>
+                <w:sz w:val="10"/>
                 <w:szCs w:val="6"/>
-              </w:rPr>
-              <w:t xml:space="preserve"/>
-            </w:r>
-          </w:p>
-          <w:p>
-            <w:r>
-              <w:rPr>
-                <w:rFonts w:ascii="Arial" w:cs="Arial" w:eastAsia="Arial" w:hAnsi="Arial"/>
-                <w:color w:val="000000"/>
-                <w:sz w:val="22"/>
-                <w:szCs w:val="22"/>
-              </w:rPr>
-              <w:t xml:space="preserve">Die Suva empfiehlt, nach jedem Unfall, Beinahe-Unfall und Sachschaden eine betriebsinterne Abklärung durchzuführen (Suva 66100). Die Abklärung schafft einen nachvollziehbaren Nachweis, dass der Betrieb gelernt und gehandelt hat.</w:t>
-            </w:r>
-          </w:p>
-          <w:p>
-            <w:r>
-              <w:rPr>
-                <w:rFonts w:ascii="Arial" w:cs="Arial" w:eastAsia="Arial" w:hAnsi="Arial"/>
-                <w:color w:val="000000"/>
-                <w:sz w:val="6"/>
+                <w:lang w:val="de-CH"/>
+              </w:rPr>
+              <w:t xml:space="preserve"/>
+            </w:r>
+          </w:p>
+          <w:p>
+            <w:r>
+              <w:rPr>
+                <w:rFonts w:ascii="Arial" w:cs="Arial" w:eastAsia="Arial" w:hAnsi="Arial"/>
+                <w:color w:val="000000"/>
+                <w:sz w:val="21"/>
+                <w:szCs w:val="22"/>
+                <w:lang w:val="de-CH"/>
+              </w:rPr>
+              <w:t xml:space="preserve">Die Suva empfiehlt nach jedem Unfall, Beinaheunfall und Sachschaden eine betriebsinterne Untersuchung (Suva 66100). Dokumentieren Sie die Erkenntnisse und Massnahmen, damit deren Umsetzung überprüft werden kann.</w:t>
+            </w:r>
+          </w:p>
+          <w:p>
+            <w:pPr>
+              <w:spacing w:before="0" w:after="0" w:line="100" w:lineRule="exact"/>
+            </w:pPr>
+            <w:r>
+              <w:rPr>
+                <w:rFonts w:ascii="Arial" w:cs="Arial" w:eastAsia="Arial" w:hAnsi="Arial"/>
+                <w:color w:val="000000"/>
+                <w:sz w:val="10"/>
                 <w:szCs w:val="6"/>
-              </w:rPr>
-              <w:t xml:space="preserve"/>
-            </w:r>
-          </w:p>
-          <w:p>
-            <w:r>
-              <w:rPr>
-                <w:rFonts w:ascii="Arial" w:cs="Arial" w:eastAsia="Arial" w:hAnsi="Arial"/>
-                <w:color w:val="000000"/>
-                <w:sz w:val="22"/>
-                <w:szCs w:val="22"/>
-              </w:rPr>
-              <w:t xml:space="preserve">Gemäss UVG Art. 82 muss der Arbeitgeber alle Massnahmen treffen, die nach der Erfahrung notwendig, nach dem Stand der Technik anwendbar und den Verhältnissen des Betriebes angemessen sind. Eine korrekte Abklärung zeigt, welche Massnahmen das sind.</w:t>
+                <w:lang w:val="de-CH"/>
+              </w:rPr>
+              <w:t xml:space="preserve"/>
+            </w:r>
+          </w:p>
+          <w:p>
+            <w:r>
+              <w:rPr>
+                <w:rFonts w:ascii="Arial" w:cs="Arial" w:eastAsia="Arial" w:hAnsi="Arial"/>
+                <w:color w:val="000000"/>
+                <w:sz w:val="21"/>
+                <w:szCs w:val="22"/>
+                <w:lang w:val="de-CH"/>
+              </w:rPr>
+              <w:t xml:space="preserve">Gemäss UVG Art. 82 muss der Arbeitgeber Massnahmen treffen, die nach der Erfahrung notwendig, nach dem Stand der Technik anwendbar und den Verhältnissen des Betriebes angemessen sind. Ermitteln Sie mit der Untersuchung, welche Massnahmen nötig sind.</w:t>
             </w:r>
           </w:p>
         </w:tc>
       </w:tr>
     </w:tbl>
     <w:p>
+      <w:pPr>
+        <w:spacing w:before="0" w:after="0" w:line="100" w:lineRule="exact"/>
+      </w:pPr>
       <w:r>
         <w:rPr>
           <w:rFonts w:ascii="Arial" w:cs="Arial" w:eastAsia="Arial" w:hAnsi="Arial"/>
           <w:color w:val="000000"/>
-          <w:sz w:val="6"/>
+          <w:sz w:val="10"/>
           <w:szCs w:val="6"/>
+          <w:lang w:val="de-CH"/>
         </w:rPr>
         <w:t xml:space="preserve"/>
       </w:r>
     </w:p>
     <w:p>
       <w:pPr>
-        <w:spacing w:before="240" w:after="120"/>
+        <w:spacing w:before="180" w:after="100"/>
+        <w:keepNext/>
       </w:pPr>
       <w:r>
         <w:rPr>
@@ -417,8 +476,9 @@
           <w:color w:val="C04E1A"/>
           <w:sz w:val="26"/>
           <w:szCs w:val="26"/>
+          <w:lang w:val="de-CH"/>
         </w:rPr>
-        <w:t xml:space="preserve">WANN ABKLÄREN?</w:t>
+        <w:t xml:space="preserve">Wann untersuchen</w:t>
       </w:r>
     </w:p>
     <w:tbl>
@@ -438,6 +498,9 @@
         <w:gridCol w:w="7066"/>
       </w:tblGrid>
       <w:tr>
+        <w:trPr>
+          <w:cantSplit/>
+        </w:trPr>
         <w:tc>
           <w:tcPr>
             <w:tcW w:type="dxa" w:w="3400"/>
@@ -463,8 +526,9 @@
                 <w:b/>
                 <w:bCs/>
                 <w:color w:val="000000"/>
-                <w:sz w:val="22"/>
-                <w:szCs w:val="22"/>
+                <w:sz w:val="21"/>
+                <w:szCs w:val="22"/>
+                <w:lang w:val="de-CH"/>
               </w:rPr>
               <w:t xml:space="preserve">Immer</w:t>
             </w:r>
@@ -492,15 +556,19 @@
               <w:rPr>
                 <w:rFonts w:ascii="Arial" w:cs="Arial" w:eastAsia="Arial" w:hAnsi="Arial"/>
                 <w:color w:val="000000"/>
-                <w:sz w:val="22"/>
-                <w:szCs w:val="22"/>
-              </w:rPr>
-              <w:t xml:space="preserve">Bei jedem Unfall mit Verletzung, bei jedem Ereignis mit Arbeitsausfall, bei jeder Behandlung über Erste Hilfe hinaus.</w:t>
+                <w:sz w:val="21"/>
+                <w:szCs w:val="22"/>
+                <w:lang w:val="de-CH"/>
+              </w:rPr>
+              <w:t xml:space="preserve">Jeden Unfall mit Verletzung, jedes Ereignis mit Arbeitsausfall und jedes Ereignis, das eine Behandlung über Erste Hilfe hinaus erfordert.</w:t>
             </w:r>
           </w:p>
         </w:tc>
       </w:tr>
       <w:tr>
+        <w:trPr>
+          <w:cantSplit/>
+        </w:trPr>
         <w:tc>
           <w:tcPr>
             <w:tcW w:type="dxa" w:w="3400"/>
@@ -526,10 +594,11 @@
                 <w:b/>
                 <w:bCs/>
                 <w:color w:val="000000"/>
-                <w:sz w:val="22"/>
-                <w:szCs w:val="22"/>
-              </w:rPr>
-              <w:t xml:space="preserve">Ebenfalls abklären</w:t>
+                <w:sz w:val="21"/>
+                <w:szCs w:val="22"/>
+                <w:lang w:val="de-CH"/>
+              </w:rPr>
+              <w:t xml:space="preserve">Ebenfalls untersuchen</w:t>
             </w:r>
           </w:p>
         </w:tc>
@@ -555,15 +624,19 @@
               <w:rPr>
                 <w:rFonts w:ascii="Arial" w:cs="Arial" w:eastAsia="Arial" w:hAnsi="Arial"/>
                 <w:color w:val="000000"/>
-                <w:sz w:val="22"/>
-                <w:szCs w:val="22"/>
-              </w:rPr>
-              <w:t xml:space="preserve">Beinahe-Unfälle, Sachschäden, gefährliche Vorkommnisse. Diese sind Warnzeichen — unter denselben Bedingungen kann es nächstes Mal zu einer schweren Verletzung kommen.</w:t>
+                <w:sz w:val="21"/>
+                <w:szCs w:val="22"/>
+                <w:lang w:val="de-CH"/>
+              </w:rPr>
+              <w:t xml:space="preserve">Untersuchen Sie Beinaheunfälle, Sachschäden und gefährliche Vorkommnisse. Prüfen Sie, ob dieselben Bedingungen zu einer schweren Verletzung führen könnten.</w:t>
             </w:r>
           </w:p>
         </w:tc>
       </w:tr>
       <w:tr>
+        <w:trPr>
+          <w:cantSplit/>
+        </w:trPr>
         <w:tc>
           <w:tcPr>
             <w:tcW w:type="dxa" w:w="3400"/>
@@ -589,8 +662,9 @@
                 <w:b/>
                 <w:bCs/>
                 <w:color w:val="000000"/>
-                <w:sz w:val="22"/>
-                <w:szCs w:val="22"/>
+                <w:sz w:val="21"/>
+                <w:szCs w:val="22"/>
+                <w:lang w:val="de-CH"/>
               </w:rPr>
               <w:t xml:space="preserve">Meldepflichten</w:t>
             </w:r>
@@ -613,6 +687,46 @@
             </w:tcMar>
             <w:vAlign w:val="top"/>
           </w:tcPr>
+          <w:p>
+            <w:r>
+              <w:rPr>
+                <w:rFonts w:ascii="Arial" w:cs="Arial" w:eastAsia="Arial" w:hAnsi="Arial"/>
+                <w:b w:val="0"/>
+                <w:bCs/>
+                <w:color w:val="000000"/>
+                <w:sz w:val="21"/>
+                <w:szCs w:val="22"/>
+                <w:lang w:val="de-CH"/>
+              </w:rPr>
+              <w:t xml:space="preserve">Melden Sie Berufsunfälle umgehend dem Unfallversicherer. Für die Suva-Bagatellunfallmeldung darf die Arbeitsunfähigkeit höchstens 3 Tage einschliesslich des Unfalltags dauern. Zahnschäden, Rückfälle und Berufskrankheiten sind mit der ordentlichen Unfallmeldung zu melden.</w:t>
+            </w:r>
+            <w:r>
+              <w:rPr>
+                <w:rFonts w:ascii="Arial" w:cs="Arial" w:eastAsia="Arial" w:hAnsi="Arial"/>
+                <w:color w:val="000000"/>
+                <w:sz w:val="21"/>
+                <w:szCs w:val="22"/>
+                <w:b w:val="0"/>
+                <w:lang w:val="de-CH"/>
+              </w:rPr>
+              <w:t xml:space="preserve"/>
+            </w:r>
+          </w:p>
+          <w:p>
+            <w:pPr>
+              <w:spacing w:before="0" w:after="0" w:line="100" w:lineRule="exact"/>
+            </w:pPr>
+            <w:r>
+              <w:rPr>
+                <w:rFonts w:ascii="Arial" w:cs="Arial" w:eastAsia="Arial" w:hAnsi="Arial"/>
+                <w:color w:val="000000"/>
+                <w:sz w:val="10"/>
+                <w:szCs w:val="6"/>
+                <w:lang w:val="de-CH"/>
+              </w:rPr>
+              <w:t xml:space="preserve"/>
+            </w:r>
+          </w:p>
           <w:p>
             <w:r>
               <w:rPr>
@@ -620,41 +734,9 @@
                 <w:b/>
                 <w:bCs/>
                 <w:color w:val="000000"/>
-                <w:sz w:val="22"/>
-                <w:szCs w:val="22"/>
-              </w:rPr>
-              <w:t xml:space="preserve">Alle Berufsunfälle: </w:t>
-            </w:r>
-            <w:r>
-              <w:rPr>
-                <w:rFonts w:ascii="Arial" w:cs="Arial" w:eastAsia="Arial" w:hAnsi="Arial"/>
-                <w:color w:val="000000"/>
-                <w:sz w:val="22"/>
-                <w:szCs w:val="22"/>
-              </w:rPr>
-              <w:t xml:space="preserve">Der Arbeitgeber muss eine Schadenmeldung beim Unfallversicherer einreichen (Suva oder privater Versicherer). Bei Bagatellunfällen (≤3 Tage Arbeitsausfall) die Bagatellunfall-Meldung verwenden.</w:t>
-            </w:r>
-          </w:p>
-          <w:p>
-            <w:r>
-              <w:rPr>
-                <w:rFonts w:ascii="Arial" w:cs="Arial" w:eastAsia="Arial" w:hAnsi="Arial"/>
-                <w:color w:val="000000"/>
-                <w:sz w:val="6"/>
-                <w:szCs w:val="6"/>
-              </w:rPr>
-              <w:t xml:space="preserve"/>
-            </w:r>
-          </w:p>
-          <w:p>
-            <w:r>
-              <w:rPr>
-                <w:rFonts w:ascii="Arial" w:cs="Arial" w:eastAsia="Arial" w:hAnsi="Arial"/>
-                <w:b/>
-                <w:bCs/>
-                <w:color w:val="000000"/>
-                <w:sz w:val="22"/>
-                <w:szCs w:val="22"/>
+                <w:sz w:val="21"/>
+                <w:szCs w:val="22"/>
+                <w:lang w:val="de-CH"/>
               </w:rPr>
               <w:t xml:space="preserve">Schwere oder tödliche Unfälle: </w:t>
             </w:r>
@@ -662,22 +744,27 @@
               <w:rPr>
                 <w:rFonts w:ascii="Arial" w:cs="Arial" w:eastAsia="Arial" w:hAnsi="Arial"/>
                 <w:color w:val="000000"/>
-                <w:sz w:val="22"/>
-                <w:szCs w:val="22"/>
-              </w:rPr>
-              <w:t xml:space="preserve">Sofort Notfalldienste alarmieren (144 Sanität, 117 Polizei, 118 Feuerwehr). Unfallstelle sichern. Vorgesetzte informieren. Schadenmeldung so rasch wie möglich einreichen.</w:t>
+                <w:sz w:val="21"/>
+                <w:szCs w:val="22"/>
+                <w:lang w:val="de-CH"/>
+              </w:rPr>
+              <w:t xml:space="preserve">sofort Notfalldienste alarmieren (144 Sanität, 117 Polizei, 118 Feuerwehr). Unfallstelle sichern, Geschäftsleitung informieren und die Unfallmeldung so rasch wie möglich einreichen.</w:t>
             </w:r>
           </w:p>
         </w:tc>
       </w:tr>
     </w:tbl>
     <w:p>
+      <w:pPr>
+        <w:spacing w:before="0" w:after="0" w:line="100" w:lineRule="exact"/>
+      </w:pPr>
       <w:r>
         <w:rPr>
           <w:rFonts w:ascii="Arial" w:cs="Arial" w:eastAsia="Arial" w:hAnsi="Arial"/>
           <w:color w:val="000000"/>
-          <w:sz w:val="6"/>
+          <w:sz w:val="10"/>
           <w:szCs w:val="6"/>
+          <w:lang w:val="de-CH"/>
         </w:rPr>
         <w:t xml:space="preserve"/>
       </w:r>
@@ -685,6 +772,7 @@
     <w:p>
       <w:pPr>
         <w:spacing w:before="240" w:after="120"/>
+        <w:keepNext/>
       </w:pPr>
       <w:r>
         <w:rPr>
@@ -694,8 +782,9 @@
           <w:color w:val="C04E1A"/>
           <w:sz w:val="26"/>
           <w:szCs w:val="26"/>
+          <w:lang w:val="de-CH"/>
         </w:rPr>
-        <w:t xml:space="preserve">ROLLEN</w:t>
+        <w:t xml:space="preserve">Rollen</w:t>
       </w:r>
     </w:p>
     <w:tbl>
@@ -715,6 +804,9 @@
         <w:gridCol w:w="7066"/>
       </w:tblGrid>
       <w:tr>
+        <w:trPr>
+          <w:cantSplit/>
+        </w:trPr>
         <w:tc>
           <w:tcPr>
             <w:tcW w:type="dxa" w:w="3400"/>
@@ -740,8 +832,9 @@
                 <w:b/>
                 <w:bCs/>
                 <w:color w:val="000000"/>
-                <w:sz w:val="22"/>
-                <w:szCs w:val="22"/>
+                <w:sz w:val="21"/>
+                <w:szCs w:val="22"/>
+                <w:lang w:val="de-CH"/>
               </w:rPr>
               <w:t xml:space="preserve">Untersuchungsleitung</w:t>
             </w:r>
@@ -769,37 +862,46 @@
               <w:rPr>
                 <w:rFonts w:ascii="Arial" w:cs="Arial" w:eastAsia="Arial" w:hAnsi="Arial"/>
                 <w:color w:val="000000"/>
-                <w:sz w:val="22"/>
-                <w:szCs w:val="22"/>
-              </w:rPr>
-              <w:t xml:space="preserve">In der Regel der/die direkte Vorgesetzte des betroffenen Bereichs. Bei schweren Ereignissen: die Sicherheitsfachperson (SiBe / KOPAS) oder eine externe Fachperson.</w:t>
-            </w:r>
-          </w:p>
-          <w:p>
-            <w:r>
-              <w:rPr>
-                <w:rFonts w:ascii="Arial" w:cs="Arial" w:eastAsia="Arial" w:hAnsi="Arial"/>
-                <w:color w:val="000000"/>
-                <w:sz w:val="6"/>
+                <w:sz w:val="21"/>
+                <w:szCs w:val="22"/>
+                <w:lang w:val="de-CH"/>
+              </w:rPr>
+              <w:t xml:space="preserve">In der Regel die direkt vorgesetzte Person des betroffenen Bereichs. Bei schweren Ereignissen die Sicherheitsbeauftragte oder den Sicherheitsbeauftragten (SiBe), die Kontaktperson für Arbeitssicherheit (KOPAS) oder eine externe Fachperson beauftragen.</w:t>
+            </w:r>
+          </w:p>
+          <w:p>
+            <w:pPr>
+              <w:spacing w:before="0" w:after="0" w:line="100" w:lineRule="exact"/>
+            </w:pPr>
+            <w:r>
+              <w:rPr>
+                <w:rFonts w:ascii="Arial" w:cs="Arial" w:eastAsia="Arial" w:hAnsi="Arial"/>
+                <w:color w:val="000000"/>
+                <w:sz w:val="10"/>
                 <w:szCs w:val="6"/>
-              </w:rPr>
-              <w:t xml:space="preserve"/>
-            </w:r>
-          </w:p>
-          <w:p>
-            <w:r>
-              <w:rPr>
-                <w:rFonts w:ascii="Arial" w:cs="Arial" w:eastAsia="Arial" w:hAnsi="Arial"/>
-                <w:color w:val="000000"/>
-                <w:sz w:val="22"/>
-                <w:szCs w:val="22"/>
-              </w:rPr>
-              <w:t xml:space="preserve">Verantwortlich für Faktensammlung, Befragungen, Ursachenanalyse, Bericht und Nachverfolgung der Massnahmen.</w:t>
+                <w:lang w:val="de-CH"/>
+              </w:rPr>
+              <w:t xml:space="preserve"/>
+            </w:r>
+          </w:p>
+          <w:p>
+            <w:r>
+              <w:rPr>
+                <w:rFonts w:ascii="Arial" w:cs="Arial" w:eastAsia="Arial" w:hAnsi="Arial"/>
+                <w:color w:val="000000"/>
+                <w:sz w:val="21"/>
+                <w:szCs w:val="22"/>
+                <w:lang w:val="de-CH"/>
+              </w:rPr>
+              <w:t xml:space="preserve">Sammelt Fakten, führt Befragungen durch, analysiert Ursachen, erstellt den Bericht und verfolgt die Massnahmen nach.</w:t>
             </w:r>
           </w:p>
         </w:tc>
       </w:tr>
       <w:tr>
+        <w:trPr>
+          <w:cantSplit/>
+        </w:trPr>
         <w:tc>
           <w:tcPr>
             <w:tcW w:type="dxa" w:w="3400"/>
@@ -825,8 +927,9 @@
                 <w:b/>
                 <w:bCs/>
                 <w:color w:val="000000"/>
-                <w:sz w:val="22"/>
-                <w:szCs w:val="22"/>
+                <w:sz w:val="21"/>
+                <w:szCs w:val="22"/>
+                <w:lang w:val="de-CH"/>
               </w:rPr>
               <w:t xml:space="preserve">Untersuchungsteam</w:t>
             </w:r>
@@ -854,15 +957,19 @@
               <w:rPr>
                 <w:rFonts w:ascii="Arial" w:cs="Arial" w:eastAsia="Arial" w:hAnsi="Arial"/>
                 <w:color w:val="000000"/>
-                <w:sz w:val="22"/>
-                <w:szCs w:val="22"/>
-              </w:rPr>
-              <w:t xml:space="preserve">Standard: Vorgesetzte/r + 1–2 Mitarbeitende, die mit der Tätigkeit vertraut sind. Detailliert: zusätzlich SiBe/KOPAS, Arbeitnehmervertretung, Fachperson bei Bedarf.</w:t>
+                <w:sz w:val="21"/>
+                <w:szCs w:val="22"/>
+                <w:lang w:val="de-CH"/>
+              </w:rPr>
+              <w:t xml:space="preserve">Standarduntersuchung: vorgesetzte Person und 1–2 Mitarbeitende, die mit der Tätigkeit vertraut sind. Detaillierte Untersuchung: zusätzlich Sicherheitsbeauftragte, Arbeitnehmervertretung und bei Bedarf eine Fachperson beiziehen.</w:t>
             </w:r>
           </w:p>
         </w:tc>
       </w:tr>
       <w:tr>
+        <w:trPr>
+          <w:cantSplit/>
+        </w:trPr>
         <w:tc>
           <w:tcPr>
             <w:tcW w:type="dxa" w:w="3400"/>
@@ -888,8 +995,9 @@
                 <w:b/>
                 <w:bCs/>
                 <w:color w:val="000000"/>
-                <w:sz w:val="22"/>
-                <w:szCs w:val="22"/>
+                <w:sz w:val="21"/>
+                <w:szCs w:val="22"/>
+                <w:lang w:val="de-CH"/>
               </w:rPr>
               <w:t xml:space="preserve">Geschäftsleitung</w:t>
             </w:r>
@@ -917,15 +1025,19 @@
               <w:rPr>
                 <w:rFonts w:ascii="Arial" w:cs="Arial" w:eastAsia="Arial" w:hAnsi="Arial"/>
                 <w:color w:val="000000"/>
-                <w:sz w:val="22"/>
-                <w:szCs w:val="22"/>
-              </w:rPr>
-              <w:t xml:space="preserve">Prüft den Bericht, genehmigt den Massnahmenplan, stellt Ressourcen bereit, überwacht die Umsetzung. Kommuniziert die Erkenntnisse im Betrieb.</w:t>
+                <w:sz w:val="21"/>
+                <w:szCs w:val="22"/>
+                <w:lang w:val="de-CH"/>
+              </w:rPr>
+              <w:t xml:space="preserve">Prüft den Bericht, genehmigt den Massnahmenplan, stellt Ressourcen bereit und kontrolliert die Umsetzung. Teilt die Erkenntnisse im Betrieb.</w:t>
             </w:r>
           </w:p>
         </w:tc>
       </w:tr>
       <w:tr>
+        <w:trPr>
+          <w:cantSplit/>
+        </w:trPr>
         <w:tc>
           <w:tcPr>
             <w:tcW w:type="dxa" w:w="3400"/>
@@ -951,8 +1063,9 @@
                 <w:b/>
                 <w:bCs/>
                 <w:color w:val="000000"/>
-                <w:sz w:val="22"/>
-                <w:szCs w:val="22"/>
+                <w:sz w:val="21"/>
+                <w:szCs w:val="22"/>
+                <w:lang w:val="de-CH"/>
               </w:rPr>
               <w:t xml:space="preserve">Alle Beteiligten</w:t>
             </w:r>
@@ -980,22 +1093,27 @@
               <w:rPr>
                 <w:rFonts w:ascii="Arial" w:cs="Arial" w:eastAsia="Arial" w:hAnsi="Arial"/>
                 <w:color w:val="000000"/>
-                <w:sz w:val="22"/>
-                <w:szCs w:val="22"/>
-              </w:rPr>
-              <w:t xml:space="preserve">Wirken offen und ehrlich mit. Die Abklärung ist vertraulich und nicht bestrafend. Niemand wird für die Mitwirkung an der Abklärung disziplinarisch belangt.</w:t>
+                <w:sz w:val="21"/>
+                <w:szCs w:val="22"/>
+                <w:lang w:val="de-CH"/>
+              </w:rPr>
+              <w:t xml:space="preserve">Wirken offen und ehrlich mit. Die Untersuchung wird vertraulich behandelt. Niemand wird wegen seiner Mitwirkung disziplinarisch belangt.</w:t>
             </w:r>
           </w:p>
         </w:tc>
       </w:tr>
     </w:tbl>
     <w:p>
+      <w:pPr>
+        <w:spacing w:before="0" w:after="0" w:line="100" w:lineRule="exact"/>
+      </w:pPr>
       <w:r>
         <w:rPr>
           <w:rFonts w:ascii="Arial" w:cs="Arial" w:eastAsia="Arial" w:hAnsi="Arial"/>
           <w:color w:val="000000"/>
-          <w:sz w:val="6"/>
+          <w:sz w:val="10"/>
           <w:szCs w:val="6"/>
+          <w:lang w:val="de-CH"/>
         </w:rPr>
         <w:t xml:space="preserve"/>
       </w:r>
@@ -1003,6 +1121,7 @@
     <w:p>
       <w:pPr>
         <w:spacing w:before="240" w:after="120"/>
+        <w:keepNext/>
       </w:pPr>
       <w:r>
         <w:rPr>
@@ -1012,8 +1131,9 @@
           <w:color w:val="C04E1A"/>
           <w:sz w:val="26"/>
           <w:szCs w:val="26"/>
+          <w:lang w:val="de-CH"/>
         </w:rPr>
-        <w:t xml:space="preserve">VERFAHREN</w:t>
+        <w:t xml:space="preserve">Verfahren</w:t>
       </w:r>
     </w:p>
     <w:tbl>
@@ -1034,6 +1154,9 @@
         <w:gridCol w:w="7066"/>
       </w:tblGrid>
       <w:tr>
+        <w:trPr>
+          <w:cantSplit/>
+        </w:trPr>
         <w:tc>
           <w:tcPr>
             <w:tcW w:type="dxa" w:w="500"/>
@@ -1058,8 +1181,9 @@
                 <w:b/>
                 <w:bCs/>
                 <w:color w:val="C04E1A"/>
-                <w:sz w:val="26"/>
+                <w:sz w:val="21"/>
                 <w:szCs w:val="26"/>
+                <w:lang w:val="de-CH"/>
               </w:rPr>
               <w:t xml:space="preserve">1</w:t>
             </w:r>
@@ -1090,10 +1214,11 @@
                 <w:b/>
                 <w:bCs/>
                 <w:color w:val="000000"/>
-                <w:sz w:val="22"/>
-                <w:szCs w:val="22"/>
-              </w:rPr>
-              <w:t xml:space="preserve">SICHERN &amp; MELDEN</w:t>
+                <w:sz w:val="21"/>
+                <w:szCs w:val="22"/>
+                <w:lang w:val="de-CH"/>
+              </w:rPr>
+              <w:t xml:space="preserve">Sichern und melden</w:t>
             </w:r>
           </w:p>
         </w:tc>
@@ -1119,41 +1244,51 @@
               <w:rPr>
                 <w:rFonts w:ascii="Arial" w:cs="Arial" w:eastAsia="Arial" w:hAnsi="Arial"/>
                 <w:color w:val="000000"/>
-                <w:sz w:val="22"/>
-                <w:szCs w:val="22"/>
-              </w:rPr>
-              <w:t xml:space="preserve">Erste Hilfe leisten. Bei Bedarf Notfalldienste alarmieren (144 / 117 / 118). Unfallstelle sichern. Vorgesetzte informieren.</w:t>
-            </w:r>
-          </w:p>
-          <w:p>
-            <w:r>
-              <w:rPr>
-                <w:rFonts w:ascii="Arial" w:cs="Arial" w:eastAsia="Arial" w:hAnsi="Arial"/>
-                <w:color w:val="000000"/>
-                <w:sz w:val="6"/>
+                <w:sz w:val="21"/>
+                <w:szCs w:val="22"/>
+                <w:lang w:val="de-CH"/>
+              </w:rPr>
+              <w:t xml:space="preserve">Erste Hilfe leisten. Bei Bedarf Notfalldienste alarmieren (144 / 117 / 118). Unfallstelle sichern. Geschäftsleitung informieren.</w:t>
+            </w:r>
+          </w:p>
+          <w:p>
+            <w:pPr>
+              <w:spacing w:before="0" w:after="0" w:line="100" w:lineRule="exact"/>
+            </w:pPr>
+            <w:r>
+              <w:rPr>
+                <w:rFonts w:ascii="Arial" w:cs="Arial" w:eastAsia="Arial" w:hAnsi="Arial"/>
+                <w:color w:val="000000"/>
+                <w:sz w:val="10"/>
                 <w:szCs w:val="6"/>
-              </w:rPr>
-              <w:t xml:space="preserve"/>
-            </w:r>
-          </w:p>
-          <w:p>
-            <w:r>
-              <w:rPr>
-                <w:rFonts w:ascii="Arial" w:cs="Arial" w:eastAsia="Arial" w:hAnsi="Arial"/>
-                <w:color w:val="000000"/>
-                <w:sz w:val="22"/>
-                <w:szCs w:val="22"/>
-              </w:rPr>
-              <w:t xml:space="preserve">Fotos und Videos machen, bevor etwas verändert oder aufgeräumt wird. Notieren, wer anwesend war, zu welcher Zeit und unter welchen Bedingungen.</w:t>
-            </w:r>
-          </w:p>
-          <w:p>
-            <w:r>
-              <w:rPr>
-                <w:rFonts w:ascii="Arial" w:cs="Arial" w:eastAsia="Arial" w:hAnsi="Arial"/>
-                <w:color w:val="000000"/>
-                <w:sz w:val="6"/>
+                <w:lang w:val="de-CH"/>
+              </w:rPr>
+              <w:t xml:space="preserve"/>
+            </w:r>
+          </w:p>
+          <w:p>
+            <w:r>
+              <w:rPr>
+                <w:rFonts w:ascii="Arial" w:cs="Arial" w:eastAsia="Arial" w:hAnsi="Arial"/>
+                <w:color w:val="000000"/>
+                <w:sz w:val="21"/>
+                <w:szCs w:val="22"/>
+                <w:lang w:val="de-CH"/>
+              </w:rPr>
+              <w:t xml:space="preserve">Fotos und Videos machen, bevor etwas verschoben oder aufgeräumt wird. Anwesende Personen, Uhrzeit und Bedingungen festhalten.</w:t>
+            </w:r>
+          </w:p>
+          <w:p>
+            <w:pPr>
+              <w:spacing w:before="0" w:after="0" w:line="100" w:lineRule="exact"/>
+            </w:pPr>
+            <w:r>
+              <w:rPr>
+                <w:rFonts w:ascii="Arial" w:cs="Arial" w:eastAsia="Arial" w:hAnsi="Arial"/>
+                <w:color w:val="000000"/>
+                <w:sz w:val="10"/>
                 <w:szCs w:val="6"/>
+                <w:lang w:val="de-CH"/>
               </w:rPr>
               <w:t xml:space="preserve"/>
             </w:r>
@@ -1165,15 +1300,19 @@
                 <w:b/>
                 <w:bCs/>
                 <w:color w:val="000000"/>
-                <w:sz w:val="22"/>
-                <w:szCs w:val="22"/>
-              </w:rPr>
-              <w:t xml:space="preserve">Bei schweren/tödlichen Unfällen: Unfallstelle NICHT verändern. Beweise für Versicherer und Behörden sichern.</w:t>
+                <w:sz w:val="21"/>
+                <w:szCs w:val="22"/>
+                <w:lang w:val="de-CH"/>
+              </w:rPr>
+              <w:t xml:space="preserve">Bei schweren oder tödlichen Unfällen die Unfallstelle nicht verändern. Beweise für den Versicherer und die Behörden sichern.</w:t>
             </w:r>
           </w:p>
         </w:tc>
       </w:tr>
       <w:tr>
+        <w:trPr>
+          <w:cantSplit/>
+        </w:trPr>
         <w:tc>
           <w:tcPr>
             <w:tcW w:type="dxa" w:w="500"/>
@@ -1198,8 +1337,9 @@
                 <w:b/>
                 <w:bCs/>
                 <w:color w:val="C04E1A"/>
-                <w:sz w:val="26"/>
+                <w:sz w:val="21"/>
                 <w:szCs w:val="26"/>
+                <w:lang w:val="de-CH"/>
               </w:rPr>
               <w:t xml:space="preserve">2</w:t>
             </w:r>
@@ -1230,10 +1370,11 @@
                 <w:b/>
                 <w:bCs/>
                 <w:color w:val="000000"/>
-                <w:sz w:val="22"/>
-                <w:szCs w:val="22"/>
-              </w:rPr>
-              <w:t xml:space="preserve">FAKTEN SAMMELN</w:t>
+                <w:sz w:val="21"/>
+                <w:szCs w:val="22"/>
+                <w:lang w:val="de-CH"/>
+              </w:rPr>
+              <w:t xml:space="preserve">Fakten sammeln</w:t>
             </w:r>
           </w:p>
         </w:tc>
@@ -1259,19 +1400,24 @@
               <w:rPr>
                 <w:rFonts w:ascii="Arial" w:cs="Arial" w:eastAsia="Arial" w:hAnsi="Arial"/>
                 <w:color w:val="000000"/>
-                <w:sz w:val="22"/>
-                <w:szCs w:val="22"/>
+                <w:sz w:val="21"/>
+                <w:szCs w:val="22"/>
+                <w:lang w:val="de-CH"/>
               </w:rPr>
               <w:t xml:space="preserve">Informationen aus drei Quellen sammeln:</w:t>
             </w:r>
           </w:p>
           <w:p>
-            <w:r>
-              <w:rPr>
-                <w:rFonts w:ascii="Arial" w:cs="Arial" w:eastAsia="Arial" w:hAnsi="Arial"/>
-                <w:color w:val="000000"/>
-                <w:sz w:val="6"/>
+            <w:pPr>
+              <w:spacing w:before="0" w:after="0" w:line="100" w:lineRule="exact"/>
+            </w:pPr>
+            <w:r>
+              <w:rPr>
+                <w:rFonts w:ascii="Arial" w:cs="Arial" w:eastAsia="Arial" w:hAnsi="Arial"/>
+                <w:color w:val="000000"/>
+                <w:sz w:val="10"/>
                 <w:szCs w:val="6"/>
+                <w:lang w:val="de-CH"/>
               </w:rPr>
               <w:t xml:space="preserve"/>
             </w:r>
@@ -1283,8 +1429,9 @@
                 <w:b/>
                 <w:bCs/>
                 <w:color w:val="000000"/>
-                <w:sz w:val="22"/>
-                <w:szCs w:val="22"/>
+                <w:sz w:val="21"/>
+                <w:szCs w:val="22"/>
+                <w:lang w:val="de-CH"/>
               </w:rPr>
               <w:t xml:space="preserve">Personen: </w:t>
             </w:r>
@@ -1292,19 +1439,24 @@
               <w:rPr>
                 <w:rFonts w:ascii="Arial" w:cs="Arial" w:eastAsia="Arial" w:hAnsi="Arial"/>
                 <w:color w:val="000000"/>
-                <w:sz w:val="22"/>
-                <w:szCs w:val="22"/>
-              </w:rPr>
-              <w:t xml:space="preserve">Zeugen und Beteiligte befragen. Offene Fragen stellen: Was ist passiert? Was haben Sie gesehen? Wie war es? Zuhören. Nicht anschuldigen.</w:t>
-            </w:r>
-          </w:p>
-          <w:p>
-            <w:r>
-              <w:rPr>
-                <w:rFonts w:ascii="Arial" w:cs="Arial" w:eastAsia="Arial" w:hAnsi="Arial"/>
-                <w:color w:val="000000"/>
-                <w:sz w:val="6"/>
+                <w:sz w:val="21"/>
+                <w:szCs w:val="22"/>
+                <w:lang w:val="de-CH"/>
+              </w:rPr>
+              <w:t xml:space="preserve">Zeugen und Beteiligte befragen. Offene Fragen stellen: Was ist passiert? Was haben Sie gesehen? Wie waren die Bedingungen? Zuhören, ohne die Antworten zu lenken oder Schuld zuzuweisen.</w:t>
+            </w:r>
+          </w:p>
+          <w:p>
+            <w:pPr>
+              <w:spacing w:before="0" w:after="0" w:line="100" w:lineRule="exact"/>
+            </w:pPr>
+            <w:r>
+              <w:rPr>
+                <w:rFonts w:ascii="Arial" w:cs="Arial" w:eastAsia="Arial" w:hAnsi="Arial"/>
+                <w:color w:val="000000"/>
+                <w:sz w:val="10"/>
                 <w:szCs w:val="6"/>
+                <w:lang w:val="de-CH"/>
               </w:rPr>
               <w:t xml:space="preserve"/>
             </w:r>
@@ -1316,8 +1468,9 @@
                 <w:b/>
                 <w:bCs/>
                 <w:color w:val="000000"/>
-                <w:sz w:val="22"/>
-                <w:szCs w:val="22"/>
+                <w:sz w:val="21"/>
+                <w:szCs w:val="22"/>
+                <w:lang w:val="de-CH"/>
               </w:rPr>
               <w:t xml:space="preserve">Ort: </w:t>
             </w:r>
@@ -1325,19 +1478,24 @@
               <w:rPr>
                 <w:rFonts w:ascii="Arial" w:cs="Arial" w:eastAsia="Arial" w:hAnsi="Arial"/>
                 <w:color w:val="000000"/>
-                <w:sz w:val="22"/>
-                <w:szCs w:val="22"/>
-              </w:rPr>
-              <w:t xml:space="preserve">Unfallstelle besichtigen. Layout, Ausrüstung, Beleuchtung, Lärm, Ordnung, Wetter notieren. Mit Normalbedingungen vergleichen.</w:t>
-            </w:r>
-          </w:p>
-          <w:p>
-            <w:r>
-              <w:rPr>
-                <w:rFonts w:ascii="Arial" w:cs="Arial" w:eastAsia="Arial" w:hAnsi="Arial"/>
-                <w:color w:val="000000"/>
-                <w:sz w:val="6"/>
+                <w:sz w:val="21"/>
+                <w:szCs w:val="22"/>
+                <w:lang w:val="de-CH"/>
+              </w:rPr>
+              <w:t xml:space="preserve">Unfallstelle besichtigen. Anordnung, Ausrüstung, Beleuchtung, Lärm, Ordnung und Witterung festhalten. Mit den üblichen Arbeitsbedingungen vergleichen.</w:t>
+            </w:r>
+          </w:p>
+          <w:p>
+            <w:pPr>
+              <w:spacing w:before="0" w:after="0" w:line="100" w:lineRule="exact"/>
+            </w:pPr>
+            <w:r>
+              <w:rPr>
+                <w:rFonts w:ascii="Arial" w:cs="Arial" w:eastAsia="Arial" w:hAnsi="Arial"/>
+                <w:color w:val="000000"/>
+                <w:sz w:val="10"/>
                 <w:szCs w:val="6"/>
+                <w:lang w:val="de-CH"/>
               </w:rPr>
               <w:t xml:space="preserve"/>
             </w:r>
@@ -1349,8 +1507,9 @@
                 <w:b/>
                 <w:bCs/>
                 <w:color w:val="000000"/>
-                <w:sz w:val="22"/>
-                <w:szCs w:val="22"/>
+                <w:sz w:val="21"/>
+                <w:szCs w:val="22"/>
+                <w:lang w:val="de-CH"/>
               </w:rPr>
               <w:t xml:space="preserve">Unterlagen: </w:t>
             </w:r>
@@ -1358,15 +1517,19 @@
               <w:rPr>
                 <w:rFonts w:ascii="Arial" w:cs="Arial" w:eastAsia="Arial" w:hAnsi="Arial"/>
                 <w:color w:val="000000"/>
-                <w:sz w:val="22"/>
-                <w:szCs w:val="22"/>
-              </w:rPr>
-              <w:t xml:space="preserve">Dokumente sammeln: Ausbildungsnachweise, Wartungsprotokolle, Arbeitsanweisungen, Gefährdungsbeurteilungen, Dienstpläne, Videoüberwachung, frühere Ereignisberichte.</w:t>
+                <w:sz w:val="21"/>
+                <w:szCs w:val="22"/>
+                <w:lang w:val="de-CH"/>
+              </w:rPr>
+              <w:t xml:space="preserve">Ausbildungsnachweise, Wartungsprotokolle, Arbeitsanweisungen, Gefährdungsbeurteilungen, Dienstpläne, Videoaufnahmen und frühere Ereignisberichte sammeln.</w:t>
             </w:r>
           </w:p>
         </w:tc>
       </w:tr>
       <w:tr>
+        <w:trPr>
+          <w:cantSplit/>
+        </w:trPr>
         <w:tc>
           <w:tcPr>
             <w:tcW w:type="dxa" w:w="500"/>
@@ -1391,8 +1554,9 @@
                 <w:b/>
                 <w:bCs/>
                 <w:color w:val="C04E1A"/>
-                <w:sz w:val="26"/>
+                <w:sz w:val="21"/>
                 <w:szCs w:val="26"/>
+                <w:lang w:val="de-CH"/>
               </w:rPr>
               <w:t xml:space="preserve">3</w:t>
             </w:r>
@@ -1423,10 +1587,11 @@
                 <w:b/>
                 <w:bCs/>
                 <w:color w:val="000000"/>
-                <w:sz w:val="22"/>
-                <w:szCs w:val="22"/>
-              </w:rPr>
-              <w:t xml:space="preserve">ZEITABLAUF ERSTELLEN</w:t>
+                <w:sz w:val="21"/>
+                <w:szCs w:val="22"/>
+                <w:lang w:val="de-CH"/>
+              </w:rPr>
+              <w:t xml:space="preserve">Zeitablauf erstellen</w:t>
             </w:r>
           </w:p>
         </w:tc>
@@ -1452,15 +1617,19 @@
               <w:rPr>
                 <w:rFonts w:ascii="Arial" w:cs="Arial" w:eastAsia="Arial" w:hAnsi="Arial"/>
                 <w:color w:val="000000"/>
-                <w:sz w:val="22"/>
-                <w:szCs w:val="22"/>
-              </w:rPr>
-              <w:t xml:space="preserve">Fakten chronologisch ordnen: Was geschah vor, während und nach dem Ereignis. Lücken suchen — wenn etwas unklar ist, weitere Informationen einholen.</w:t>
+                <w:sz w:val="21"/>
+                <w:szCs w:val="22"/>
+                <w:lang w:val="de-CH"/>
+              </w:rPr>
+              <w:t xml:space="preserve">Fakten vor, während und nach dem Ereignis chronologisch ordnen. Lücken feststellen und bei Bedarf weitere Informationen einholen.</w:t>
             </w:r>
           </w:p>
         </w:tc>
       </w:tr>
       <w:tr>
+        <w:trPr>
+          <w:cantSplit/>
+        </w:trPr>
         <w:tc>
           <w:tcPr>
             <w:tcW w:type="dxa" w:w="500"/>
@@ -1485,8 +1654,9 @@
                 <w:b/>
                 <w:bCs/>
                 <w:color w:val="C04E1A"/>
-                <w:sz w:val="26"/>
+                <w:sz w:val="21"/>
                 <w:szCs w:val="26"/>
+                <w:lang w:val="de-CH"/>
               </w:rPr>
               <w:t xml:space="preserve">4</w:t>
             </w:r>
@@ -1517,10 +1687,11 @@
                 <w:b/>
                 <w:bCs/>
                 <w:color w:val="000000"/>
-                <w:sz w:val="22"/>
-                <w:szCs w:val="22"/>
-              </w:rPr>
-              <w:t xml:space="preserve">URSACHEN ERMITTELN</w:t>
+                <w:sz w:val="21"/>
+                <w:szCs w:val="22"/>
+                <w:lang w:val="de-CH"/>
+              </w:rPr>
+              <w:t xml:space="preserve">Ursachen ermitteln</w:t>
             </w:r>
           </w:p>
         </w:tc>
@@ -1546,19 +1717,24 @@
               <w:rPr>
                 <w:rFonts w:ascii="Arial" w:cs="Arial" w:eastAsia="Arial" w:hAnsi="Arial"/>
                 <w:color w:val="000000"/>
-                <w:sz w:val="22"/>
-                <w:szCs w:val="22"/>
-              </w:rPr>
-              <w:t xml:space="preserve">Gefahren, unsichere Bedingungen und unsichere Handlungen identifizieren (Checkliste gemäss Suva 66100).</w:t>
-            </w:r>
-          </w:p>
-          <w:p>
-            <w:r>
-              <w:rPr>
-                <w:rFonts w:ascii="Arial" w:cs="Arial" w:eastAsia="Arial" w:hAnsi="Arial"/>
-                <w:color w:val="000000"/>
-                <w:sz w:val="6"/>
+                <w:sz w:val="21"/>
+                <w:szCs w:val="22"/>
+                <w:lang w:val="de-CH"/>
+              </w:rPr>
+              <w:t xml:space="preserve">Gefahren, unsichere Bedingungen und Handlungen ermitteln, die zum Ereignis beigetragen haben. Die Checkliste auf Grundlage der Suva-Publikation 66100 verwenden.</w:t>
+            </w:r>
+          </w:p>
+          <w:p>
+            <w:pPr>
+              <w:spacing w:before="0" w:after="0" w:line="100" w:lineRule="exact"/>
+            </w:pPr>
+            <w:r>
+              <w:rPr>
+                <w:rFonts w:ascii="Arial" w:cs="Arial" w:eastAsia="Arial" w:hAnsi="Arial"/>
+                <w:color w:val="000000"/>
+                <w:sz w:val="10"/>
                 <w:szCs w:val="6"/>
+                <w:lang w:val="de-CH"/>
               </w:rPr>
               <w:t xml:space="preserve"/>
             </w:r>
@@ -1570,8 +1746,9 @@
                 <w:b/>
                 <w:bCs/>
                 <w:color w:val="000000"/>
-                <w:sz w:val="22"/>
-                <w:szCs w:val="22"/>
+                <w:sz w:val="21"/>
+                <w:szCs w:val="22"/>
+                <w:lang w:val="de-CH"/>
               </w:rPr>
               <w:t xml:space="preserve">5-Mal-Warum: </w:t>
             </w:r>
@@ -1579,19 +1756,24 @@
               <w:rPr>
                 <w:rFonts w:ascii="Arial" w:cs="Arial" w:eastAsia="Arial" w:hAnsi="Arial"/>
                 <w:color w:val="000000"/>
-                <w:sz w:val="22"/>
-                <w:szCs w:val="22"/>
-              </w:rPr>
-              <w:t xml:space="preserve">Für jeden beitragenden Faktor wiederholt «Warum?» fragen, bis die Grundursache erreicht ist — in der Regel ein System- oder Organisationsversagen.</w:t>
-            </w:r>
-          </w:p>
-          <w:p>
-            <w:r>
-              <w:rPr>
-                <w:rFonts w:ascii="Arial" w:cs="Arial" w:eastAsia="Arial" w:hAnsi="Arial"/>
-                <w:color w:val="000000"/>
-                <w:sz w:val="6"/>
+                <w:sz w:val="21"/>
+                <w:szCs w:val="22"/>
+                <w:lang w:val="de-CH"/>
+              </w:rPr>
+              <w:t xml:space="preserve">Für jeden beitragenden Faktor wiederholt «Warum?» fragen, bis die Grundursache ermittelt ist. Jede Antwort anhand der Belege prüfen. Mängel in der Arbeitsorganisation und Führung berücksichtigen.</w:t>
+            </w:r>
+          </w:p>
+          <w:p>
+            <w:pPr>
+              <w:spacing w:before="0" w:after="0" w:line="100" w:lineRule="exact"/>
+            </w:pPr>
+            <w:r>
+              <w:rPr>
+                <w:rFonts w:ascii="Arial" w:cs="Arial" w:eastAsia="Arial" w:hAnsi="Arial"/>
+                <w:color w:val="000000"/>
+                <w:sz w:val="10"/>
                 <w:szCs w:val="6"/>
+                <w:lang w:val="de-CH"/>
               </w:rPr>
               <w:t xml:space="preserve"/>
             </w:r>
@@ -1603,24 +1785,29 @@
                 <w:b/>
                 <w:bCs/>
                 <w:color w:val="000000"/>
-                <w:sz w:val="22"/>
-                <w:szCs w:val="22"/>
-              </w:rPr>
-              <w:t xml:space="preserve">Rückwärtsprüfung (Deshalb…Deshalb): </w:t>
-            </w:r>
-            <w:r>
-              <w:rPr>
-                <w:rFonts w:ascii="Arial" w:cs="Arial" w:eastAsia="Arial" w:hAnsi="Arial"/>
-                <w:color w:val="000000"/>
-                <w:sz w:val="22"/>
-                <w:szCs w:val="22"/>
-              </w:rPr>
-              <w:t xml:space="preserve">Kette rückwärts lesen: «Wegen [Grundursache], deshalb [nächste Stufe], deshalb… deshalb kam es zum Ereignis.» Wenn die Logik bricht, Analyse überprüfen.</w:t>
+                <w:sz w:val="21"/>
+                <w:szCs w:val="22"/>
+                <w:lang w:val="de-CH"/>
+              </w:rPr>
+              <w:t xml:space="preserve">Ursache-Wirkungs-Prüfung: </w:t>
+            </w:r>
+            <w:r>
+              <w:rPr>
+                <w:rFonts w:ascii="Arial" w:cs="Arial" w:eastAsia="Arial" w:hAnsi="Arial"/>
+                <w:color w:val="000000"/>
+                <w:sz w:val="21"/>
+                <w:szCs w:val="22"/>
+                <w:lang w:val="de-CH"/>
+              </w:rPr>
+              <w:t xml:space="preserve">Von der Grundursache zum Ereignis lesen und die Schritte mit «deshalb» verbinden. Prüfen, ob jeder Zusammenhang durch Fakten belegt ist. Lücken in der Begründung erneut untersuchen.</w:t>
             </w:r>
           </w:p>
         </w:tc>
       </w:tr>
       <w:tr>
+        <w:trPr>
+          <w:cantSplit/>
+        </w:trPr>
         <w:tc>
           <w:tcPr>
             <w:tcW w:type="dxa" w:w="500"/>
@@ -1645,8 +1832,9 @@
                 <w:b/>
                 <w:bCs/>
                 <w:color w:val="C04E1A"/>
-                <w:sz w:val="26"/>
+                <w:sz w:val="21"/>
                 <w:szCs w:val="26"/>
+                <w:lang w:val="de-CH"/>
               </w:rPr>
               <w:t xml:space="preserve">5</w:t>
             </w:r>
@@ -1677,10 +1865,11 @@
                 <w:b/>
                 <w:bCs/>
                 <w:color w:val="000000"/>
-                <w:sz w:val="22"/>
-                <w:szCs w:val="22"/>
-              </w:rPr>
-              <w:t xml:space="preserve">MASSNAHMEN FESTLEGEN</w:t>
+                <w:sz w:val="21"/>
+                <w:szCs w:val="22"/>
+                <w:lang w:val="de-CH"/>
+              </w:rPr>
+              <w:t xml:space="preserve">Massnahmen festlegen</w:t>
             </w:r>
           </w:p>
         </w:tc>
@@ -1706,19 +1895,24 @@
               <w:rPr>
                 <w:rFonts w:ascii="Arial" w:cs="Arial" w:eastAsia="Arial" w:hAnsi="Arial"/>
                 <w:color w:val="000000"/>
-                <w:sz w:val="22"/>
-                <w:szCs w:val="22"/>
-              </w:rPr>
-              <w:t xml:space="preserve">Für jede Grundursache Korrektur- und Präventivmassnahmen nach dem STOP-Prinzip festlegen:</w:t>
-            </w:r>
-          </w:p>
-          <w:p>
-            <w:r>
-              <w:rPr>
-                <w:rFonts w:ascii="Arial" w:cs="Arial" w:eastAsia="Arial" w:hAnsi="Arial"/>
-                <w:color w:val="000000"/>
-                <w:sz w:val="6"/>
+                <w:sz w:val="21"/>
+                <w:szCs w:val="22"/>
+                <w:lang w:val="de-CH"/>
+              </w:rPr>
+              <w:t xml:space="preserve">Für jede Grundursache Korrektur- und Präventivmassnahmen in STOP-Reihenfolge festlegen:</w:t>
+            </w:r>
+          </w:p>
+          <w:p>
+            <w:pPr>
+              <w:spacing w:before="0" w:after="0" w:line="100" w:lineRule="exact"/>
+            </w:pPr>
+            <w:r>
+              <w:rPr>
+                <w:rFonts w:ascii="Arial" w:cs="Arial" w:eastAsia="Arial" w:hAnsi="Arial"/>
+                <w:color w:val="000000"/>
+                <w:sz w:val="10"/>
                 <w:szCs w:val="6"/>
+                <w:lang w:val="de-CH"/>
               </w:rPr>
               <w:t xml:space="preserve"/>
             </w:r>
@@ -1730,8 +1924,9 @@
                 <w:b/>
                 <w:bCs/>
                 <w:color w:val="000000"/>
-                <w:sz w:val="22"/>
-                <w:szCs w:val="22"/>
+                <w:sz w:val="21"/>
+                <w:szCs w:val="22"/>
+                <w:lang w:val="de-CH"/>
               </w:rPr>
               <w:t xml:space="preserve">S </w:t>
             </w:r>
@@ -1739,8 +1934,9 @@
               <w:rPr>
                 <w:rFonts w:ascii="Arial" w:cs="Arial" w:eastAsia="Arial" w:hAnsi="Arial"/>
                 <w:color w:val="000000"/>
-                <w:sz w:val="22"/>
-                <w:szCs w:val="22"/>
+                <w:sz w:val="21"/>
+                <w:szCs w:val="22"/>
+                <w:lang w:val="de-CH"/>
               </w:rPr>
               <w:t xml:space="preserve">= Substitution (Gefahr eliminieren)</w:t>
             </w:r>
@@ -1752,8 +1948,9 @@
                 <w:b/>
                 <w:bCs/>
                 <w:color w:val="000000"/>
-                <w:sz w:val="22"/>
-                <w:szCs w:val="22"/>
+                <w:sz w:val="21"/>
+                <w:szCs w:val="22"/>
+                <w:lang w:val="de-CH"/>
               </w:rPr>
               <w:t xml:space="preserve">T </w:t>
             </w:r>
@@ -1761,10 +1958,76 @@
               <w:rPr>
                 <w:rFonts w:ascii="Arial" w:cs="Arial" w:eastAsia="Arial" w:hAnsi="Arial"/>
                 <w:color w:val="000000"/>
-                <w:sz w:val="22"/>
-                <w:szCs w:val="22"/>
+                <w:sz w:val="21"/>
+                <w:szCs w:val="22"/>
+                <w:lang w:val="de-CH"/>
               </w:rPr>
               <w:t xml:space="preserve">= Technische Massnahme (Schutzeinrichtung, technische Lösung)</w:t>
+            </w:r>
+          </w:p>
+          <w:p>
+            <w:r>
+              <w:rPr>
+                <w:rFonts w:ascii="Arial" w:cs="Arial" w:eastAsia="Arial" w:hAnsi="Arial"/>
+                <w:b w:val="0"/>
+                <w:bCs/>
+                <w:color w:val="000000"/>
+                <w:sz w:val="21"/>
+                <w:szCs w:val="22"/>
+                <w:lang w:val="de-CH"/>
+              </w:rPr>
+              <w:t xml:space="preserve">O = Organisatorische Massnahme (Verfahren, Ausbildung, Planung, Überwachung)</w:t>
+            </w:r>
+            <w:r>
+              <w:rPr>
+                <w:rFonts w:ascii="Arial" w:cs="Arial" w:eastAsia="Arial" w:hAnsi="Arial"/>
+                <w:color w:val="000000"/>
+                <w:sz w:val="21"/>
+                <w:szCs w:val="22"/>
+                <w:b w:val="0"/>
+                <w:lang w:val="de-CH"/>
+              </w:rPr>
+              <w:t xml:space="preserve"/>
+            </w:r>
+          </w:p>
+          <w:p>
+            <w:r>
+              <w:rPr>
+                <w:rFonts w:ascii="Arial" w:cs="Arial" w:eastAsia="Arial" w:hAnsi="Arial"/>
+                <w:b w:val="0"/>
+                <w:bCs/>
+                <w:color w:val="000000"/>
+                <w:sz w:val="21"/>
+                <w:szCs w:val="22"/>
+                <w:lang w:val="de-CH"/>
+              </w:rPr>
+              <w:t xml:space="preserve">P = Persönliche Schutzausrüstung (PSA)</w:t>
+            </w:r>
+            <w:r>
+              <w:rPr>
+                <w:rFonts w:ascii="Arial" w:cs="Arial" w:eastAsia="Arial" w:hAnsi="Arial"/>
+                <w:color w:val="000000"/>
+                <w:sz w:val="21"/>
+                <w:szCs w:val="22"/>
+                <w:b w:val="0"/>
+                <w:lang w:val="de-CH"/>
+              </w:rPr>
+              <w:t xml:space="preserve"/>
+            </w:r>
+          </w:p>
+          <w:p>
+            <w:pPr>
+              <w:spacing w:before="0" w:after="0" w:line="100" w:lineRule="exact"/>
+            </w:pPr>
+            <w:r>
+              <w:rPr>
+                <w:rFonts w:ascii="Arial" w:cs="Arial" w:eastAsia="Arial" w:hAnsi="Arial"/>
+                <w:color w:val="000000"/>
+                <w:sz w:val="10"/>
+                <w:szCs w:val="6"/>
+                <w:lang w:val="de-CH"/>
+              </w:rPr>
+              <w:t xml:space="preserve"/>
             </w:r>
           </w:p>
           <w:p>
@@ -1774,63 +2037,9 @@
                 <w:b/>
                 <w:bCs/>
                 <w:color w:val="000000"/>
-                <w:sz w:val="22"/>
-                <w:szCs w:val="22"/>
-              </w:rPr>
-              <w:t xml:space="preserve">O </w:t>
-            </w:r>
-            <w:r>
-              <w:rPr>
-                <w:rFonts w:ascii="Arial" w:cs="Arial" w:eastAsia="Arial" w:hAnsi="Arial"/>
-                <w:color w:val="000000"/>
-                <w:sz w:val="22"/>
-                <w:szCs w:val="22"/>
-              </w:rPr>
-              <w:t xml:space="preserve">= Organisatorische Massnahme (Verfahren, Ausbildung, Planung)</w:t>
-            </w:r>
-          </w:p>
-          <w:p>
-            <w:r>
-              <w:rPr>
-                <w:rFonts w:ascii="Arial" w:cs="Arial" w:eastAsia="Arial" w:hAnsi="Arial"/>
-                <w:b/>
-                <w:bCs/>
-                <w:color w:val="000000"/>
-                <w:sz w:val="22"/>
-                <w:szCs w:val="22"/>
-              </w:rPr>
-              <w:t xml:space="preserve">P </w:t>
-            </w:r>
-            <w:r>
-              <w:rPr>
-                <w:rFonts w:ascii="Arial" w:cs="Arial" w:eastAsia="Arial" w:hAnsi="Arial"/>
-                <w:color w:val="000000"/>
-                <w:sz w:val="22"/>
-                <w:szCs w:val="22"/>
-              </w:rPr>
-              <w:t xml:space="preserve">= Personenbezogene Massnahme (PSA, Instruktion, Überwachung)</w:t>
-            </w:r>
-          </w:p>
-          <w:p>
-            <w:r>
-              <w:rPr>
-                <w:rFonts w:ascii="Arial" w:cs="Arial" w:eastAsia="Arial" w:hAnsi="Arial"/>
-                <w:color w:val="000000"/>
-                <w:sz w:val="6"/>
-                <w:szCs w:val="6"/>
-              </w:rPr>
-              <w:t xml:space="preserve"/>
-            </w:r>
-          </w:p>
-          <w:p>
-            <w:r>
-              <w:rPr>
-                <w:rFonts w:ascii="Arial" w:cs="Arial" w:eastAsia="Arial" w:hAnsi="Arial"/>
-                <w:b/>
-                <w:bCs/>
-                <w:color w:val="000000"/>
-                <w:sz w:val="22"/>
-                <w:szCs w:val="22"/>
+                <w:sz w:val="21"/>
+                <w:szCs w:val="22"/>
+                <w:lang w:val="de-CH"/>
               </w:rPr>
               <w:t xml:space="preserve">Jede Massnahme einer benannten Person mit Termin zuweisen.</w:t>
             </w:r>
@@ -1838,6 +2047,9 @@
         </w:tc>
       </w:tr>
       <w:tr>
+        <w:trPr>
+          <w:cantSplit/>
+        </w:trPr>
         <w:tc>
           <w:tcPr>
             <w:tcW w:type="dxa" w:w="500"/>
@@ -1862,8 +2074,9 @@
                 <w:b/>
                 <w:bCs/>
                 <w:color w:val="C04E1A"/>
-                <w:sz w:val="26"/>
+                <w:sz w:val="21"/>
                 <w:szCs w:val="26"/>
+                <w:lang w:val="de-CH"/>
               </w:rPr>
               <w:t xml:space="preserve">6</w:t>
             </w:r>
@@ -1894,10 +2107,11 @@
                 <w:b/>
                 <w:bCs/>
                 <w:color w:val="000000"/>
-                <w:sz w:val="22"/>
-                <w:szCs w:val="22"/>
-              </w:rPr>
-              <w:t xml:space="preserve">BERICHTEN &amp; TEILEN</w:t>
+                <w:sz w:val="21"/>
+                <w:szCs w:val="22"/>
+                <w:lang w:val="de-CH"/>
+              </w:rPr>
+              <w:t xml:space="preserve">Bericht erstellen und Erkenntnisse weitergeben</w:t>
             </w:r>
           </w:p>
         </w:tc>
@@ -1923,37 +2137,46 @@
               <w:rPr>
                 <w:rFonts w:ascii="Arial" w:cs="Arial" w:eastAsia="Arial" w:hAnsi="Arial"/>
                 <w:color w:val="000000"/>
-                <w:sz w:val="22"/>
-                <w:szCs w:val="22"/>
-              </w:rPr>
-              <w:t xml:space="preserve">Abklärungsformular vervollständigen. Der Geschäftsleitung zur Prüfung und Genehmigung vorlegen.</w:t>
-            </w:r>
-          </w:p>
-          <w:p>
-            <w:r>
-              <w:rPr>
-                <w:rFonts w:ascii="Arial" w:cs="Arial" w:eastAsia="Arial" w:hAnsi="Arial"/>
-                <w:color w:val="000000"/>
-                <w:sz w:val="6"/>
+                <w:sz w:val="21"/>
+                <w:szCs w:val="22"/>
+                <w:lang w:val="de-CH"/>
+              </w:rPr>
+              <w:t xml:space="preserve">Untersuchungsformular vervollständigen und der Geschäftsleitung zur Prüfung und Genehmigung vorlegen.</w:t>
+            </w:r>
+          </w:p>
+          <w:p>
+            <w:pPr>
+              <w:spacing w:before="0" w:after="0" w:line="100" w:lineRule="exact"/>
+            </w:pPr>
+            <w:r>
+              <w:rPr>
+                <w:rFonts w:ascii="Arial" w:cs="Arial" w:eastAsia="Arial" w:hAnsi="Arial"/>
+                <w:color w:val="000000"/>
+                <w:sz w:val="10"/>
                 <w:szCs w:val="6"/>
-              </w:rPr>
-              <w:t xml:space="preserve"/>
-            </w:r>
-          </w:p>
-          <w:p>
-            <w:r>
-              <w:rPr>
-                <w:rFonts w:ascii="Arial" w:cs="Arial" w:eastAsia="Arial" w:hAnsi="Arial"/>
-                <w:color w:val="000000"/>
-                <w:sz w:val="22"/>
-                <w:szCs w:val="22"/>
-              </w:rPr>
-              <w:t xml:space="preserve">Erkenntnisse allen betroffenen Mitarbeitenden mitteilen. Briefing, Toolbox-Talk oder Einpunktlektion (OPL) verwenden.</w:t>
+                <w:lang w:val="de-CH"/>
+              </w:rPr>
+              <w:t xml:space="preserve"/>
+            </w:r>
+          </w:p>
+          <w:p>
+            <w:r>
+              <w:rPr>
+                <w:rFonts w:ascii="Arial" w:cs="Arial" w:eastAsia="Arial" w:hAnsi="Arial"/>
+                <w:color w:val="000000"/>
+                <w:sz w:val="21"/>
+                <w:szCs w:val="22"/>
+                <w:lang w:val="de-CH"/>
+              </w:rPr>
+              <w:t xml:space="preserve">Erkenntnisse allen betroffenen Mitarbeitenden in einem Briefing, in Sicherheitsgesprächen oder mit einer Einpunktlektion (OPL) mitteilen.</w:t>
             </w:r>
           </w:p>
         </w:tc>
       </w:tr>
       <w:tr>
+        <w:trPr>
+          <w:cantSplit/>
+        </w:trPr>
         <w:tc>
           <w:tcPr>
             <w:tcW w:type="dxa" w:w="500"/>
@@ -1978,8 +2201,9 @@
                 <w:b/>
                 <w:bCs/>
                 <w:color w:val="C04E1A"/>
-                <w:sz w:val="26"/>
+                <w:sz w:val="21"/>
                 <w:szCs w:val="26"/>
+                <w:lang w:val="de-CH"/>
               </w:rPr>
               <w:t xml:space="preserve">7</w:t>
             </w:r>
@@ -2010,10 +2234,11 @@
                 <w:b/>
                 <w:bCs/>
                 <w:color w:val="000000"/>
-                <w:sz w:val="22"/>
-                <w:szCs w:val="22"/>
-              </w:rPr>
-              <w:t xml:space="preserve">NACHVERFOLGEN</w:t>
+                <w:sz w:val="21"/>
+                <w:szCs w:val="22"/>
+                <w:lang w:val="de-CH"/>
+              </w:rPr>
+              <w:t xml:space="preserve">Nachverfolgen</w:t>
             </w:r>
           </w:p>
         </w:tc>
@@ -2039,44 +2264,54 @@
               <w:rPr>
                 <w:rFonts w:ascii="Arial" w:cs="Arial" w:eastAsia="Arial" w:hAnsi="Arial"/>
                 <w:color w:val="000000"/>
-                <w:sz w:val="22"/>
-                <w:szCs w:val="22"/>
-              </w:rPr>
-              <w:t xml:space="preserve">Prüfen, ob alle Massnahmen fristgerecht umgesetzt wurden. Kontrollieren, ob sie wirksam sind — wurde das Risiko tatsächlich reduziert?</w:t>
-            </w:r>
-          </w:p>
-          <w:p>
-            <w:r>
-              <w:rPr>
-                <w:rFonts w:ascii="Arial" w:cs="Arial" w:eastAsia="Arial" w:hAnsi="Arial"/>
-                <w:color w:val="000000"/>
-                <w:sz w:val="6"/>
+                <w:sz w:val="21"/>
+                <w:szCs w:val="22"/>
+                <w:lang w:val="de-CH"/>
+              </w:rPr>
+              <w:t xml:space="preserve">Prüfen, ob jede Massnahme fristgerecht umgesetzt wurde und das Risiko wie vorgesehen reduziert hat.</w:t>
+            </w:r>
+          </w:p>
+          <w:p>
+            <w:pPr>
+              <w:spacing w:before="0" w:after="0" w:line="100" w:lineRule="exact"/>
+            </w:pPr>
+            <w:r>
+              <w:rPr>
+                <w:rFonts w:ascii="Arial" w:cs="Arial" w:eastAsia="Arial" w:hAnsi="Arial"/>
+                <w:color w:val="000000"/>
+                <w:sz w:val="10"/>
                 <w:szCs w:val="6"/>
-              </w:rPr>
-              <w:t xml:space="preserve"/>
-            </w:r>
-          </w:p>
-          <w:p>
-            <w:r>
-              <w:rPr>
-                <w:rFonts w:ascii="Arial" w:cs="Arial" w:eastAsia="Arial" w:hAnsi="Arial"/>
-                <w:color w:val="000000"/>
-                <w:sz w:val="22"/>
-                <w:szCs w:val="22"/>
-              </w:rPr>
-              <w:t xml:space="preserve">Abgeschlossene Abklärungen mindestens 5 Jahre aufbewahren.</w:t>
+                <w:lang w:val="de-CH"/>
+              </w:rPr>
+              <w:t xml:space="preserve"/>
+            </w:r>
+          </w:p>
+          <w:p>
+            <w:r>
+              <w:rPr>
+                <w:rFonts w:ascii="Arial" w:cs="Arial" w:eastAsia="Arial" w:hAnsi="Arial"/>
+                <w:color w:val="000000"/>
+                <w:sz w:val="21"/>
+                <w:szCs w:val="22"/>
+                <w:lang w:val="de-CH"/>
+              </w:rPr>
+              <w:t xml:space="preserve">Die abgeschlossene Untersuchung mindestens 5 Jahre aufbewahren.</w:t>
             </w:r>
           </w:p>
         </w:tc>
       </w:tr>
     </w:tbl>
     <w:p>
+      <w:pPr>
+        <w:spacing w:before="0" w:after="0" w:line="100" w:lineRule="exact"/>
+      </w:pPr>
       <w:r>
         <w:rPr>
           <w:rFonts w:ascii="Arial" w:cs="Arial" w:eastAsia="Arial" w:hAnsi="Arial"/>
           <w:color w:val="000000"/>
-          <w:sz w:val="6"/>
+          <w:sz w:val="10"/>
           <w:szCs w:val="6"/>
+          <w:lang w:val="de-CH"/>
         </w:rPr>
         <w:t xml:space="preserve"/>
       </w:r>
@@ -2084,6 +2319,7 @@
     <w:p>
       <w:pPr>
         <w:spacing w:before="240" w:after="120"/>
+        <w:keepNext/>
       </w:pPr>
       <w:r>
         <w:rPr>
@@ -2093,8 +2329,9 @@
           <w:color w:val="C04E1A"/>
           <w:sz w:val="26"/>
           <w:szCs w:val="26"/>
+          <w:lang w:val="de-CH"/>
         </w:rPr>
-        <w:t xml:space="preserve">TIPPS FÜR BEFRAGUNGEN</w:t>
+        <w:t xml:space="preserve">Tipps für Befragungen</w:t>
       </w:r>
     </w:p>
     <w:tbl>
@@ -2114,6 +2351,9 @@
         <w:gridCol w:w="7066"/>
       </w:tblGrid>
       <w:tr>
+        <w:trPr>
+          <w:cantSplit/>
+        </w:trPr>
         <w:tc>
           <w:tcPr>
             <w:tcW w:type="dxa" w:w="3400"/>
@@ -2139,10 +2379,11 @@
                 <w:b/>
                 <w:bCs/>
                 <w:color w:val="000000"/>
-                <w:sz w:val="22"/>
-                <w:szCs w:val="22"/>
-              </w:rPr>
-              <w:t xml:space="preserve">Tun</w:t>
+                <w:sz w:val="21"/>
+                <w:szCs w:val="22"/>
+                <w:lang w:val="de-CH"/>
+              </w:rPr>
+              <w:t xml:space="preserve">Bewährte Vorgehensweise</w:t>
             </w:r>
           </w:p>
         </w:tc>
@@ -2168,15 +2409,19 @@
               <w:rPr>
                 <w:rFonts w:ascii="Arial" w:cs="Arial" w:eastAsia="Arial" w:hAnsi="Arial"/>
                 <w:color w:val="000000"/>
-                <w:sz w:val="22"/>
-                <w:szCs w:val="22"/>
-              </w:rPr>
-              <w:t xml:space="preserve">So bald wie möglich befragen. Zweck erklären: Lernen, nicht bestrafen. Offene Fragen stellen (Was ist passiert? Was haben Sie gesehen? Was haben Sie gemacht?). Vor Ort befragen — Personen zeigen lassen. Notizen machen. Mehr zuhören als reden.</w:t>
+                <w:sz w:val="21"/>
+                <w:szCs w:val="22"/>
+                <w:lang w:val="de-CH"/>
+              </w:rPr>
+              <w:t xml:space="preserve">So bald wie möglich befragen. Erklären, dass die Untersuchung das Ereignis klären und eine Wiederholung verhindern soll. Offene Fragen stellen: Was ist passiert? Was haben Sie gesehen? Was haben Sie gemacht? Vor Ort zeigen lassen. Notizen machen und Zeit zum Erzählen geben.</w:t>
             </w:r>
           </w:p>
         </w:tc>
       </w:tr>
       <w:tr>
+        <w:trPr>
+          <w:cantSplit/>
+        </w:trPr>
         <w:tc>
           <w:tcPr>
             <w:tcW w:type="dxa" w:w="3400"/>
@@ -2202,10 +2447,11 @@
                 <w:b/>
                 <w:bCs/>
                 <w:color w:val="000000"/>
-                <w:sz w:val="22"/>
-                <w:szCs w:val="22"/>
-              </w:rPr>
-              <w:t xml:space="preserve">Nicht tun</w:t>
+                <w:sz w:val="21"/>
+                <w:szCs w:val="22"/>
+                <w:lang w:val="de-CH"/>
+              </w:rPr>
+              <w:t xml:space="preserve">Vermeiden</w:t>
             </w:r>
           </w:p>
         </w:tc>
@@ -2231,22 +2477,27 @@
               <w:rPr>
                 <w:rFonts w:ascii="Arial" w:cs="Arial" w:eastAsia="Arial" w:hAnsi="Arial"/>
                 <w:color w:val="000000"/>
-                <w:sz w:val="22"/>
-                <w:szCs w:val="22"/>
-              </w:rPr>
-              <w:t xml:space="preserve">Nicht beschuldigen, nicht streiten, nicht lenken. Nicht fragen «Warum haben Sie das gemacht?» — sondern «Was hat Sie dazu veranlasst?». Sätze nicht vervollständigen. Nicht vor anderen befragen, ausser bei Gruppendiskussionen. Nicht ohne Einverständnis aufnehmen.</w:t>
+                <w:sz w:val="21"/>
+                <w:szCs w:val="22"/>
+                <w:lang w:val="de-CH"/>
+              </w:rPr>
+              <w:t xml:space="preserve">Beschuldigungen, Streit und lenkende Fragen vermeiden. Statt «Warum haben Sie das gemacht?» fragen: «Was hat Sie dazu veranlasst?» Personen ausreden lassen. Einzelgespräche vertraulich führen; bei Gruppendiskussionen gemeinsam befragen. Vor Aufnahmen das Einverständnis einholen.</w:t>
             </w:r>
           </w:p>
         </w:tc>
       </w:tr>
     </w:tbl>
     <w:p>
+      <w:pPr>
+        <w:spacing w:before="0" w:after="0" w:line="100" w:lineRule="exact"/>
+      </w:pPr>
       <w:r>
         <w:rPr>
           <w:rFonts w:ascii="Arial" w:cs="Arial" w:eastAsia="Arial" w:hAnsi="Arial"/>
           <w:color w:val="000000"/>
-          <w:sz w:val="6"/>
+          <w:sz w:val="10"/>
           <w:szCs w:val="6"/>
+          <w:lang w:val="de-CH"/>
         </w:rPr>
         <w:t xml:space="preserve"/>
       </w:r>
@@ -2254,6 +2505,7 @@
     <w:p>
       <w:pPr>
         <w:spacing w:before="240" w:after="120"/>
+        <w:keepNext/>
       </w:pPr>
       <w:r>
         <w:rPr>
@@ -2263,8 +2515,9 @@
           <w:color w:val="C04E1A"/>
           <w:sz w:val="26"/>
           <w:szCs w:val="26"/>
+          <w:lang w:val="de-CH"/>
         </w:rPr>
-        <w:t xml:space="preserve">AUFBEWAHRUNG</w:t>
+        <w:t xml:space="preserve">Aufbewahrung</w:t>
       </w:r>
     </w:p>
     <w:p>
@@ -2272,10 +2525,11 @@
         <w:rPr>
           <w:rFonts w:ascii="Arial" w:cs="Arial" w:eastAsia="Arial" w:hAnsi="Arial"/>
           <w:color w:val="000000"/>
-          <w:sz w:val="22"/>
+          <w:sz w:val="21"/>
           <w:szCs w:val="22"/>
+          <w:lang w:val="de-CH"/>
         </w:rPr>
-        <w:t xml:space="preserve">Abgeschlossene Abklärungsberichte mindestens 5 Jahre aufbewahren. Alle Ereignisse im Unfallregister erfassen. Erkenntnisse mit den betroffenen Teams teilen.</w:t>
+        <w:t xml:space="preserve">Abgeschlossene Untersuchungsberichte mindestens 5 Jahre aufbewahren. Alle Ereignisse im Ereignisregister erfassen und die Erkenntnisse mit den betroffenen Teams teilen.</w:t>
       </w:r>
     </w:p>
     <w:p>
@@ -2286,6 +2540,42 @@
     <w:p>
       <w:pPr>
         <w:spacing w:before="200" w:after="200"/>
+        <w:pStyle w:val="Title"/>
+      </w:pPr>
+      <w:r>
+        <w:rPr>
+          <w:rFonts w:ascii="Arial" w:cs="Arial" w:eastAsia="Arial" w:hAnsi="Arial"/>
+          <w:b/>
+          <w:bCs/>
+          <w:color w:val="000000"/>
+          <w:sz w:val="32"/>
+          <w:szCs w:val="32"/>
+          <w:lang w:val="de-CH"/>
+        </w:rPr>
+        <w:t xml:space="preserve">Kurzanleitung zur Ereignisuntersuchung</w:t>
+      </w:r>
+    </w:p>
+    <w:p>
+      <w:pPr>
+        <w:spacing w:after="0" w:before="0"/>
+      </w:pPr>
+      <w:r>
+        <w:rPr>
+          <w:rFonts w:ascii="Arial" w:cs="Arial" w:eastAsia="Arial" w:hAnsi="Arial"/>
+          <w:i/>
+          <w:iCs/>
+          <w:color w:val="666666"/>
+          <w:sz w:val="20"/>
+          <w:szCs w:val="22"/>
+          <w:lang w:val="de-CH"/>
+        </w:rPr>
+        <w:t xml:space="preserve">Im Büro der vorgesetzten Person oder am Sicherheitsanschlagbrett aushängen</w:t>
+      </w:r>
+    </w:p>
+    <w:p>
+      <w:pPr>
+        <w:spacing w:before="120" w:after="70"/>
+        <w:keepNext/>
       </w:pPr>
       <w:r>
         <w:rPr>
@@ -2293,42 +2583,11 @@
           <w:b/>
           <w:bCs/>
           <w:color w:val="C04E1A"/>
-          <w:sz w:val="32"/>
-          <w:szCs w:val="32"/>
+          <w:sz w:val="24"/>
+          <w:szCs w:val="26"/>
+          <w:lang w:val="de-CH"/>
         </w:rPr>
-        <w:t xml:space="preserve">EREIGNISABKLÄRUNG — KURZANLEITUNG</w:t>
-      </w:r>
-    </w:p>
-    <w:p>
-      <w:pPr>
-        <w:spacing w:after="80"/>
-      </w:pPr>
-      <w:r>
-        <w:rPr>
-          <w:rFonts w:ascii="Arial" w:cs="Arial" w:eastAsia="Arial" w:hAnsi="Arial"/>
-          <w:i/>
-          <w:iCs/>
-          <w:color w:val="666666"/>
-          <w:sz w:val="22"/>
-          <w:szCs w:val="22"/>
-        </w:rPr>
-        <w:t xml:space="preserve">Im Büro des Vorgesetzten oder am Sicherheitsanschlagbrett aushängen</w:t>
-      </w:r>
-    </w:p>
-    <w:p>
-      <w:pPr>
-        <w:spacing w:before="240" w:after="120"/>
-      </w:pPr>
-      <w:r>
-        <w:rPr>
-          <w:rFonts w:ascii="Arial" w:cs="Arial" w:eastAsia="Arial" w:hAnsi="Arial"/>
-          <w:b/>
-          <w:bCs/>
-          <w:color w:val="C04E1A"/>
-          <w:sz w:val="26"/>
-          <w:szCs w:val="26"/>
-        </w:rPr>
-        <w:t xml:space="preserve">WANN ABKLÄREN?</w:t>
+        <w:t xml:space="preserve">Wann untersuchen</w:t>
       </w:r>
     </w:p>
     <w:tbl>
@@ -2348,6 +2607,9 @@
         <w:gridCol w:w="7066"/>
       </w:tblGrid>
       <w:tr>
+        <w:trPr>
+          <w:cantSplit/>
+        </w:trPr>
         <w:tc>
           <w:tcPr>
             <w:tcW w:type="dxa" w:w="3400"/>
@@ -2367,14 +2629,18 @@
             <w:vAlign w:val="top"/>
           </w:tcPr>
           <w:p>
+            <w:pPr>
+              <w:spacing w:before="0" w:after="0"/>
+            </w:pPr>
             <w:r>
               <w:rPr>
                 <w:rFonts w:ascii="Arial" w:cs="Arial" w:eastAsia="Arial" w:hAnsi="Arial"/>
                 <w:b/>
                 <w:bCs/>
                 <w:color w:val="000000"/>
-                <w:sz w:val="22"/>
-                <w:szCs w:val="22"/>
+                <w:sz w:val="20"/>
+                <w:szCs w:val="22"/>
+                <w:lang w:val="de-CH"/>
               </w:rPr>
               <w:t xml:space="preserve">Immer</w:t>
             </w:r>
@@ -2398,19 +2664,26 @@
             <w:vAlign w:val="top"/>
           </w:tcPr>
           <w:p>
-            <w:r>
-              <w:rPr>
-                <w:rFonts w:ascii="Arial" w:cs="Arial" w:eastAsia="Arial" w:hAnsi="Arial"/>
-                <w:color w:val="000000"/>
-                <w:sz w:val="22"/>
-                <w:szCs w:val="22"/>
-              </w:rPr>
-              <w:t xml:space="preserve">Jede Verletzung mit ärztlicher Behandlung, jeder Arbeitsausfall, jeder schwere oder tödliche Unfall</w:t>
+            <w:pPr>
+              <w:spacing w:before="0" w:after="0"/>
+            </w:pPr>
+            <w:r>
+              <w:rPr>
+                <w:rFonts w:ascii="Arial" w:cs="Arial" w:eastAsia="Arial" w:hAnsi="Arial"/>
+                <w:color w:val="000000"/>
+                <w:sz w:val="20"/>
+                <w:szCs w:val="22"/>
+                <w:lang w:val="de-CH"/>
+              </w:rPr>
+              <w:t xml:space="preserve">Jede Verletzung, jeder Arbeitsausfall, jede Behandlung über Erste Hilfe hinaus, jeder schwere oder tödliche Unfall</w:t>
             </w:r>
           </w:p>
         </w:tc>
       </w:tr>
       <w:tr>
+        <w:trPr>
+          <w:cantSplit/>
+        </w:trPr>
         <w:tc>
           <w:tcPr>
             <w:tcW w:type="dxa" w:w="3400"/>
@@ -2430,14 +2703,18 @@
             <w:vAlign w:val="top"/>
           </w:tcPr>
           <w:p>
+            <w:pPr>
+              <w:spacing w:before="0" w:after="0"/>
+            </w:pPr>
             <w:r>
               <w:rPr>
                 <w:rFonts w:ascii="Arial" w:cs="Arial" w:eastAsia="Arial" w:hAnsi="Arial"/>
                 <w:b/>
                 <w:bCs/>
                 <w:color w:val="000000"/>
-                <w:sz w:val="22"/>
-                <w:szCs w:val="22"/>
+                <w:sz w:val="20"/>
+                <w:szCs w:val="22"/>
+                <w:lang w:val="de-CH"/>
               </w:rPr>
               <w:t xml:space="preserve">Ebenfalls</w:t>
             </w:r>
@@ -2461,33 +2738,42 @@
             <w:vAlign w:val="top"/>
           </w:tcPr>
           <w:p>
-            <w:r>
-              <w:rPr>
-                <w:rFonts w:ascii="Arial" w:cs="Arial" w:eastAsia="Arial" w:hAnsi="Arial"/>
-                <w:color w:val="000000"/>
-                <w:sz w:val="22"/>
-                <w:szCs w:val="22"/>
-              </w:rPr>
-              <w:t xml:space="preserve">Beinahe-Unfälle, Sachschäden, gefährliche Vorkommnisse</w:t>
+            <w:pPr>
+              <w:spacing w:before="0" w:after="0"/>
+            </w:pPr>
+            <w:r>
+              <w:rPr>
+                <w:rFonts w:ascii="Arial" w:cs="Arial" w:eastAsia="Arial" w:hAnsi="Arial"/>
+                <w:color w:val="000000"/>
+                <w:sz w:val="20"/>
+                <w:szCs w:val="22"/>
+                <w:lang w:val="de-CH"/>
+              </w:rPr>
+              <w:t xml:space="preserve">Beinaheunfälle, Sachschäden, gefährliche Vorkommnisse</w:t>
             </w:r>
           </w:p>
         </w:tc>
       </w:tr>
     </w:tbl>
     <w:p>
+      <w:pPr>
+        <w:spacing w:before="0" w:after="0" w:line="20" w:lineRule="exact"/>
+      </w:pPr>
       <w:r>
         <w:rPr>
           <w:rFonts w:ascii="Arial" w:cs="Arial" w:eastAsia="Arial" w:hAnsi="Arial"/>
           <w:color w:val="000000"/>
-          <w:sz w:val="6"/>
+          <w:sz w:val="2"/>
           <w:szCs w:val="6"/>
+          <w:lang w:val="de-CH"/>
         </w:rPr>
         <w:t xml:space="preserve"/>
       </w:r>
     </w:p>
     <w:p>
       <w:pPr>
-        <w:spacing w:before="240" w:after="120"/>
+        <w:spacing w:before="120" w:after="70"/>
+        <w:keepNext/>
       </w:pPr>
       <w:r>
         <w:rPr>
@@ -2495,10 +2781,11 @@
           <w:b/>
           <w:bCs/>
           <w:color w:val="C04E1A"/>
-          <w:sz w:val="26"/>
+          <w:sz w:val="24"/>
           <w:szCs w:val="26"/>
+          <w:lang w:val="de-CH"/>
         </w:rPr>
-        <w:t xml:space="preserve">ABLAUF</w:t>
+        <w:t xml:space="preserve">Ablauf</w:t>
       </w:r>
     </w:p>
     <w:tbl>
@@ -2518,6 +2805,9 @@
         <w:gridCol w:w="7066"/>
       </w:tblGrid>
       <w:tr>
+        <w:trPr>
+          <w:cantSplit/>
+        </w:trPr>
         <w:tc>
           <w:tcPr>
             <w:tcW w:type="dxa" w:w="3400"/>
@@ -2537,16 +2827,20 @@
             <w:vAlign w:val="top"/>
           </w:tcPr>
           <w:p>
+            <w:pPr>
+              <w:spacing w:before="0" w:after="0"/>
+            </w:pPr>
             <w:r>
               <w:rPr>
                 <w:rFonts w:ascii="Arial" w:cs="Arial" w:eastAsia="Arial" w:hAnsi="Arial"/>
                 <w:b/>
                 <w:bCs/>
                 <w:color w:val="000000"/>
-                <w:sz w:val="22"/>
-                <w:szCs w:val="22"/>
-              </w:rPr>
-              <w:t xml:space="preserve">1. SICHERN &amp; MELDEN</w:t>
+                <w:sz w:val="20"/>
+                <w:szCs w:val="22"/>
+                <w:lang w:val="de-CH"/>
+              </w:rPr>
+              <w:t xml:space="preserve">1 Sichern und melden</w:t>
             </w:r>
           </w:p>
         </w:tc>
@@ -2568,19 +2862,26 @@
             <w:vAlign w:val="top"/>
           </w:tcPr>
           <w:p>
-            <w:r>
-              <w:rPr>
-                <w:rFonts w:ascii="Arial" w:cs="Arial" w:eastAsia="Arial" w:hAnsi="Arial"/>
-                <w:color w:val="000000"/>
-                <w:sz w:val="22"/>
-                <w:szCs w:val="22"/>
-              </w:rPr>
-              <w:t xml:space="preserve">Erste Hilfe. Notfalldienste (144/117/118). Unfallstelle sichern. Fotos/Videos. Vorgesetzte informieren.</w:t>
+            <w:pPr>
+              <w:spacing w:before="0" w:after="0"/>
+            </w:pPr>
+            <w:r>
+              <w:rPr>
+                <w:rFonts w:ascii="Arial" w:cs="Arial" w:eastAsia="Arial" w:hAnsi="Arial"/>
+                <w:color w:val="000000"/>
+                <w:sz w:val="20"/>
+                <w:szCs w:val="22"/>
+                <w:lang w:val="de-CH"/>
+              </w:rPr>
+              <w:t xml:space="preserve">Erste Hilfe. Notfalldienste (144/117/118). Unfallstelle sichern. Fotos und Videos. Geschäftsleitung informieren.</w:t>
             </w:r>
           </w:p>
         </w:tc>
       </w:tr>
       <w:tr>
+        <w:trPr>
+          <w:cantSplit/>
+        </w:trPr>
         <w:tc>
           <w:tcPr>
             <w:tcW w:type="dxa" w:w="3400"/>
@@ -2600,16 +2901,20 @@
             <w:vAlign w:val="top"/>
           </w:tcPr>
           <w:p>
+            <w:pPr>
+              <w:spacing w:before="0" w:after="0"/>
+            </w:pPr>
             <w:r>
               <w:rPr>
                 <w:rFonts w:ascii="Arial" w:cs="Arial" w:eastAsia="Arial" w:hAnsi="Arial"/>
                 <w:b/>
                 <w:bCs/>
                 <w:color w:val="000000"/>
-                <w:sz w:val="22"/>
-                <w:szCs w:val="22"/>
-              </w:rPr>
-              <w:t xml:space="preserve">2. FAKTEN SAMMELN</w:t>
+                <w:sz w:val="20"/>
+                <w:szCs w:val="22"/>
+                <w:lang w:val="de-CH"/>
+              </w:rPr>
+              <w:t xml:space="preserve">2 Fakten sammeln</w:t>
             </w:r>
           </w:p>
         </w:tc>
@@ -2631,19 +2936,26 @@
             <w:vAlign w:val="top"/>
           </w:tcPr>
           <w:p>
-            <w:r>
-              <w:rPr>
-                <w:rFonts w:ascii="Arial" w:cs="Arial" w:eastAsia="Arial" w:hAnsi="Arial"/>
-                <w:color w:val="000000"/>
-                <w:sz w:val="22"/>
-                <w:szCs w:val="22"/>
-              </w:rPr>
-              <w:t xml:space="preserve">Personen – Ort – Unterlagen. Befragen, besichtigen, Dokumente sammeln.</w:t>
+            <w:pPr>
+              <w:spacing w:before="0" w:after="0"/>
+            </w:pPr>
+            <w:r>
+              <w:rPr>
+                <w:rFonts w:ascii="Arial" w:cs="Arial" w:eastAsia="Arial" w:hAnsi="Arial"/>
+                <w:color w:val="000000"/>
+                <w:sz w:val="20"/>
+                <w:szCs w:val="22"/>
+                <w:lang w:val="de-CH"/>
+              </w:rPr>
+              <w:t xml:space="preserve">Personen, Ort und Unterlagen. Zeugen befragen, Unfallstelle besichtigen und Dokumente sammeln.</w:t>
             </w:r>
           </w:p>
         </w:tc>
       </w:tr>
       <w:tr>
+        <w:trPr>
+          <w:cantSplit/>
+        </w:trPr>
         <w:tc>
           <w:tcPr>
             <w:tcW w:type="dxa" w:w="3400"/>
@@ -2663,16 +2975,20 @@
             <w:vAlign w:val="top"/>
           </w:tcPr>
           <w:p>
+            <w:pPr>
+              <w:spacing w:before="0" w:after="0"/>
+            </w:pPr>
             <w:r>
               <w:rPr>
                 <w:rFonts w:ascii="Arial" w:cs="Arial" w:eastAsia="Arial" w:hAnsi="Arial"/>
                 <w:b/>
                 <w:bCs/>
                 <w:color w:val="000000"/>
-                <w:sz w:val="22"/>
-                <w:szCs w:val="22"/>
-              </w:rPr>
-              <w:t xml:space="preserve">3. ZEITABLAUF</w:t>
+                <w:sz w:val="20"/>
+                <w:szCs w:val="22"/>
+                <w:lang w:val="de-CH"/>
+              </w:rPr>
+              <w:t xml:space="preserve">3 Zeitablauf</w:t>
             </w:r>
           </w:p>
         </w:tc>
@@ -2694,19 +3010,26 @@
             <w:vAlign w:val="top"/>
           </w:tcPr>
           <w:p>
-            <w:r>
-              <w:rPr>
-                <w:rFonts w:ascii="Arial" w:cs="Arial" w:eastAsia="Arial" w:hAnsi="Arial"/>
-                <w:color w:val="000000"/>
-                <w:sz w:val="22"/>
-                <w:szCs w:val="22"/>
-              </w:rPr>
-              <w:t xml:space="preserve">Fakten chronologisch ordnen. Lücken suchen.</w:t>
+            <w:pPr>
+              <w:spacing w:before="0" w:after="0"/>
+            </w:pPr>
+            <w:r>
+              <w:rPr>
+                <w:rFonts w:ascii="Arial" w:cs="Arial" w:eastAsia="Arial" w:hAnsi="Arial"/>
+                <w:color w:val="000000"/>
+                <w:sz w:val="20"/>
+                <w:szCs w:val="22"/>
+                <w:lang w:val="de-CH"/>
+              </w:rPr>
+              <w:t xml:space="preserve">Fakten ordnen und Lücken untersuchen.</w:t>
             </w:r>
           </w:p>
         </w:tc>
       </w:tr>
       <w:tr>
+        <w:trPr>
+          <w:cantSplit/>
+        </w:trPr>
         <w:tc>
           <w:tcPr>
             <w:tcW w:type="dxa" w:w="3400"/>
@@ -2726,16 +3049,20 @@
             <w:vAlign w:val="top"/>
           </w:tcPr>
           <w:p>
+            <w:pPr>
+              <w:spacing w:before="0" w:after="0"/>
+            </w:pPr>
             <w:r>
               <w:rPr>
                 <w:rFonts w:ascii="Arial" w:cs="Arial" w:eastAsia="Arial" w:hAnsi="Arial"/>
                 <w:b/>
                 <w:bCs/>
                 <w:color w:val="000000"/>
-                <w:sz w:val="22"/>
-                <w:szCs w:val="22"/>
-              </w:rPr>
-              <w:t xml:space="preserve">4. URSACHEN ERMITTELN</w:t>
+                <w:sz w:val="20"/>
+                <w:szCs w:val="22"/>
+                <w:lang w:val="de-CH"/>
+              </w:rPr>
+              <w:t xml:space="preserve">4 Ursachen ermitteln</w:t>
             </w:r>
           </w:p>
         </w:tc>
@@ -2757,19 +3084,26 @@
             <w:vAlign w:val="top"/>
           </w:tcPr>
           <w:p>
-            <w:r>
-              <w:rPr>
-                <w:rFonts w:ascii="Arial" w:cs="Arial" w:eastAsia="Arial" w:hAnsi="Arial"/>
-                <w:color w:val="000000"/>
-                <w:sz w:val="22"/>
-                <w:szCs w:val="22"/>
-              </w:rPr>
-              <w:t xml:space="preserve">Checkliste (Suva 66100) + 5-Mal-Warum + Rückwärtsprüfung (Deshalb…Deshalb).</w:t>
+            <w:pPr>
+              <w:spacing w:before="0" w:after="0"/>
+            </w:pPr>
+            <w:r>
+              <w:rPr>
+                <w:rFonts w:ascii="Arial" w:cs="Arial" w:eastAsia="Arial" w:hAnsi="Arial"/>
+                <w:color w:val="000000"/>
+                <w:sz w:val="20"/>
+                <w:szCs w:val="22"/>
+                <w:lang w:val="de-CH"/>
+              </w:rPr>
+              <w:t xml:space="preserve">Checkliste (Suva 66100), 5-Mal-Warum und Ursache-Wirkungs-Prüfung.</w:t>
             </w:r>
           </w:p>
         </w:tc>
       </w:tr>
       <w:tr>
+        <w:trPr>
+          <w:cantSplit/>
+        </w:trPr>
         <w:tc>
           <w:tcPr>
             <w:tcW w:type="dxa" w:w="3400"/>
@@ -2789,16 +3123,20 @@
             <w:vAlign w:val="top"/>
           </w:tcPr>
           <w:p>
+            <w:pPr>
+              <w:spacing w:before="0" w:after="0"/>
+            </w:pPr>
             <w:r>
               <w:rPr>
                 <w:rFonts w:ascii="Arial" w:cs="Arial" w:eastAsia="Arial" w:hAnsi="Arial"/>
                 <w:b/>
                 <w:bCs/>
                 <w:color w:val="000000"/>
-                <w:sz w:val="22"/>
-                <w:szCs w:val="22"/>
-              </w:rPr>
-              <w:t xml:space="preserve">5. MASSNAHMEN FESTLEGEN</w:t>
+                <w:sz w:val="20"/>
+                <w:szCs w:val="22"/>
+                <w:lang w:val="de-CH"/>
+              </w:rPr>
+              <w:t xml:space="preserve">5 Massnahmen festlegen</w:t>
             </w:r>
           </w:p>
         </w:tc>
@@ -2820,19 +3158,26 @@
             <w:vAlign w:val="top"/>
           </w:tcPr>
           <w:p>
-            <w:r>
-              <w:rPr>
-                <w:rFonts w:ascii="Arial" w:cs="Arial" w:eastAsia="Arial" w:hAnsi="Arial"/>
-                <w:color w:val="000000"/>
-                <w:sz w:val="22"/>
-                <w:szCs w:val="22"/>
-              </w:rPr>
-              <w:t xml:space="preserve">STOP: Substitution → Technisch → Organisatorisch → Personenbezogen. Name + Termin.</w:t>
+            <w:pPr>
+              <w:spacing w:before="0" w:after="0"/>
+            </w:pPr>
+            <w:r>
+              <w:rPr>
+                <w:rFonts w:ascii="Arial" w:cs="Arial" w:eastAsia="Arial" w:hAnsi="Arial"/>
+                <w:color w:val="000000"/>
+                <w:sz w:val="20"/>
+                <w:szCs w:val="22"/>
+                <w:lang w:val="de-CH"/>
+              </w:rPr>
+              <w:t xml:space="preserve">STOP: Substitution → Technisch → Organisatorisch → Persönlicher Schutz. Verantwortliche Person und Termin festlegen.</w:t>
             </w:r>
           </w:p>
         </w:tc>
       </w:tr>
       <w:tr>
+        <w:trPr>
+          <w:cantSplit/>
+        </w:trPr>
         <w:tc>
           <w:tcPr>
             <w:tcW w:type="dxa" w:w="3400"/>
@@ -2852,16 +3197,20 @@
             <w:vAlign w:val="top"/>
           </w:tcPr>
           <w:p>
+            <w:pPr>
+              <w:spacing w:before="0" w:after="0"/>
+            </w:pPr>
             <w:r>
               <w:rPr>
                 <w:rFonts w:ascii="Arial" w:cs="Arial" w:eastAsia="Arial" w:hAnsi="Arial"/>
                 <w:b/>
                 <w:bCs/>
                 <w:color w:val="000000"/>
-                <w:sz w:val="22"/>
-                <w:szCs w:val="22"/>
-              </w:rPr>
-              <w:t xml:space="preserve">6. BERICHTEN &amp; TEILEN</w:t>
+                <w:sz w:val="20"/>
+                <w:szCs w:val="22"/>
+                <w:lang w:val="de-CH"/>
+              </w:rPr>
+              <w:t xml:space="preserve">6 Bericht erstellen und Erkenntnisse weitergeben</w:t>
             </w:r>
           </w:p>
         </w:tc>
@@ -2883,19 +3232,26 @@
             <w:vAlign w:val="top"/>
           </w:tcPr>
           <w:p>
-            <w:r>
-              <w:rPr>
-                <w:rFonts w:ascii="Arial" w:cs="Arial" w:eastAsia="Arial" w:hAnsi="Arial"/>
-                <w:color w:val="000000"/>
-                <w:sz w:val="22"/>
-                <w:szCs w:val="22"/>
-              </w:rPr>
-              <w:t xml:space="preserve">Formular ausfüllen. Geschäftsleitung vorlegen. Mitarbeitende informieren.</w:t>
+            <w:pPr>
+              <w:spacing w:before="0" w:after="0"/>
+            </w:pPr>
+            <w:r>
+              <w:rPr>
+                <w:rFonts w:ascii="Arial" w:cs="Arial" w:eastAsia="Arial" w:hAnsi="Arial"/>
+                <w:color w:val="000000"/>
+                <w:sz w:val="20"/>
+                <w:szCs w:val="22"/>
+                <w:lang w:val="de-CH"/>
+              </w:rPr>
+              <w:t xml:space="preserve">Formular ausfüllen, Genehmigung der Geschäftsleitung einholen und Mitarbeitende informieren.</w:t>
             </w:r>
           </w:p>
         </w:tc>
       </w:tr>
       <w:tr>
+        <w:trPr>
+          <w:cantSplit/>
+        </w:trPr>
         <w:tc>
           <w:tcPr>
             <w:tcW w:type="dxa" w:w="3400"/>
@@ -2915,16 +3271,20 @@
             <w:vAlign w:val="top"/>
           </w:tcPr>
           <w:p>
+            <w:pPr>
+              <w:spacing w:before="0" w:after="0"/>
+            </w:pPr>
             <w:r>
               <w:rPr>
                 <w:rFonts w:ascii="Arial" w:cs="Arial" w:eastAsia="Arial" w:hAnsi="Arial"/>
                 <w:b/>
                 <w:bCs/>
                 <w:color w:val="000000"/>
-                <w:sz w:val="22"/>
-                <w:szCs w:val="22"/>
-              </w:rPr>
-              <w:t xml:space="preserve">7. NACHVERFOLGEN</w:t>
+                <w:sz w:val="20"/>
+                <w:szCs w:val="22"/>
+                <w:lang w:val="de-CH"/>
+              </w:rPr>
+              <w:t xml:space="preserve">7 Nachverfolgen</w:t>
             </w:r>
           </w:p>
         </w:tc>
@@ -2946,33 +3306,42 @@
             <w:vAlign w:val="top"/>
           </w:tcPr>
           <w:p>
-            <w:r>
-              <w:rPr>
-                <w:rFonts w:ascii="Arial" w:cs="Arial" w:eastAsia="Arial" w:hAnsi="Arial"/>
-                <w:color w:val="000000"/>
-                <w:sz w:val="22"/>
-                <w:szCs w:val="22"/>
-              </w:rPr>
-              <w:t xml:space="preserve">Umsetzung prüfen. Wirksamkeit kontrollieren. 5 Jahre aufbewahren.</w:t>
+            <w:pPr>
+              <w:spacing w:before="0" w:after="0"/>
+            </w:pPr>
+            <w:r>
+              <w:rPr>
+                <w:rFonts w:ascii="Arial" w:cs="Arial" w:eastAsia="Arial" w:hAnsi="Arial"/>
+                <w:color w:val="000000"/>
+                <w:sz w:val="20"/>
+                <w:szCs w:val="22"/>
+                <w:lang w:val="de-CH"/>
+              </w:rPr>
+              <w:t xml:space="preserve">Umsetzung und Wirksamkeit prüfen. Bericht 5 Jahre aufbewahren.</w:t>
             </w:r>
           </w:p>
         </w:tc>
       </w:tr>
     </w:tbl>
     <w:p>
+      <w:pPr>
+        <w:spacing w:before="0" w:after="0" w:line="20" w:lineRule="exact"/>
+      </w:pPr>
       <w:r>
         <w:rPr>
           <w:rFonts w:ascii="Arial" w:cs="Arial" w:eastAsia="Arial" w:hAnsi="Arial"/>
           <w:color w:val="000000"/>
-          <w:sz w:val="6"/>
+          <w:sz w:val="2"/>
           <w:szCs w:val="6"/>
+          <w:lang w:val="de-CH"/>
         </w:rPr>
         <w:t xml:space="preserve"/>
       </w:r>
     </w:p>
     <w:p>
       <w:pPr>
-        <w:spacing w:before="240" w:after="120"/>
+        <w:spacing w:before="120" w:after="70"/>
+        <w:keepNext/>
       </w:pPr>
       <w:r>
         <w:rPr>
@@ -2980,10 +3349,11 @@
           <w:b/>
           <w:bCs/>
           <w:color w:val="C04E1A"/>
-          <w:sz w:val="26"/>
+          <w:sz w:val="24"/>
           <w:szCs w:val="26"/>
+          <w:lang w:val="de-CH"/>
         </w:rPr>
-        <w:t xml:space="preserve">5-MAL-WARUM + RÜCKWÄRTSPRÜFUNG</w:t>
+        <w:t xml:space="preserve">5-Mal-Warum und Ursache und Wirkung</w:t>
       </w:r>
     </w:p>
     <w:tbl>
@@ -3002,6 +3372,9 @@
         <w:gridCol w:w="10466"/>
       </w:tblGrid>
       <w:tr>
+        <w:trPr>
+          <w:cantSplit/>
+        </w:trPr>
         <w:tc>
           <w:tcPr>
             <w:tcW w:type="dxa" w:w="10466"/>
@@ -3020,61 +3393,82 @@
             <w:vAlign w:val="top"/>
           </w:tcPr>
           <w:p>
-            <w:r>
-              <w:rPr>
-                <w:rFonts w:ascii="Arial" w:cs="Arial" w:eastAsia="Arial" w:hAnsi="Arial"/>
-                <w:color w:val="000000"/>
-                <w:sz w:val="22"/>
-                <w:szCs w:val="22"/>
-              </w:rPr>
-              <w:t xml:space="preserve">Für jeden beitragenden Faktor «Warum?» fragen, bis eine organisatorische Grundursache erreicht ist.</w:t>
-            </w:r>
-          </w:p>
-          <w:p>
-            <w:r>
-              <w:rPr>
-                <w:rFonts w:ascii="Arial" w:cs="Arial" w:eastAsia="Arial" w:hAnsi="Arial"/>
-                <w:color w:val="000000"/>
-                <w:sz w:val="6"/>
+            <w:pPr>
+              <w:spacing w:before="0" w:after="0"/>
+            </w:pPr>
+            <w:r>
+              <w:rPr>
+                <w:rFonts w:ascii="Arial" w:cs="Arial" w:eastAsia="Arial" w:hAnsi="Arial"/>
+                <w:color w:val="000000"/>
+                <w:sz w:val="20"/>
+                <w:szCs w:val="22"/>
+                <w:lang w:val="de-CH"/>
+              </w:rPr>
+              <w:t xml:space="preserve">Für jeden beitragenden Faktor wiederholt «Warum?» fragen. Jede Antwort anhand der Belege prüfen, auch die Arbeitsorganisation berücksichtigen.</w:t>
+            </w:r>
+          </w:p>
+          <w:p>
+            <w:pPr>
+              <w:spacing w:before="0" w:after="0" w:line="20" w:lineRule="exact"/>
+            </w:pPr>
+            <w:r>
+              <w:rPr>
+                <w:rFonts w:ascii="Arial" w:cs="Arial" w:eastAsia="Arial" w:hAnsi="Arial"/>
+                <w:color w:val="000000"/>
+                <w:sz w:val="2"/>
                 <w:szCs w:val="6"/>
-              </w:rPr>
-              <w:t xml:space="preserve"/>
-            </w:r>
-          </w:p>
-          <w:p>
-            <w:r>
-              <w:rPr>
-                <w:rFonts w:ascii="Arial" w:cs="Arial" w:eastAsia="Arial" w:hAnsi="Arial"/>
-                <w:b/>
+                <w:lang w:val="de-CH"/>
+              </w:rPr>
+              <w:t xml:space="preserve"/>
+            </w:r>
+          </w:p>
+          <w:p>
+            <w:pPr>
+              <w:spacing w:before="0" w:after="0"/>
+            </w:pPr>
+            <w:r>
+              <w:rPr>
+                <w:rFonts w:ascii="Arial" w:cs="Arial" w:eastAsia="Arial" w:hAnsi="Arial"/>
+                <w:b w:val="0"/>
                 <w:bCs/>
                 <w:color w:val="000000"/>
-                <w:sz w:val="22"/>
-                <w:szCs w:val="22"/>
-              </w:rPr>
-              <w:t xml:space="preserve">Rückwärtsprüfung: </w:t>
-            </w:r>
-            <w:r>
-              <w:rPr>
-                <w:rFonts w:ascii="Arial" w:cs="Arial" w:eastAsia="Arial" w:hAnsi="Arial"/>
-                <w:color w:val="000000"/>
-                <w:sz w:val="22"/>
-                <w:szCs w:val="22"/>
-              </w:rPr>
-              <w:t xml:space="preserve">Kette rückwärts lesen mit «Deshalb…» — wenn die Logik nicht stimmt, hat die Analyse eine Lücke.</w:t>
-            </w:r>
-          </w:p>
-          <w:p>
-            <w:r>
-              <w:rPr>
-                <w:rFonts w:ascii="Arial" w:cs="Arial" w:eastAsia="Arial" w:hAnsi="Arial"/>
-                <w:color w:val="000000"/>
-                <w:sz w:val="6"/>
+                <w:sz w:val="20"/>
+                <w:szCs w:val="22"/>
+                <w:lang w:val="de-CH"/>
+              </w:rPr>
+              <w:t xml:space="preserve">Von der Grundursache zum Ereignis lesen und die Schritte mit «deshalb» verbinden. Jeden Zusammenhang prüfen und Lücken untersuchen.</w:t>
+            </w:r>
+            <w:r>
+              <w:rPr>
+                <w:rFonts w:ascii="Arial" w:cs="Arial" w:eastAsia="Arial" w:hAnsi="Arial"/>
+                <w:color w:val="000000"/>
+                <w:sz w:val="20"/>
+                <w:szCs w:val="22"/>
+                <w:b w:val="0"/>
+                <w:lang w:val="de-CH"/>
+              </w:rPr>
+              <w:t xml:space="preserve"/>
+            </w:r>
+          </w:p>
+          <w:p>
+            <w:pPr>
+              <w:spacing w:before="0" w:after="0" w:line="20" w:lineRule="exact"/>
+            </w:pPr>
+            <w:r>
+              <w:rPr>
+                <w:rFonts w:ascii="Arial" w:cs="Arial" w:eastAsia="Arial" w:hAnsi="Arial"/>
+                <w:color w:val="000000"/>
+                <w:sz w:val="2"/>
                 <w:szCs w:val="6"/>
-              </w:rPr>
-              <w:t xml:space="preserve"/>
-            </w:r>
-          </w:p>
-          <w:p>
+                <w:lang w:val="de-CH"/>
+              </w:rPr>
+              <w:t xml:space="preserve"/>
+            </w:r>
+          </w:p>
+          <w:p>
+            <w:pPr>
+              <w:spacing w:before="0" w:after="0"/>
+            </w:pPr>
             <w:r>
               <w:rPr>
                 <w:rFonts w:ascii="Arial" w:cs="Arial" w:eastAsia="Arial" w:hAnsi="Arial"/>
@@ -3083,8 +3477,9 @@
                 <w:i/>
                 <w:iCs/>
                 <w:color w:val="666666"/>
-                <w:sz w:val="22"/>
-                <w:szCs w:val="22"/>
+                <w:sz w:val="20"/>
+                <w:szCs w:val="22"/>
+                <w:lang w:val="de-CH"/>
               </w:rPr>
               <w:t xml:space="preserve">Beispiel: </w:t>
             </w:r>
@@ -3094,24 +3489,32 @@
                 <w:i/>
                 <w:iCs/>
                 <w:color w:val="666666"/>
-                <w:sz w:val="22"/>
-                <w:szCs w:val="22"/>
-              </w:rPr>
-              <w:t xml:space="preserve">Mitarbeiter von herabfallendem Gegenstand getroffen → Warum? Gegenstand nicht gesichert → Warum? Kein Verfahren zur Ladungssicherung in der Höhe → Warum? Gefährdungsbeurteilung deckte diesen Schritt nicht ab → Warum? GB nach Prozessänderung nicht aktualisiert → Warum? Kein Änderungsmanagement.</w:t>
-            </w:r>
-          </w:p>
-          <w:p>
-            <w:r>
-              <w:rPr>
-                <w:rFonts w:ascii="Arial" w:cs="Arial" w:eastAsia="Arial" w:hAnsi="Arial"/>
-                <w:color w:val="000000"/>
-                <w:sz w:val="6"/>
+                <w:sz w:val="20"/>
+                <w:szCs w:val="22"/>
+                <w:lang w:val="de-CH"/>
+              </w:rPr>
+              <w:t xml:space="preserve">Mitarbeiter von herabfallendem Gegenstand getroffen → Warum? Gegenstand nicht gesichert → Warum? Kein Verfahren zum Sichern von Gegenständen in der Höhe → Warum? Tätigkeit in der Gefährdungsbeurteilung nicht berücksichtigt → Warum? Beurteilung nach Prozessänderung nicht aktualisiert → Warum? Kein Änderungsmanagement.</w:t>
+            </w:r>
+          </w:p>
+          <w:p>
+            <w:pPr>
+              <w:spacing w:before="0" w:after="0" w:line="20" w:lineRule="exact"/>
+            </w:pPr>
+            <w:r>
+              <w:rPr>
+                <w:rFonts w:ascii="Arial" w:cs="Arial" w:eastAsia="Arial" w:hAnsi="Arial"/>
+                <w:color w:val="000000"/>
+                <w:sz w:val="2"/>
                 <w:szCs w:val="6"/>
-              </w:rPr>
-              <w:t xml:space="preserve"/>
-            </w:r>
-          </w:p>
-          <w:p>
+                <w:lang w:val="de-CH"/>
+              </w:rPr>
+              <w:t xml:space="preserve"/>
+            </w:r>
+          </w:p>
+          <w:p>
+            <w:pPr>
+              <w:spacing w:before="0" w:after="0"/>
+            </w:pPr>
             <w:r>
               <w:rPr>
                 <w:rFonts w:ascii="Arial" w:cs="Arial" w:eastAsia="Arial" w:hAnsi="Arial"/>
@@ -3120,10 +3523,11 @@
                 <w:i/>
                 <w:iCs/>
                 <w:color w:val="666666"/>
-                <w:sz w:val="22"/>
-                <w:szCs w:val="22"/>
-              </w:rPr>
-              <w:t xml:space="preserve">Rückwärts: </w:t>
+                <w:sz w:val="20"/>
+                <w:szCs w:val="22"/>
+                <w:lang w:val="de-CH"/>
+              </w:rPr>
+              <w:t xml:space="preserve">Rückwärts lesen: </w:t>
             </w:r>
             <w:r>
               <w:rPr>
@@ -3131,29 +3535,35 @@
                 <w:i/>
                 <w:iCs/>
                 <w:color w:val="666666"/>
-                <w:sz w:val="22"/>
-                <w:szCs w:val="22"/>
-              </w:rPr>
-              <w:t xml:space="preserve">Kein Änderungsmanagement → deshalb GB nicht aktualisiert → deshalb Risiko nicht erkannt → deshalb kein Verfahren → deshalb Gegenstand fiel → deshalb Mitarbeiter getroffen. ✓</w:t>
+                <w:sz w:val="20"/>
+                <w:szCs w:val="22"/>
+                <w:lang w:val="de-CH"/>
+              </w:rPr>
+              <w:t xml:space="preserve">kein Änderungsmanagement → Beurteilung nicht aktualisiert → Tätigkeit nicht beurteilt → kein Sicherungsverfahren → Gegenstand nicht gesichert → Gegenstand fiel und traf den Mitarbeiter. Diese Kette anhand der Belege prüfen.</w:t>
             </w:r>
           </w:p>
         </w:tc>
       </w:tr>
     </w:tbl>
     <w:p>
+      <w:pPr>
+        <w:spacing w:before="0" w:after="0" w:line="20" w:lineRule="exact"/>
+      </w:pPr>
       <w:r>
         <w:rPr>
           <w:rFonts w:ascii="Arial" w:cs="Arial" w:eastAsia="Arial" w:hAnsi="Arial"/>
           <w:color w:val="000000"/>
-          <w:sz w:val="6"/>
+          <w:sz w:val="2"/>
           <w:szCs w:val="6"/>
+          <w:lang w:val="de-CH"/>
         </w:rPr>
         <w:t xml:space="preserve"/>
       </w:r>
     </w:p>
     <w:p>
       <w:pPr>
-        <w:spacing w:before="240" w:after="120"/>
+        <w:spacing w:before="120" w:after="70"/>
+        <w:keepNext/>
       </w:pPr>
       <w:r>
         <w:rPr>
@@ -3161,10 +3571,11 @@
           <w:b/>
           <w:bCs/>
           <w:color w:val="C04E1A"/>
-          <w:sz w:val="26"/>
+          <w:sz w:val="24"/>
           <w:szCs w:val="26"/>
+          <w:lang w:val="de-CH"/>
         </w:rPr>
-        <w:t xml:space="preserve">STOP-PRINZIP</w:t>
+        <w:t xml:space="preserve">STOP-Prinzip</w:t>
       </w:r>
     </w:p>
     <w:tbl>
@@ -3186,6 +3597,9 @@
         <w:gridCol w:w="4666"/>
       </w:tblGrid>
       <w:tr>
+        <w:trPr>
+          <w:cantSplit/>
+        </w:trPr>
         <w:tc>
           <w:tcPr>
             <w:tcW w:type="dxa" w:w="600"/>
@@ -3205,14 +3619,18 @@
             <w:vAlign w:val="top"/>
           </w:tcPr>
           <w:p>
+            <w:pPr>
+              <w:spacing w:before="0" w:after="0"/>
+            </w:pPr>
             <w:r>
               <w:rPr>
                 <w:rFonts w:ascii="Arial" w:cs="Arial" w:eastAsia="Arial" w:hAnsi="Arial"/>
                 <w:b/>
                 <w:bCs/>
                 <w:color w:val="000000"/>
-                <w:sz w:val="22"/>
-                <w:szCs w:val="22"/>
+                <w:sz w:val="20"/>
+                <w:szCs w:val="22"/>
+                <w:lang w:val="de-CH"/>
               </w:rPr>
               <w:t xml:space="preserve">S</w:t>
             </w:r>
@@ -3236,14 +3654,18 @@
             <w:vAlign w:val="top"/>
           </w:tcPr>
           <w:p>
-            <w:r>
-              <w:rPr>
-                <w:rFonts w:ascii="Arial" w:cs="Arial" w:eastAsia="Arial" w:hAnsi="Arial"/>
-                <w:color w:val="000000"/>
-                <w:sz w:val="22"/>
-                <w:szCs w:val="22"/>
-              </w:rPr>
-              <w:t xml:space="preserve">Substitution — Gefahr eliminieren</w:t>
+            <w:pPr>
+              <w:spacing w:before="0" w:after="0"/>
+            </w:pPr>
+            <w:r>
+              <w:rPr>
+                <w:rFonts w:ascii="Arial" w:cs="Arial" w:eastAsia="Arial" w:hAnsi="Arial"/>
+                <w:color w:val="000000"/>
+                <w:sz w:val="20"/>
+                <w:szCs w:val="22"/>
+                <w:lang w:val="de-CH"/>
+              </w:rPr>
+              <w:t xml:space="preserve">Substitution: Gefahr beseitigen</w:t>
             </w:r>
           </w:p>
         </w:tc>
@@ -3266,14 +3688,18 @@
             <w:vAlign w:val="top"/>
           </w:tcPr>
           <w:p>
+            <w:pPr>
+              <w:spacing w:before="0" w:after="0"/>
+            </w:pPr>
             <w:r>
               <w:rPr>
                 <w:rFonts w:ascii="Arial" w:cs="Arial" w:eastAsia="Arial" w:hAnsi="Arial"/>
                 <w:b/>
                 <w:bCs/>
                 <w:color w:val="000000"/>
-                <w:sz w:val="22"/>
-                <w:szCs w:val="22"/>
+                <w:sz w:val="20"/>
+                <w:szCs w:val="22"/>
+                <w:lang w:val="de-CH"/>
               </w:rPr>
               <w:t xml:space="preserve">T</w:t>
             </w:r>
@@ -3297,19 +3723,26 @@
             <w:vAlign w:val="top"/>
           </w:tcPr>
           <w:p>
-            <w:r>
-              <w:rPr>
-                <w:rFonts w:ascii="Arial" w:cs="Arial" w:eastAsia="Arial" w:hAnsi="Arial"/>
-                <w:color w:val="000000"/>
-                <w:sz w:val="22"/>
-                <w:szCs w:val="22"/>
-              </w:rPr>
-              <w:t xml:space="preserve">Technisch — Schutzeinrichtungen, technische Lösungen</w:t>
+            <w:pPr>
+              <w:spacing w:before="0" w:after="0"/>
+            </w:pPr>
+            <w:r>
+              <w:rPr>
+                <w:rFonts w:ascii="Arial" w:cs="Arial" w:eastAsia="Arial" w:hAnsi="Arial"/>
+                <w:color w:val="000000"/>
+                <w:sz w:val="20"/>
+                <w:szCs w:val="22"/>
+                <w:lang w:val="de-CH"/>
+              </w:rPr>
+              <w:t xml:space="preserve">Technisch: Schutzeinrichtungen und technische Lösungen</w:t>
             </w:r>
           </w:p>
         </w:tc>
       </w:tr>
       <w:tr>
+        <w:trPr>
+          <w:cantSplit/>
+        </w:trPr>
         <w:tc>
           <w:tcPr>
             <w:tcW w:type="dxa" w:w="600"/>
@@ -3329,14 +3762,18 @@
             <w:vAlign w:val="top"/>
           </w:tcPr>
           <w:p>
+            <w:pPr>
+              <w:spacing w:before="0" w:after="0"/>
+            </w:pPr>
             <w:r>
               <w:rPr>
                 <w:rFonts w:ascii="Arial" w:cs="Arial" w:eastAsia="Arial" w:hAnsi="Arial"/>
                 <w:b/>
                 <w:bCs/>
                 <w:color w:val="000000"/>
-                <w:sz w:val="22"/>
-                <w:szCs w:val="22"/>
+                <w:sz w:val="20"/>
+                <w:szCs w:val="22"/>
+                <w:lang w:val="de-CH"/>
               </w:rPr>
               <w:t xml:space="preserve">O</w:t>
             </w:r>
@@ -3360,14 +3797,18 @@
             <w:vAlign w:val="top"/>
           </w:tcPr>
           <w:p>
-            <w:r>
-              <w:rPr>
-                <w:rFonts w:ascii="Arial" w:cs="Arial" w:eastAsia="Arial" w:hAnsi="Arial"/>
-                <w:color w:val="000000"/>
-                <w:sz w:val="22"/>
-                <w:szCs w:val="22"/>
-              </w:rPr>
-              <w:t xml:space="preserve">Organisatorisch — Verfahren, Ausbildung, Planung</w:t>
+            <w:pPr>
+              <w:spacing w:before="0" w:after="0"/>
+            </w:pPr>
+            <w:r>
+              <w:rPr>
+                <w:rFonts w:ascii="Arial" w:cs="Arial" w:eastAsia="Arial" w:hAnsi="Arial"/>
+                <w:color w:val="000000"/>
+                <w:sz w:val="20"/>
+                <w:szCs w:val="22"/>
+                <w:lang w:val="de-CH"/>
+              </w:rPr>
+              <w:t xml:space="preserve">Organisatorisch: Verfahren, Ausbildung, Planung und Überwachung</w:t>
             </w:r>
           </w:p>
         </w:tc>
@@ -3390,14 +3831,18 @@
             <w:vAlign w:val="top"/>
           </w:tcPr>
           <w:p>
+            <w:pPr>
+              <w:spacing w:before="0" w:after="0"/>
+            </w:pPr>
             <w:r>
               <w:rPr>
                 <w:rFonts w:ascii="Arial" w:cs="Arial" w:eastAsia="Arial" w:hAnsi="Arial"/>
                 <w:b/>
                 <w:bCs/>
                 <w:color w:val="000000"/>
-                <w:sz w:val="22"/>
-                <w:szCs w:val="22"/>
+                <w:sz w:val="20"/>
+                <w:szCs w:val="22"/>
+                <w:lang w:val="de-CH"/>
               </w:rPr>
               <w:t xml:space="preserve">P</w:t>
             </w:r>
@@ -3421,33 +3866,42 @@
             <w:vAlign w:val="top"/>
           </w:tcPr>
           <w:p>
-            <w:r>
-              <w:rPr>
-                <w:rFonts w:ascii="Arial" w:cs="Arial" w:eastAsia="Arial" w:hAnsi="Arial"/>
-                <w:color w:val="000000"/>
-                <w:sz w:val="22"/>
-                <w:szCs w:val="22"/>
-              </w:rPr>
-              <w:t xml:space="preserve">Personenbezogen — PSA, Instruktion, Überwachung</w:t>
+            <w:pPr>
+              <w:spacing w:before="0" w:after="0"/>
+            </w:pPr>
+            <w:r>
+              <w:rPr>
+                <w:rFonts w:ascii="Arial" w:cs="Arial" w:eastAsia="Arial" w:hAnsi="Arial"/>
+                <w:color w:val="000000"/>
+                <w:sz w:val="20"/>
+                <w:szCs w:val="22"/>
+                <w:lang w:val="de-CH"/>
+              </w:rPr>
+              <w:t xml:space="preserve">Persönlicher Schutz: PSA</w:t>
             </w:r>
           </w:p>
         </w:tc>
       </w:tr>
     </w:tbl>
     <w:p>
+      <w:pPr>
+        <w:spacing w:before="0" w:after="0" w:line="20" w:lineRule="exact"/>
+      </w:pPr>
       <w:r>
         <w:rPr>
           <w:rFonts w:ascii="Arial" w:cs="Arial" w:eastAsia="Arial" w:hAnsi="Arial"/>
           <w:color w:val="000000"/>
-          <w:sz w:val="6"/>
+          <w:sz w:val="2"/>
           <w:szCs w:val="6"/>
+          <w:lang w:val="de-CH"/>
         </w:rPr>
         <w:t xml:space="preserve"/>
       </w:r>
     </w:p>
     <w:p>
       <w:pPr>
-        <w:spacing w:before="240" w:after="120"/>
+        <w:spacing w:before="120" w:after="70"/>
+        <w:keepNext/>
       </w:pPr>
       <w:r>
         <w:rPr>
@@ -3455,10 +3909,11 @@
           <w:b/>
           <w:bCs/>
           <w:color w:val="C04E1A"/>
-          <w:sz w:val="26"/>
+          <w:sz w:val="24"/>
           <w:szCs w:val="26"/>
+          <w:lang w:val="de-CH"/>
         </w:rPr>
-        <w:t xml:space="preserve">WICHTIGE GRUNDSÄTZE</w:t>
+        <w:t xml:space="preserve">Prüfpunkte</w:t>
       </w:r>
     </w:p>
     <w:tbl>
@@ -3477,6 +3932,9 @@
         <w:gridCol w:w="10466"/>
       </w:tblGrid>
       <w:tr>
+        <w:trPr>
+          <w:cantSplit/>
+        </w:trPr>
         <w:tc>
           <w:tcPr>
             <w:tcW w:type="dxa" w:w="10466"/>
@@ -3496,113 +3954,150 @@
             <w:vAlign w:val="top"/>
           </w:tcPr>
           <w:p>
+            <w:pPr>
+              <w:spacing w:before="0" w:after="0"/>
+            </w:pPr>
             <w:r>
               <w:rPr>
                 <w:rFonts w:ascii="Arial" w:cs="Arial" w:eastAsia="Arial" w:hAnsi="Arial"/>
                 <w:b/>
                 <w:bCs/>
                 <w:color w:val="000000"/>
-                <w:sz w:val="22"/>
-                <w:szCs w:val="22"/>
-              </w:rPr>
-              <w:t xml:space="preserve">Ziel ist Lernen, nicht Bestrafen.</w:t>
-            </w:r>
-            <w:r>
-              <w:rPr>
-                <w:rFonts w:ascii="Arial" w:cs="Arial" w:eastAsia="Arial" w:hAnsi="Arial"/>
-                <w:color w:val="000000"/>
-                <w:sz w:val="22"/>
-                <w:szCs w:val="22"/>
-              </w:rPr>
-              <w:t xml:space="preserve"> Wenn Sie schreiben «Der Mitarbeiter hätte sollen…», haben Sie zu früh aufgehört — fragen Sie weiter «Warum?»</w:t>
-            </w:r>
-          </w:p>
-          <w:p>
-            <w:r>
-              <w:rPr>
-                <w:rFonts w:ascii="Arial" w:cs="Arial" w:eastAsia="Arial" w:hAnsi="Arial"/>
-                <w:color w:val="000000"/>
-                <w:sz w:val="6"/>
+                <w:sz w:val="20"/>
+                <w:szCs w:val="22"/>
+                <w:lang w:val="de-CH"/>
+              </w:rPr>
+              <w:t xml:space="preserve">«Der Mitarbeiter hätte … tun sollen» erklärt keine Ursache. Fragen, was die Handlung ermöglicht hat und welche Schutzmassnahmen fehlten.</w:t>
+            </w:r>
+            <w:r>
+              <w:rPr>
+                <w:rFonts w:ascii="Arial" w:cs="Arial" w:eastAsia="Arial" w:hAnsi="Arial"/>
+                <w:color w:val="000000"/>
+                <w:sz w:val="20"/>
+                <w:szCs w:val="22"/>
+                <w:lang w:val="de-CH"/>
+              </w:rPr>
+              <w:t xml:space="preserve"/>
+            </w:r>
+          </w:p>
+          <w:p>
+            <w:pPr>
+              <w:spacing w:before="0" w:after="0" w:line="20" w:lineRule="exact"/>
+            </w:pPr>
+            <w:r>
+              <w:rPr>
+                <w:rFonts w:ascii="Arial" w:cs="Arial" w:eastAsia="Arial" w:hAnsi="Arial"/>
+                <w:color w:val="000000"/>
+                <w:sz w:val="2"/>
                 <w:szCs w:val="6"/>
-              </w:rPr>
-              <w:t xml:space="preserve"/>
-            </w:r>
-          </w:p>
-          <w:p>
-            <w:r>
-              <w:rPr>
-                <w:rFonts w:ascii="Arial" w:cs="Arial" w:eastAsia="Arial" w:hAnsi="Arial"/>
-                <w:color w:val="000000"/>
-                <w:sz w:val="22"/>
-                <w:szCs w:val="22"/>
-              </w:rPr>
-              <w:t xml:space="preserve">So schnell wie möglich abklären. Erinnerungen verblassen, Beweise werden aufgeräumt.</w:t>
-            </w:r>
-          </w:p>
-          <w:p>
-            <w:r>
-              <w:rPr>
-                <w:rFonts w:ascii="Arial" w:cs="Arial" w:eastAsia="Arial" w:hAnsi="Arial"/>
-                <w:color w:val="000000"/>
-                <w:sz w:val="6"/>
+                <w:lang w:val="de-CH"/>
+              </w:rPr>
+              <w:t xml:space="preserve"/>
+            </w:r>
+          </w:p>
+          <w:p>
+            <w:pPr>
+              <w:spacing w:before="0" w:after="0"/>
+            </w:pPr>
+            <w:r>
+              <w:rPr>
+                <w:rFonts w:ascii="Arial" w:cs="Arial" w:eastAsia="Arial" w:hAnsi="Arial"/>
+                <w:color w:val="000000"/>
+                <w:sz w:val="20"/>
+                <w:szCs w:val="22"/>
+                <w:lang w:val="de-CH"/>
+              </w:rPr>
+              <w:t xml:space="preserve">Zeitnah untersuchen, solange Erinnerungen und Beweise verfügbar sind.</w:t>
+            </w:r>
+          </w:p>
+          <w:p>
+            <w:pPr>
+              <w:spacing w:before="0" w:after="0" w:line="20" w:lineRule="exact"/>
+            </w:pPr>
+            <w:r>
+              <w:rPr>
+                <w:rFonts w:ascii="Arial" w:cs="Arial" w:eastAsia="Arial" w:hAnsi="Arial"/>
+                <w:color w:val="000000"/>
+                <w:sz w:val="2"/>
                 <w:szCs w:val="6"/>
-              </w:rPr>
-              <w:t xml:space="preserve"/>
-            </w:r>
-          </w:p>
-          <w:p>
-            <w:r>
-              <w:rPr>
-                <w:rFonts w:ascii="Arial" w:cs="Arial" w:eastAsia="Arial" w:hAnsi="Arial"/>
-                <w:color w:val="000000"/>
-                <w:sz w:val="22"/>
-                <w:szCs w:val="22"/>
-              </w:rPr>
-              <w:t xml:space="preserve">Mehrere Ursachen sind normal. Die meisten Ereignisse haben 3–5 beitragende Faktoren.</w:t>
-            </w:r>
-          </w:p>
-          <w:p>
-            <w:r>
-              <w:rPr>
-                <w:rFonts w:ascii="Arial" w:cs="Arial" w:eastAsia="Arial" w:hAnsi="Arial"/>
-                <w:color w:val="000000"/>
-                <w:sz w:val="6"/>
+                <w:lang w:val="de-CH"/>
+              </w:rPr>
+              <w:t xml:space="preserve"/>
+            </w:r>
+          </w:p>
+          <w:p>
+            <w:pPr>
+              <w:spacing w:before="0" w:after="0"/>
+            </w:pPr>
+            <w:r>
+              <w:rPr>
+                <w:rFonts w:ascii="Arial" w:cs="Arial" w:eastAsia="Arial" w:hAnsi="Arial"/>
+                <w:color w:val="000000"/>
+                <w:sz w:val="20"/>
+                <w:szCs w:val="22"/>
+                <w:lang w:val="de-CH"/>
+              </w:rPr>
+              <w:t xml:space="preserve">Alle beitragenden Faktoren ermitteln. Ein Ereignis kann mehrere Ursachen haben.</w:t>
+            </w:r>
+          </w:p>
+          <w:p>
+            <w:pPr>
+              <w:spacing w:before="0" w:after="0" w:line="20" w:lineRule="exact"/>
+            </w:pPr>
+            <w:r>
+              <w:rPr>
+                <w:rFonts w:ascii="Arial" w:cs="Arial" w:eastAsia="Arial" w:hAnsi="Arial"/>
+                <w:color w:val="000000"/>
+                <w:sz w:val="2"/>
                 <w:szCs w:val="6"/>
-              </w:rPr>
-              <w:t xml:space="preserve"/>
-            </w:r>
-          </w:p>
-          <w:p>
-            <w:r>
-              <w:rPr>
-                <w:rFonts w:ascii="Arial" w:cs="Arial" w:eastAsia="Arial" w:hAnsi="Arial"/>
-                <w:color w:val="000000"/>
-                <w:sz w:val="22"/>
-                <w:szCs w:val="22"/>
-              </w:rPr>
-              <w:t xml:space="preserve">Massnahmen müssen zur Grundursache passen. Wenn die Ursache «kein Verfahren» ist, ist die Massnahme «Verfahren erstellen» — nicht «Mitarbeiter nachschulen».</w:t>
-            </w:r>
-          </w:p>
-          <w:p>
-            <w:r>
-              <w:rPr>
-                <w:rFonts w:ascii="Arial" w:cs="Arial" w:eastAsia="Arial" w:hAnsi="Arial"/>
-                <w:color w:val="000000"/>
-                <w:sz w:val="6"/>
+                <w:lang w:val="de-CH"/>
+              </w:rPr>
+              <w:t xml:space="preserve"/>
+            </w:r>
+          </w:p>
+          <w:p>
+            <w:pPr>
+              <w:spacing w:before="0" w:after="0"/>
+            </w:pPr>
+            <w:r>
+              <w:rPr>
+                <w:rFonts w:ascii="Arial" w:cs="Arial" w:eastAsia="Arial" w:hAnsi="Arial"/>
+                <w:color w:val="000000"/>
+                <w:sz w:val="20"/>
+                <w:szCs w:val="22"/>
+                <w:lang w:val="de-CH"/>
+              </w:rPr>
+              <w:t xml:space="preserve">Massnahmen auf die Ursachen abstimmen. Fehlte ein Verfahren, eines einführen und dessen Anwendung prüfen. Ausbildung allein behebt das fehlende Verfahren nicht.</w:t>
+            </w:r>
+          </w:p>
+          <w:p>
+            <w:pPr>
+              <w:spacing w:before="0" w:after="0" w:line="20" w:lineRule="exact"/>
+            </w:pPr>
+            <w:r>
+              <w:rPr>
+                <w:rFonts w:ascii="Arial" w:cs="Arial" w:eastAsia="Arial" w:hAnsi="Arial"/>
+                <w:color w:val="000000"/>
+                <w:sz w:val="2"/>
                 <w:szCs w:val="6"/>
-              </w:rPr>
-              <w:t xml:space="preserve"/>
-            </w:r>
-          </w:p>
-          <w:p>
-            <w:r>
-              <w:rPr>
-                <w:rFonts w:ascii="Arial" w:cs="Arial" w:eastAsia="Arial" w:hAnsi="Arial"/>
-                <w:color w:val="000000"/>
-                <w:sz w:val="22"/>
-                <w:szCs w:val="22"/>
-              </w:rPr>
-              <w:t xml:space="preserve">Nachverfolgen. Eine Massnahme ohne Überprüfung ist nur ein guter Vorsatz.</w:t>
+                <w:lang w:val="de-CH"/>
+              </w:rPr>
+              <w:t xml:space="preserve"/>
+            </w:r>
+          </w:p>
+          <w:p>
+            <w:pPr>
+              <w:spacing w:before="0" w:after="0"/>
+            </w:pPr>
+            <w:r>
+              <w:rPr>
+                <w:rFonts w:ascii="Arial" w:cs="Arial" w:eastAsia="Arial" w:hAnsi="Arial"/>
+                <w:color w:val="000000"/>
+                <w:sz w:val="20"/>
+                <w:szCs w:val="22"/>
+                <w:lang w:val="de-CH"/>
+              </w:rPr>
+              <w:t xml:space="preserve">Umsetzung und Wirksamkeit jeder Massnahme prüfen.</w:t>
             </w:r>
           </w:p>
         </w:tc>
@@ -3623,22 +4118,25 @@
     <w:p>
       <w:pPr>
         <w:spacing w:before="200" w:after="200"/>
+        <w:pStyle w:val="Title"/>
       </w:pPr>
       <w:r>
         <w:rPr>
           <w:rFonts w:ascii="Arial" w:cs="Arial" w:eastAsia="Arial" w:hAnsi="Arial"/>
           <w:b/>
           <w:bCs/>
-          <w:color w:val="C04E1A"/>
+          <w:color w:val="000000"/>
           <w:sz w:val="32"/>
           <w:szCs w:val="32"/>
+          <w:lang w:val="de-CH"/>
         </w:rPr>
-        <w:t xml:space="preserve">FORMULAR EREIGNISABKLÄRUNG</w:t>
+        <w:t xml:space="preserve">Formular zur Ereignisuntersuchung</w:t>
       </w:r>
     </w:p>
     <w:p>
       <w:pPr>
         <w:spacing w:before="300" w:after="120"/>
+        <w:keepNext/>
       </w:pPr>
       <w:r>
         <w:rPr>
@@ -3648,8 +4146,9 @@
           <w:color w:val="C04E1A"/>
           <w:sz w:val="26"/>
           <w:szCs w:val="26"/>
+          <w:lang w:val="de-CH"/>
         </w:rPr>
-        <w:t xml:space="preserve">1 │ ALLGEMEINE ANGABEN</w:t>
+        <w:t xml:space="preserve">1 Allgemeine Angaben</w:t>
       </w:r>
     </w:p>
     <w:tbl>
@@ -3671,6 +4170,9 @@
         <w:gridCol w:w="3066"/>
       </w:tblGrid>
       <w:tr>
+        <w:trPr>
+          <w:cantSplit/>
+        </w:trPr>
         <w:tc>
           <w:tcPr>
             <w:tcW w:type="dxa" w:w="2200"/>
@@ -3698,6 +4200,7 @@
                 <w:color w:val="000000"/>
                 <w:sz w:val="22"/>
                 <w:szCs w:val="22"/>
+                <w:lang w:val="de-CH"/>
               </w:rPr>
               <w:t xml:space="preserve">Bericht-Nr.</w:t>
             </w:r>
@@ -3729,6 +4232,7 @@
                 <w:color w:val="000000"/>
                 <w:sz w:val="22"/>
                 <w:szCs w:val="22"/>
+                <w:lang w:val="de-CH"/>
               </w:rPr>
               <w:t xml:space="preserve"/>
             </w:r>
@@ -3761,6 +4265,7 @@
                 <w:color w:val="000000"/>
                 <w:sz w:val="22"/>
                 <w:szCs w:val="22"/>
+                <w:lang w:val="de-CH"/>
               </w:rPr>
               <w:t xml:space="preserve">Datum des Berichts</w:t>
             </w:r>
@@ -3792,6 +4297,7 @@
                 <w:color w:val="000000"/>
                 <w:sz w:val="22"/>
                 <w:szCs w:val="22"/>
+                <w:lang w:val="de-CH"/>
               </w:rPr>
               <w:t xml:space="preserve"/>
             </w:r>
@@ -3799,6 +4305,9 @@
         </w:tc>
       </w:tr>
       <w:tr>
+        <w:trPr>
+          <w:cantSplit/>
+        </w:trPr>
         <w:tc>
           <w:tcPr>
             <w:tcW w:type="dxa" w:w="2200"/>
@@ -3826,8 +4335,9 @@
                 <w:color w:val="000000"/>
                 <w:sz w:val="22"/>
                 <w:szCs w:val="22"/>
-              </w:rPr>
-              <w:t xml:space="preserve">Untersuchungsleitung</w:t>
+                <w:lang w:val="de-CH"/>
+              </w:rPr>
+              <w:t xml:space="preserve">Leitung der Untersuchung</w:t>
             </w:r>
           </w:p>
         </w:tc>
@@ -3857,6 +4367,7 @@
                 <w:color w:val="000000"/>
                 <w:sz w:val="22"/>
                 <w:szCs w:val="22"/>
+                <w:lang w:val="de-CH"/>
               </w:rPr>
               <w:t xml:space="preserve"/>
             </w:r>
@@ -3889,6 +4400,7 @@
                 <w:color w:val="000000"/>
                 <w:sz w:val="22"/>
                 <w:szCs w:val="22"/>
+                <w:lang w:val="de-CH"/>
               </w:rPr>
               <w:t xml:space="preserve">Funktion</w:t>
             </w:r>
@@ -3920,6 +4432,7 @@
                 <w:color w:val="000000"/>
                 <w:sz w:val="22"/>
                 <w:szCs w:val="22"/>
+                <w:lang w:val="de-CH"/>
               </w:rPr>
               <w:t xml:space="preserve"/>
             </w:r>
@@ -3927,6 +4440,9 @@
         </w:tc>
       </w:tr>
       <w:tr>
+        <w:trPr>
+          <w:cantSplit/>
+        </w:trPr>
         <w:tc>
           <w:tcPr>
             <w:tcW w:type="dxa" w:w="2200"/>
@@ -3952,8 +4468,9 @@
                 <w:b/>
                 <w:bCs/>
                 <w:color w:val="000000"/>
-                <w:sz w:val="22"/>
-                <w:szCs w:val="22"/>
+                <w:sz w:val="20"/>
+                <w:szCs w:val="22"/>
+                <w:lang w:val="de-CH"/>
               </w:rPr>
               <w:t xml:space="preserve">Untersuchungsteam</w:t>
             </w:r>
@@ -3986,6 +4503,7 @@
                 <w:color w:val="000000"/>
                 <w:sz w:val="22"/>
                 <w:szCs w:val="22"/>
+                <w:lang w:val="de-CH"/>
               </w:rPr>
               <w:t xml:space="preserve"/>
             </w:r>
@@ -4000,6 +4518,7 @@
           <w:color w:val="000000"/>
           <w:sz w:val="6"/>
           <w:szCs w:val="6"/>
+          <w:lang w:val="de-CH"/>
         </w:rPr>
         <w:t xml:space="preserve"/>
       </w:r>
@@ -4023,6 +4542,9 @@
         <w:gridCol w:w="3066"/>
       </w:tblGrid>
       <w:tr>
+        <w:trPr>
+          <w:cantSplit/>
+        </w:trPr>
         <w:tc>
           <w:tcPr>
             <w:tcW w:type="dxa" w:w="2200"/>
@@ -4050,6 +4572,7 @@
                 <w:color w:val="000000"/>
                 <w:sz w:val="22"/>
                 <w:szCs w:val="22"/>
+                <w:lang w:val="de-CH"/>
               </w:rPr>
               <w:t xml:space="preserve">Art des Ereignisses</w:t>
             </w:r>
@@ -4080,13 +4603,17 @@
                 <w:color w:val="000000"/>
                 <w:sz w:val="22"/>
                 <w:szCs w:val="22"/>
-              </w:rPr>
-              <w:t xml:space="preserve">□ Berufsunfall   □ Beinahe-Unfall   □ Sachschaden   □ Gefährliches Vorkommnis</w:t>
+                <w:lang w:val="de-CH"/>
+              </w:rPr>
+              <w:t xml:space="preserve">□ Berufsunfall   □ Beinaheunfall   □ Sachschaden   □ Gefährliches Vorkommnis</w:t>
             </w:r>
           </w:p>
         </w:tc>
       </w:tr>
       <w:tr>
+        <w:trPr>
+          <w:cantSplit/>
+        </w:trPr>
         <w:tc>
           <w:tcPr>
             <w:tcW w:type="dxa" w:w="2200"/>
@@ -4114,6 +4641,7 @@
                 <w:color w:val="000000"/>
                 <w:sz w:val="22"/>
                 <w:szCs w:val="22"/>
+                <w:lang w:val="de-CH"/>
               </w:rPr>
               <w:t xml:space="preserve">Datum und Uhrzeit</w:t>
             </w:r>
@@ -4145,6 +4673,7 @@
                 <w:color w:val="000000"/>
                 <w:sz w:val="22"/>
                 <w:szCs w:val="22"/>
+                <w:lang w:val="de-CH"/>
               </w:rPr>
               <w:t xml:space="preserve"/>
             </w:r>
@@ -4177,6 +4706,7 @@
                 <w:color w:val="000000"/>
                 <w:sz w:val="22"/>
                 <w:szCs w:val="22"/>
+                <w:lang w:val="de-CH"/>
               </w:rPr>
               <w:t xml:space="preserve">Unfallort</w:t>
             </w:r>
@@ -4208,6 +4738,7 @@
                 <w:color w:val="000000"/>
                 <w:sz w:val="22"/>
                 <w:szCs w:val="22"/>
+                <w:lang w:val="de-CH"/>
               </w:rPr>
               <w:t xml:space="preserve"/>
             </w:r>
@@ -4215,6 +4746,9 @@
         </w:tc>
       </w:tr>
       <w:tr>
+        <w:trPr>
+          <w:cantSplit/>
+        </w:trPr>
         <w:tc>
           <w:tcPr>
             <w:tcW w:type="dxa" w:w="2200"/>
@@ -4242,6 +4776,7 @@
                 <w:color w:val="000000"/>
                 <w:sz w:val="22"/>
                 <w:szCs w:val="22"/>
+                <w:lang w:val="de-CH"/>
               </w:rPr>
               <w:t xml:space="preserve">Firma / Abteilung</w:t>
             </w:r>
@@ -4273,6 +4808,7 @@
                 <w:color w:val="000000"/>
                 <w:sz w:val="22"/>
                 <w:szCs w:val="22"/>
+                <w:lang w:val="de-CH"/>
               </w:rPr>
               <w:t xml:space="preserve"/>
             </w:r>
@@ -4305,8 +4841,9 @@
                 <w:color w:val="000000"/>
                 <w:sz w:val="22"/>
                 <w:szCs w:val="22"/>
-              </w:rPr>
-              <w:t xml:space="preserve">Tätigkeit zur Zeit</w:t>
+                <w:lang w:val="de-CH"/>
+              </w:rPr>
+              <w:t xml:space="preserve">Tätigkeit zum Ereigniszeitpunkt</w:t>
             </w:r>
           </w:p>
         </w:tc>
@@ -4336,6 +4873,7 @@
                 <w:color w:val="000000"/>
                 <w:sz w:val="22"/>
                 <w:szCs w:val="22"/>
+                <w:lang w:val="de-CH"/>
               </w:rPr>
               <w:t xml:space="preserve"/>
             </w:r>
@@ -4350,6 +4888,7 @@
           <w:color w:val="000000"/>
           <w:sz w:val="6"/>
           <w:szCs w:val="6"/>
+          <w:lang w:val="de-CH"/>
         </w:rPr>
         <w:t xml:space="preserve"/>
       </w:r>
@@ -4373,6 +4912,9 @@
         <w:gridCol w:w="3066"/>
       </w:tblGrid>
       <w:tr>
+        <w:trPr>
+          <w:cantSplit/>
+        </w:trPr>
         <w:tc>
           <w:tcPr>
             <w:tcW w:type="dxa" w:w="2200"/>
@@ -4400,6 +4942,7 @@
                 <w:color w:val="000000"/>
                 <w:sz w:val="22"/>
                 <w:szCs w:val="22"/>
+                <w:lang w:val="de-CH"/>
               </w:rPr>
               <w:t xml:space="preserve">Verletzte Person</w:t>
             </w:r>
@@ -4431,6 +4974,7 @@
                 <w:color w:val="000000"/>
                 <w:sz w:val="22"/>
                 <w:szCs w:val="22"/>
+                <w:lang w:val="de-CH"/>
               </w:rPr>
               <w:t xml:space="preserve"/>
             </w:r>
@@ -4463,6 +5007,7 @@
                 <w:color w:val="000000"/>
                 <w:sz w:val="22"/>
                 <w:szCs w:val="22"/>
+                <w:lang w:val="de-CH"/>
               </w:rPr>
               <w:t xml:space="preserve">Geburtsdatum</w:t>
             </w:r>
@@ -4494,6 +5039,7 @@
                 <w:color w:val="000000"/>
                 <w:sz w:val="22"/>
                 <w:szCs w:val="22"/>
+                <w:lang w:val="de-CH"/>
               </w:rPr>
               <w:t xml:space="preserve"/>
             </w:r>
@@ -4501,6 +5047,9 @@
         </w:tc>
       </w:tr>
       <w:tr>
+        <w:trPr>
+          <w:cantSplit/>
+        </w:trPr>
         <w:tc>
           <w:tcPr>
             <w:tcW w:type="dxa" w:w="2200"/>
@@ -4528,6 +5077,7 @@
                 <w:color w:val="000000"/>
                 <w:sz w:val="22"/>
                 <w:szCs w:val="22"/>
+                <w:lang w:val="de-CH"/>
               </w:rPr>
               <w:t xml:space="preserve">Funktion / Rolle</w:t>
             </w:r>
@@ -4559,6 +5109,7 @@
                 <w:color w:val="000000"/>
                 <w:sz w:val="22"/>
                 <w:szCs w:val="22"/>
+                <w:lang w:val="de-CH"/>
               </w:rPr>
               <w:t xml:space="preserve"/>
             </w:r>
@@ -4591,6 +5142,7 @@
                 <w:color w:val="000000"/>
                 <w:sz w:val="22"/>
                 <w:szCs w:val="22"/>
+                <w:lang w:val="de-CH"/>
               </w:rPr>
               <w:t xml:space="preserve">Angestellt seit</w:t>
             </w:r>
@@ -4622,6 +5174,7 @@
                 <w:color w:val="000000"/>
                 <w:sz w:val="22"/>
                 <w:szCs w:val="22"/>
+                <w:lang w:val="de-CH"/>
               </w:rPr>
               <w:t xml:space="preserve"/>
             </w:r>
@@ -4629,6 +5182,9 @@
         </w:tc>
       </w:tr>
       <w:tr>
+        <w:trPr>
+          <w:cantSplit/>
+        </w:trPr>
         <w:tc>
           <w:tcPr>
             <w:tcW w:type="dxa" w:w="2200"/>
@@ -4656,6 +5212,7 @@
                 <w:color w:val="000000"/>
                 <w:sz w:val="22"/>
                 <w:szCs w:val="22"/>
+                <w:lang w:val="de-CH"/>
               </w:rPr>
               <w:t xml:space="preserve">Verletzungsart</w:t>
             </w:r>
@@ -4687,6 +5244,7 @@
                 <w:color w:val="999999"/>
                 <w:sz w:val="22"/>
                 <w:szCs w:val="22"/>
+                <w:lang w:val="de-CH"/>
               </w:rPr>
               <w:t xml:space="preserve">z.B. Schnitt, Bruch, Verbrennung</w:t>
             </w:r>
@@ -4719,6 +5277,7 @@
                 <w:color w:val="000000"/>
                 <w:sz w:val="22"/>
                 <w:szCs w:val="22"/>
+                <w:lang w:val="de-CH"/>
               </w:rPr>
               <w:t xml:space="preserve">Verletzte Körperteile</w:t>
             </w:r>
@@ -4750,6 +5309,7 @@
                 <w:color w:val="000000"/>
                 <w:sz w:val="22"/>
                 <w:szCs w:val="22"/>
+                <w:lang w:val="de-CH"/>
               </w:rPr>
               <w:t xml:space="preserve"/>
             </w:r>
@@ -4757,6 +5317,9 @@
         </w:tc>
       </w:tr>
       <w:tr>
+        <w:trPr>
+          <w:cantSplit/>
+        </w:trPr>
         <w:tc>
           <w:tcPr>
             <w:tcW w:type="dxa" w:w="2200"/>
@@ -4784,6 +5347,7 @@
                 <w:color w:val="000000"/>
                 <w:sz w:val="22"/>
                 <w:szCs w:val="22"/>
+                <w:lang w:val="de-CH"/>
               </w:rPr>
               <w:t xml:space="preserve">Erstbehandlung durch</w:t>
             </w:r>
@@ -4816,6 +5380,7 @@
                 <w:color w:val="000000"/>
                 <w:sz w:val="22"/>
                 <w:szCs w:val="22"/>
+                <w:lang w:val="de-CH"/>
               </w:rPr>
               <w:t xml:space="preserve"/>
             </w:r>
@@ -4823,6 +5388,9 @@
         </w:tc>
       </w:tr>
       <w:tr>
+        <w:trPr>
+          <w:cantSplit/>
+        </w:trPr>
         <w:tc>
           <w:tcPr>
             <w:tcW w:type="dxa" w:w="2200"/>
@@ -4850,6 +5418,7 @@
                 <w:color w:val="000000"/>
                 <w:sz w:val="22"/>
                 <w:szCs w:val="22"/>
+                <w:lang w:val="de-CH"/>
               </w:rPr>
               <w:t xml:space="preserve">Ausfalltage (gesch.)</w:t>
             </w:r>
@@ -4881,6 +5450,7 @@
                 <w:color w:val="000000"/>
                 <w:sz w:val="22"/>
                 <w:szCs w:val="22"/>
+                <w:lang w:val="de-CH"/>
               </w:rPr>
               <w:t xml:space="preserve"/>
             </w:r>
@@ -4913,6 +5483,7 @@
                 <w:color w:val="000000"/>
                 <w:sz w:val="22"/>
                 <w:szCs w:val="22"/>
+                <w:lang w:val="de-CH"/>
               </w:rPr>
               <w:t xml:space="preserve">Sachschaden (CHF)</w:t>
             </w:r>
@@ -4944,6 +5515,7 @@
                 <w:color w:val="000000"/>
                 <w:sz w:val="22"/>
                 <w:szCs w:val="22"/>
+                <w:lang w:val="de-CH"/>
               </w:rPr>
               <w:t xml:space="preserve"/>
             </w:r>
@@ -4958,6 +5530,7 @@
           <w:color w:val="000000"/>
           <w:sz w:val="6"/>
           <w:szCs w:val="6"/>
+          <w:lang w:val="de-CH"/>
         </w:rPr>
         <w:t xml:space="preserve"/>
       </w:r>
@@ -4981,6 +5554,9 @@
         <w:gridCol w:w="2266"/>
       </w:tblGrid>
       <w:tr>
+        <w:trPr>
+          <w:cantSplit/>
+        </w:trPr>
         <w:tc>
           <w:tcPr>
             <w:tcW w:type="dxa" w:w="3200"/>
@@ -5008,6 +5584,7 @@
                 <w:color w:val="000000"/>
                 <w:sz w:val="22"/>
                 <w:szCs w:val="22"/>
+                <w:lang w:val="de-CH"/>
               </w:rPr>
               <w:t xml:space="preserve">Zeugen</w:t>
             </w:r>
@@ -5040,6 +5617,7 @@
                 <w:color w:val="000000"/>
                 <w:sz w:val="22"/>
                 <w:szCs w:val="22"/>
+                <w:lang w:val="de-CH"/>
               </w:rPr>
               <w:t xml:space="preserve">Firma / Abt.</w:t>
             </w:r>
@@ -5072,6 +5650,7 @@
                 <w:color w:val="000000"/>
                 <w:sz w:val="22"/>
                 <w:szCs w:val="22"/>
+                <w:lang w:val="de-CH"/>
               </w:rPr>
               <w:t xml:space="preserve">Tel.</w:t>
             </w:r>
@@ -5104,6 +5683,7 @@
                 <w:color w:val="000000"/>
                 <w:sz w:val="22"/>
                 <w:szCs w:val="22"/>
+                <w:lang w:val="de-CH"/>
               </w:rPr>
               <w:t xml:space="preserve">Befragt?</w:t>
             </w:r>
@@ -5111,6 +5691,9 @@
         </w:tc>
       </w:tr>
       <w:tr>
+        <w:trPr>
+          <w:cantSplit/>
+        </w:trPr>
         <w:tc>
           <w:tcPr>
             <w:tcW w:type="dxa" w:w="3200"/>
@@ -5137,6 +5720,7 @@
                 <w:color w:val="000000"/>
                 <w:sz w:val="22"/>
                 <w:szCs w:val="22"/>
+                <w:lang w:val="de-CH"/>
               </w:rPr>
               <w:t xml:space="preserve"/>
             </w:r>
@@ -5168,6 +5752,7 @@
                 <w:color w:val="000000"/>
                 <w:sz w:val="22"/>
                 <w:szCs w:val="22"/>
+                <w:lang w:val="de-CH"/>
               </w:rPr>
               <w:t xml:space="preserve"/>
             </w:r>
@@ -5199,6 +5784,7 @@
                 <w:color w:val="000000"/>
                 <w:sz w:val="22"/>
                 <w:szCs w:val="22"/>
+                <w:lang w:val="de-CH"/>
               </w:rPr>
               <w:t xml:space="preserve"/>
             </w:r>
@@ -5230,6 +5816,7 @@
                 <w:color w:val="000000"/>
                 <w:sz w:val="22"/>
                 <w:szCs w:val="22"/>
+                <w:lang w:val="de-CH"/>
               </w:rPr>
               <w:t xml:space="preserve"/>
             </w:r>
@@ -5237,6 +5824,9 @@
         </w:tc>
       </w:tr>
       <w:tr>
+        <w:trPr>
+          <w:cantSplit/>
+        </w:trPr>
         <w:tc>
           <w:tcPr>
             <w:tcW w:type="dxa" w:w="3200"/>
@@ -5263,6 +5853,7 @@
                 <w:color w:val="000000"/>
                 <w:sz w:val="22"/>
                 <w:szCs w:val="22"/>
+                <w:lang w:val="de-CH"/>
               </w:rPr>
               <w:t xml:space="preserve"/>
             </w:r>
@@ -5294,6 +5885,7 @@
                 <w:color w:val="000000"/>
                 <w:sz w:val="22"/>
                 <w:szCs w:val="22"/>
+                <w:lang w:val="de-CH"/>
               </w:rPr>
               <w:t xml:space="preserve"/>
             </w:r>
@@ -5325,6 +5917,7 @@
                 <w:color w:val="000000"/>
                 <w:sz w:val="22"/>
                 <w:szCs w:val="22"/>
+                <w:lang w:val="de-CH"/>
               </w:rPr>
               <w:t xml:space="preserve"/>
             </w:r>
@@ -5356,6 +5949,7 @@
                 <w:color w:val="000000"/>
                 <w:sz w:val="22"/>
                 <w:szCs w:val="22"/>
+                <w:lang w:val="de-CH"/>
               </w:rPr>
               <w:t xml:space="preserve"/>
             </w:r>
@@ -5363,6 +5957,9 @@
         </w:tc>
       </w:tr>
       <w:tr>
+        <w:trPr>
+          <w:cantSplit/>
+        </w:trPr>
         <w:tc>
           <w:tcPr>
             <w:tcW w:type="dxa" w:w="3200"/>
@@ -5389,6 +5986,7 @@
                 <w:color w:val="000000"/>
                 <w:sz w:val="22"/>
                 <w:szCs w:val="22"/>
+                <w:lang w:val="de-CH"/>
               </w:rPr>
               <w:t xml:space="preserve"/>
             </w:r>
@@ -5420,6 +6018,7 @@
                 <w:color w:val="000000"/>
                 <w:sz w:val="22"/>
                 <w:szCs w:val="22"/>
+                <w:lang w:val="de-CH"/>
               </w:rPr>
               <w:t xml:space="preserve"/>
             </w:r>
@@ -5451,6 +6050,7 @@
                 <w:color w:val="000000"/>
                 <w:sz w:val="22"/>
                 <w:szCs w:val="22"/>
+                <w:lang w:val="de-CH"/>
               </w:rPr>
               <w:t xml:space="preserve"/>
             </w:r>
@@ -5482,6 +6082,7 @@
                 <w:color w:val="000000"/>
                 <w:sz w:val="22"/>
                 <w:szCs w:val="22"/>
+                <w:lang w:val="de-CH"/>
               </w:rPr>
               <w:t xml:space="preserve"/>
             </w:r>
@@ -5497,6 +6098,7 @@
     <w:p>
       <w:pPr>
         <w:spacing w:before="300" w:after="120"/>
+        <w:keepNext/>
       </w:pPr>
       <w:r>
         <w:rPr>
@@ -5506,8 +6108,9 @@
           <w:color w:val="C04E1A"/>
           <w:sz w:val="26"/>
           <w:szCs w:val="26"/>
+          <w:lang w:val="de-CH"/>
         </w:rPr>
-        <w:t xml:space="preserve">2 │ FAKTENERHEBUNG</w:t>
+        <w:t xml:space="preserve">2 Fakten erheben</w:t>
       </w:r>
     </w:p>
     <w:p>
@@ -5522,8 +6125,9 @@
           <w:color w:val="666666"/>
           <w:sz w:val="22"/>
           <w:szCs w:val="22"/>
+          <w:lang w:val="de-CH"/>
         </w:rPr>
-        <w:t xml:space="preserve">Beschreiben Sie, was passiert ist. Nur Fakten — keine Meinungen, keine Namen.</w:t>
+        <w:t xml:space="preserve">Fakten festhalten und von Meinungen unterscheiden. Im Ereignisbeschrieb Funktionen statt Namen verwenden; Namen in den Personen- und Zeugenfeldern erfassen.</w:t>
       </w:r>
     </w:p>
     <w:tbl>
@@ -5543,6 +6147,9 @@
         <w:gridCol w:w="7066"/>
       </w:tblGrid>
       <w:tr>
+        <w:trPr>
+          <w:cantSplit/>
+        </w:trPr>
         <w:tc>
           <w:tcPr>
             <w:tcW w:type="dxa" w:w="3400"/>
@@ -5570,6 +6177,7 @@
                 <w:color w:val="000000"/>
                 <w:sz w:val="22"/>
                 <w:szCs w:val="22"/>
+                <w:lang w:val="de-CH"/>
               </w:rPr>
               <w:t xml:space="preserve">Was ist passiert?</w:t>
             </w:r>
@@ -5604,8 +6212,9 @@
                 <w:color w:val="666666"/>
                 <w:sz w:val="22"/>
                 <w:szCs w:val="22"/>
-              </w:rPr>
-              <w:t xml:space="preserve">Beschreiben Sie das Ereignis: Welche Tätigkeit, was ging schief, wie war der Ablauf.</w:t>
+                <w:lang w:val="de-CH"/>
+              </w:rPr>
+              <w:t xml:space="preserve">Tätigkeit, Geschehen und Ereignisablauf beschreiben.</w:t>
             </w:r>
           </w:p>
           <w:p>
@@ -5615,6 +6224,7 @@
                 <w:color w:val="000000"/>
                 <w:sz w:val="6"/>
                 <w:szCs w:val="6"/>
+                <w:lang w:val="de-CH"/>
               </w:rPr>
               <w:t xml:space="preserve"/>
             </w:r>
@@ -5626,6 +6236,7 @@
                 <w:color w:val="000000"/>
                 <w:sz w:val="6"/>
                 <w:szCs w:val="6"/>
+                <w:lang w:val="de-CH"/>
               </w:rPr>
               <w:t xml:space="preserve"/>
             </w:r>
@@ -5637,6 +6248,7 @@
                 <w:color w:val="000000"/>
                 <w:sz w:val="6"/>
                 <w:szCs w:val="6"/>
+                <w:lang w:val="de-CH"/>
               </w:rPr>
               <w:t xml:space="preserve"/>
             </w:r>
@@ -5648,6 +6260,7 @@
                 <w:color w:val="000000"/>
                 <w:sz w:val="6"/>
                 <w:szCs w:val="6"/>
+                <w:lang w:val="de-CH"/>
               </w:rPr>
               <w:t xml:space="preserve"/>
             </w:r>
@@ -5659,6 +6272,7 @@
                 <w:color w:val="000000"/>
                 <w:sz w:val="6"/>
                 <w:szCs w:val="6"/>
+                <w:lang w:val="de-CH"/>
               </w:rPr>
               <w:t xml:space="preserve"/>
             </w:r>
@@ -5670,6 +6284,7 @@
                 <w:color w:val="000000"/>
                 <w:sz w:val="6"/>
                 <w:szCs w:val="6"/>
+                <w:lang w:val="de-CH"/>
               </w:rPr>
               <w:t xml:space="preserve"/>
             </w:r>
@@ -5677,6 +6292,9 @@
         </w:tc>
       </w:tr>
       <w:tr>
+        <w:trPr>
+          <w:cantSplit/>
+        </w:trPr>
         <w:tc>
           <w:tcPr>
             <w:tcW w:type="dxa" w:w="3400"/>
@@ -5704,6 +6322,7 @@
                 <w:color w:val="000000"/>
                 <w:sz w:val="22"/>
                 <w:szCs w:val="22"/>
+                <w:lang w:val="de-CH"/>
               </w:rPr>
               <w:t xml:space="preserve">Skizze / Foto</w:t>
             </w:r>
@@ -5738,8 +6357,9 @@
                 <w:color w:val="666666"/>
                 <w:sz w:val="22"/>
                 <w:szCs w:val="22"/>
-              </w:rPr>
-              <w:t xml:space="preserve">Skizze einfügen oder zeichnen. Positionen von Personen, Ausrüstung, Gefahren zeigen.</w:t>
+                <w:lang w:val="de-CH"/>
+              </w:rPr>
+              <w:t xml:space="preserve">Skizze einfügen oder zeichnen. Die Positionen von Personen, Ausrüstung und Gefahren zeigen.</w:t>
             </w:r>
           </w:p>
           <w:p>
@@ -5749,6 +6369,7 @@
                 <w:color w:val="000000"/>
                 <w:sz w:val="6"/>
                 <w:szCs w:val="6"/>
+                <w:lang w:val="de-CH"/>
               </w:rPr>
               <w:t xml:space="preserve"/>
             </w:r>
@@ -5760,6 +6381,7 @@
                 <w:color w:val="000000"/>
                 <w:sz w:val="6"/>
                 <w:szCs w:val="6"/>
+                <w:lang w:val="de-CH"/>
               </w:rPr>
               <w:t xml:space="preserve"/>
             </w:r>
@@ -5771,6 +6393,7 @@
                 <w:color w:val="000000"/>
                 <w:sz w:val="6"/>
                 <w:szCs w:val="6"/>
+                <w:lang w:val="de-CH"/>
               </w:rPr>
               <w:t xml:space="preserve"/>
             </w:r>
@@ -5782,6 +6405,7 @@
                 <w:color w:val="000000"/>
                 <w:sz w:val="6"/>
                 <w:szCs w:val="6"/>
+                <w:lang w:val="de-CH"/>
               </w:rPr>
               <w:t xml:space="preserve"/>
             </w:r>
@@ -5793,6 +6417,7 @@
                 <w:color w:val="000000"/>
                 <w:sz w:val="6"/>
                 <w:szCs w:val="6"/>
+                <w:lang w:val="de-CH"/>
               </w:rPr>
               <w:t xml:space="preserve"/>
             </w:r>
@@ -5804,6 +6429,7 @@
                 <w:color w:val="000000"/>
                 <w:sz w:val="6"/>
                 <w:szCs w:val="6"/>
+                <w:lang w:val="de-CH"/>
               </w:rPr>
               <w:t xml:space="preserve"/>
             </w:r>
@@ -5815,6 +6441,7 @@
                 <w:color w:val="000000"/>
                 <w:sz w:val="6"/>
                 <w:szCs w:val="6"/>
+                <w:lang w:val="de-CH"/>
               </w:rPr>
               <w:t xml:space="preserve"/>
             </w:r>
@@ -5829,6 +6456,7 @@
           <w:color w:val="000000"/>
           <w:sz w:val="6"/>
           <w:szCs w:val="6"/>
+          <w:lang w:val="de-CH"/>
         </w:rPr>
         <w:t xml:space="preserve"/>
       </w:r>
@@ -5836,6 +6464,7 @@
     <w:p>
       <w:pPr>
         <w:spacing w:before="240" w:after="120"/>
+        <w:keepNext/>
       </w:pPr>
       <w:r>
         <w:rPr>
@@ -5845,8 +6474,9 @@
           <w:color w:val="C04E1A"/>
           <w:sz w:val="26"/>
           <w:szCs w:val="26"/>
+          <w:lang w:val="de-CH"/>
         </w:rPr>
-        <w:t xml:space="preserve">EREIGNISABLAUF</w:t>
+        <w:t xml:space="preserve">Ereignisablauf</w:t>
       </w:r>
     </w:p>
     <w:tbl>
@@ -5866,6 +6496,9 @@
         <w:gridCol w:w="8666"/>
       </w:tblGrid>
       <w:tr>
+        <w:trPr>
+          <w:cantSplit/>
+        </w:trPr>
         <w:tc>
           <w:tcPr>
             <w:tcW w:type="dxa" w:w="1800"/>
@@ -5893,6 +6526,7 @@
                 <w:color w:val="000000"/>
                 <w:sz w:val="22"/>
                 <w:szCs w:val="22"/>
+                <w:lang w:val="de-CH"/>
               </w:rPr>
               <w:t xml:space="preserve">Zeit</w:t>
             </w:r>
@@ -5925,6 +6559,7 @@
                 <w:color w:val="000000"/>
                 <w:sz w:val="22"/>
                 <w:szCs w:val="22"/>
+                <w:lang w:val="de-CH"/>
               </w:rPr>
               <w:t xml:space="preserve">Was ist passiert</w:t>
             </w:r>
@@ -5932,6 +6567,9 @@
         </w:tc>
       </w:tr>
       <w:tr>
+        <w:trPr>
+          <w:cantSplit/>
+        </w:trPr>
         <w:tc>
           <w:tcPr>
             <w:tcW w:type="dxa" w:w="1800"/>
@@ -5958,6 +6596,7 @@
                 <w:color w:val="000000"/>
                 <w:sz w:val="22"/>
                 <w:szCs w:val="22"/>
+                <w:lang w:val="de-CH"/>
               </w:rPr>
               <w:t xml:space="preserve"/>
             </w:r>
@@ -5989,6 +6628,7 @@
                 <w:color w:val="000000"/>
                 <w:sz w:val="22"/>
                 <w:szCs w:val="22"/>
+                <w:lang w:val="de-CH"/>
               </w:rPr>
               <w:t xml:space="preserve"/>
             </w:r>
@@ -5996,6 +6636,9 @@
         </w:tc>
       </w:tr>
       <w:tr>
+        <w:trPr>
+          <w:cantSplit/>
+        </w:trPr>
         <w:tc>
           <w:tcPr>
             <w:tcW w:type="dxa" w:w="1800"/>
@@ -6022,6 +6665,7 @@
                 <w:color w:val="000000"/>
                 <w:sz w:val="22"/>
                 <w:szCs w:val="22"/>
+                <w:lang w:val="de-CH"/>
               </w:rPr>
               <w:t xml:space="preserve"/>
             </w:r>
@@ -6053,6 +6697,7 @@
                 <w:color w:val="000000"/>
                 <w:sz w:val="22"/>
                 <w:szCs w:val="22"/>
+                <w:lang w:val="de-CH"/>
               </w:rPr>
               <w:t xml:space="preserve"/>
             </w:r>
@@ -6060,6 +6705,9 @@
         </w:tc>
       </w:tr>
       <w:tr>
+        <w:trPr>
+          <w:cantSplit/>
+        </w:trPr>
         <w:tc>
           <w:tcPr>
             <w:tcW w:type="dxa" w:w="1800"/>
@@ -6086,6 +6734,7 @@
                 <w:color w:val="000000"/>
                 <w:sz w:val="22"/>
                 <w:szCs w:val="22"/>
+                <w:lang w:val="de-CH"/>
               </w:rPr>
               <w:t xml:space="preserve"/>
             </w:r>
@@ -6117,6 +6766,7 @@
                 <w:color w:val="000000"/>
                 <w:sz w:val="22"/>
                 <w:szCs w:val="22"/>
+                <w:lang w:val="de-CH"/>
               </w:rPr>
               <w:t xml:space="preserve"/>
             </w:r>
@@ -6124,6 +6774,9 @@
         </w:tc>
       </w:tr>
       <w:tr>
+        <w:trPr>
+          <w:cantSplit/>
+        </w:trPr>
         <w:tc>
           <w:tcPr>
             <w:tcW w:type="dxa" w:w="1800"/>
@@ -6150,6 +6803,7 @@
                 <w:color w:val="000000"/>
                 <w:sz w:val="22"/>
                 <w:szCs w:val="22"/>
+                <w:lang w:val="de-CH"/>
               </w:rPr>
               <w:t xml:space="preserve"/>
             </w:r>
@@ -6181,6 +6835,7 @@
                 <w:color w:val="000000"/>
                 <w:sz w:val="22"/>
                 <w:szCs w:val="22"/>
+                <w:lang w:val="de-CH"/>
               </w:rPr>
               <w:t xml:space="preserve"/>
             </w:r>
@@ -6188,6 +6843,9 @@
         </w:tc>
       </w:tr>
       <w:tr>
+        <w:trPr>
+          <w:cantSplit/>
+        </w:trPr>
         <w:tc>
           <w:tcPr>
             <w:tcW w:type="dxa" w:w="1800"/>
@@ -6214,6 +6872,7 @@
                 <w:color w:val="000000"/>
                 <w:sz w:val="22"/>
                 <w:szCs w:val="22"/>
+                <w:lang w:val="de-CH"/>
               </w:rPr>
               <w:t xml:space="preserve"/>
             </w:r>
@@ -6245,6 +6904,7 @@
                 <w:color w:val="000000"/>
                 <w:sz w:val="22"/>
                 <w:szCs w:val="22"/>
+                <w:lang w:val="de-CH"/>
               </w:rPr>
               <w:t xml:space="preserve"/>
             </w:r>
@@ -6252,6 +6912,9 @@
         </w:tc>
       </w:tr>
       <w:tr>
+        <w:trPr>
+          <w:cantSplit/>
+        </w:trPr>
         <w:tc>
           <w:tcPr>
             <w:tcW w:type="dxa" w:w="1800"/>
@@ -6278,6 +6941,7 @@
                 <w:color w:val="000000"/>
                 <w:sz w:val="22"/>
                 <w:szCs w:val="22"/>
+                <w:lang w:val="de-CH"/>
               </w:rPr>
               <w:t xml:space="preserve"/>
             </w:r>
@@ -6309,6 +6973,7 @@
                 <w:color w:val="000000"/>
                 <w:sz w:val="22"/>
                 <w:szCs w:val="22"/>
+                <w:lang w:val="de-CH"/>
               </w:rPr>
               <w:t xml:space="preserve"/>
             </w:r>
@@ -6316,6 +6981,9 @@
         </w:tc>
       </w:tr>
       <w:tr>
+        <w:trPr>
+          <w:cantSplit/>
+        </w:trPr>
         <w:tc>
           <w:tcPr>
             <w:tcW w:type="dxa" w:w="1800"/>
@@ -6342,6 +7010,7 @@
                 <w:color w:val="000000"/>
                 <w:sz w:val="22"/>
                 <w:szCs w:val="22"/>
+                <w:lang w:val="de-CH"/>
               </w:rPr>
               <w:t xml:space="preserve"/>
             </w:r>
@@ -6373,6 +7042,7 @@
                 <w:color w:val="000000"/>
                 <w:sz w:val="22"/>
                 <w:szCs w:val="22"/>
+                <w:lang w:val="de-CH"/>
               </w:rPr>
               <w:t xml:space="preserve"/>
             </w:r>
@@ -6380,6 +7050,9 @@
         </w:tc>
       </w:tr>
       <w:tr>
+        <w:trPr>
+          <w:cantSplit/>
+        </w:trPr>
         <w:tc>
           <w:tcPr>
             <w:tcW w:type="dxa" w:w="1800"/>
@@ -6406,6 +7079,7 @@
                 <w:color w:val="000000"/>
                 <w:sz w:val="22"/>
                 <w:szCs w:val="22"/>
+                <w:lang w:val="de-CH"/>
               </w:rPr>
               <w:t xml:space="preserve"/>
             </w:r>
@@ -6437,6 +7111,7 @@
                 <w:color w:val="000000"/>
                 <w:sz w:val="22"/>
                 <w:szCs w:val="22"/>
+                <w:lang w:val="de-CH"/>
               </w:rPr>
               <w:t xml:space="preserve"/>
             </w:r>
@@ -6444,6 +7119,9 @@
         </w:tc>
       </w:tr>
       <w:tr>
+        <w:trPr>
+          <w:cantSplit/>
+        </w:trPr>
         <w:tc>
           <w:tcPr>
             <w:tcW w:type="dxa" w:w="1800"/>
@@ -6470,6 +7148,7 @@
                 <w:color w:val="000000"/>
                 <w:sz w:val="22"/>
                 <w:szCs w:val="22"/>
+                <w:lang w:val="de-CH"/>
               </w:rPr>
               <w:t xml:space="preserve"/>
             </w:r>
@@ -6501,6 +7180,7 @@
                 <w:color w:val="000000"/>
                 <w:sz w:val="22"/>
                 <w:szCs w:val="22"/>
+                <w:lang w:val="de-CH"/>
               </w:rPr>
               <w:t xml:space="preserve"/>
             </w:r>
@@ -6508,6 +7188,9 @@
         </w:tc>
       </w:tr>
       <w:tr>
+        <w:trPr>
+          <w:cantSplit/>
+        </w:trPr>
         <w:tc>
           <w:tcPr>
             <w:tcW w:type="dxa" w:w="1800"/>
@@ -6534,6 +7217,7 @@
                 <w:color w:val="000000"/>
                 <w:sz w:val="22"/>
                 <w:szCs w:val="22"/>
+                <w:lang w:val="de-CH"/>
               </w:rPr>
               <w:t xml:space="preserve"/>
             </w:r>
@@ -6565,6 +7249,7 @@
                 <w:color w:val="000000"/>
                 <w:sz w:val="22"/>
                 <w:szCs w:val="22"/>
+                <w:lang w:val="de-CH"/>
               </w:rPr>
               <w:t xml:space="preserve"/>
             </w:r>
@@ -6580,6 +7265,7 @@
     <w:p>
       <w:pPr>
         <w:spacing w:before="300" w:after="120"/>
+        <w:keepNext/>
       </w:pPr>
       <w:r>
         <w:rPr>
@@ -6589,8 +7275,9 @@
           <w:color w:val="C04E1A"/>
           <w:sz w:val="26"/>
           <w:szCs w:val="26"/>
+          <w:lang w:val="de-CH"/>
         </w:rPr>
-        <w:t xml:space="preserve">3 │ URSACHENANALYSE</w:t>
+        <w:t xml:space="preserve">3 Ursachenanalyse</w:t>
       </w:r>
     </w:p>
     <w:p>
@@ -6605,8 +7292,9 @@
           <w:color w:val="666666"/>
           <w:sz w:val="22"/>
           <w:szCs w:val="22"/>
+          <w:lang w:val="de-CH"/>
         </w:rPr>
-        <w:t xml:space="preserve">Welche Gefahren, Bedingungen und Handlungen haben zum Ereignis beigetragen? Gemäss Suva 66100.</w:t>
+        <w:t xml:space="preserve">Welche Gefahren, Bedingungen und Handlungen haben beigetragen? Zutreffende Punkte markieren und die konkrete Ursache beschreiben. Auf Grundlage der Suva-Publikation 66100.</w:t>
       </w:r>
     </w:p>
     <w:tbl>
@@ -6628,6 +7316,9 @@
         <w:gridCol w:w="3766"/>
       </w:tblGrid>
       <w:tr>
+        <w:trPr>
+          <w:cantSplit/>
+        </w:trPr>
         <w:tc>
           <w:tcPr>
             <w:tcW w:type="dxa" w:w="500"/>
@@ -6655,6 +7346,7 @@
                 <w:color w:val="000000"/>
                 <w:sz w:val="22"/>
                 <w:szCs w:val="22"/>
+                <w:lang w:val="de-CH"/>
               </w:rPr>
               <w:t xml:space="preserve">#</w:t>
             </w:r>
@@ -6687,6 +7379,7 @@
                 <w:color w:val="000000"/>
                 <w:sz w:val="22"/>
                 <w:szCs w:val="22"/>
+                <w:lang w:val="de-CH"/>
               </w:rPr>
               <w:t xml:space="preserve">Gefahren, Bedingungen und Handlungen</w:t>
             </w:r>
@@ -6719,6 +7412,7 @@
                 <w:color w:val="000000"/>
                 <w:sz w:val="22"/>
                 <w:szCs w:val="22"/>
+                <w:lang w:val="de-CH"/>
               </w:rPr>
               <w:t xml:space="preserve">J / N</w:t>
             </w:r>
@@ -6751,13 +7445,17 @@
                 <w:color w:val="000000"/>
                 <w:sz w:val="22"/>
                 <w:szCs w:val="22"/>
-              </w:rPr>
-              <w:t xml:space="preserve">Details — Warum?</w:t>
+                <w:lang w:val="de-CH"/>
+              </w:rPr>
+              <w:t xml:space="preserve">Details und Gründe</w:t>
             </w:r>
           </w:p>
         </w:tc>
       </w:tr>
       <w:tr>
+        <w:trPr>
+          <w:cantSplit/>
+        </w:trPr>
         <w:tc>
           <w:tcPr>
             <w:tcW w:type="dxa" w:w="500"/>
@@ -6785,6 +7483,7 @@
                 <w:color w:val="000000"/>
                 <w:sz w:val="20"/>
                 <w:szCs w:val="20"/>
+                <w:lang w:val="de-CH"/>
               </w:rPr>
               <w:t xml:space="preserve">1</w:t>
             </w:r>
@@ -6814,6 +7513,7 @@
                 <w:color w:val="000000"/>
                 <w:sz w:val="20"/>
                 <w:szCs w:val="20"/>
+                <w:lang w:val="de-CH"/>
               </w:rPr>
               <w:t xml:space="preserve">Mechanische Gefahren (bewegte Teile, herabfallende Gegenstände, Druck)</w:t>
             </w:r>
@@ -6845,6 +7545,7 @@
                 <w:color w:val="000000"/>
                 <w:sz w:val="22"/>
                 <w:szCs w:val="22"/>
+                <w:lang w:val="de-CH"/>
               </w:rPr>
               <w:t xml:space="preserve"/>
             </w:r>
@@ -6876,6 +7577,7 @@
                 <w:color w:val="000000"/>
                 <w:sz w:val="22"/>
                 <w:szCs w:val="22"/>
+                <w:lang w:val="de-CH"/>
               </w:rPr>
               <w:t xml:space="preserve"/>
             </w:r>
@@ -6883,6 +7585,9 @@
         </w:tc>
       </w:tr>
       <w:tr>
+        <w:trPr>
+          <w:cantSplit/>
+        </w:trPr>
         <w:tc>
           <w:tcPr>
             <w:tcW w:type="dxa" w:w="500"/>
@@ -6909,6 +7614,7 @@
                 <w:color w:val="000000"/>
                 <w:sz w:val="20"/>
                 <w:szCs w:val="20"/>
+                <w:lang w:val="de-CH"/>
               </w:rPr>
               <w:t xml:space="preserve">2</w:t>
             </w:r>
@@ -6938,6 +7644,7 @@
                 <w:color w:val="000000"/>
                 <w:sz w:val="20"/>
                 <w:szCs w:val="20"/>
+                <w:lang w:val="de-CH"/>
               </w:rPr>
               <w:t xml:space="preserve">Sturzgefahren (Höhe, Bodenöffnungen, rutschige Oberflächen, Unordnung)</w:t>
             </w:r>
@@ -6969,6 +7676,7 @@
                 <w:color w:val="000000"/>
                 <w:sz w:val="22"/>
                 <w:szCs w:val="22"/>
+                <w:lang w:val="de-CH"/>
               </w:rPr>
               <w:t xml:space="preserve"/>
             </w:r>
@@ -7000,6 +7708,7 @@
                 <w:color w:val="000000"/>
                 <w:sz w:val="22"/>
                 <w:szCs w:val="22"/>
+                <w:lang w:val="de-CH"/>
               </w:rPr>
               <w:t xml:space="preserve"/>
             </w:r>
@@ -7007,6 +7716,9 @@
         </w:tc>
       </w:tr>
       <w:tr>
+        <w:trPr>
+          <w:cantSplit/>
+        </w:trPr>
         <w:tc>
           <w:tcPr>
             <w:tcW w:type="dxa" w:w="500"/>
@@ -7034,6 +7746,7 @@
                 <w:color w:val="000000"/>
                 <w:sz w:val="20"/>
                 <w:szCs w:val="20"/>
+                <w:lang w:val="de-CH"/>
               </w:rPr>
               <w:t xml:space="preserve">3</w:t>
             </w:r>
@@ -7063,6 +7776,7 @@
                 <w:color w:val="000000"/>
                 <w:sz w:val="20"/>
                 <w:szCs w:val="20"/>
+                <w:lang w:val="de-CH"/>
               </w:rPr>
               <w:t xml:space="preserve">Elektrische Gefahren</w:t>
             </w:r>
@@ -7094,6 +7808,7 @@
                 <w:color w:val="000000"/>
                 <w:sz w:val="22"/>
                 <w:szCs w:val="22"/>
+                <w:lang w:val="de-CH"/>
               </w:rPr>
               <w:t xml:space="preserve"/>
             </w:r>
@@ -7125,6 +7840,7 @@
                 <w:color w:val="000000"/>
                 <w:sz w:val="22"/>
                 <w:szCs w:val="22"/>
+                <w:lang w:val="de-CH"/>
               </w:rPr>
               <w:t xml:space="preserve"/>
             </w:r>
@@ -7132,6 +7848,9 @@
         </w:tc>
       </w:tr>
       <w:tr>
+        <w:trPr>
+          <w:cantSplit/>
+        </w:trPr>
         <w:tc>
           <w:tcPr>
             <w:tcW w:type="dxa" w:w="500"/>
@@ -7158,6 +7877,7 @@
                 <w:color w:val="000000"/>
                 <w:sz w:val="20"/>
                 <w:szCs w:val="20"/>
+                <w:lang w:val="de-CH"/>
               </w:rPr>
               <w:t xml:space="preserve">4</w:t>
             </w:r>
@@ -7187,6 +7907,7 @@
                 <w:color w:val="000000"/>
                 <w:sz w:val="20"/>
                 <w:szCs w:val="20"/>
+                <w:lang w:val="de-CH"/>
               </w:rPr>
               <w:t xml:space="preserve">Gesundheitsgefährdende Stoffe (chemisch / biologisch)</w:t>
             </w:r>
@@ -7218,6 +7939,7 @@
                 <w:color w:val="000000"/>
                 <w:sz w:val="22"/>
                 <w:szCs w:val="22"/>
+                <w:lang w:val="de-CH"/>
               </w:rPr>
               <w:t xml:space="preserve"/>
             </w:r>
@@ -7249,6 +7971,7 @@
                 <w:color w:val="000000"/>
                 <w:sz w:val="22"/>
                 <w:szCs w:val="22"/>
+                <w:lang w:val="de-CH"/>
               </w:rPr>
               <w:t xml:space="preserve"/>
             </w:r>
@@ -7256,6 +7979,9 @@
         </w:tc>
       </w:tr>
       <w:tr>
+        <w:trPr>
+          <w:cantSplit/>
+        </w:trPr>
         <w:tc>
           <w:tcPr>
             <w:tcW w:type="dxa" w:w="500"/>
@@ -7283,6 +8009,7 @@
                 <w:color w:val="000000"/>
                 <w:sz w:val="20"/>
                 <w:szCs w:val="20"/>
+                <w:lang w:val="de-CH"/>
               </w:rPr>
               <w:t xml:space="preserve">5</w:t>
             </w:r>
@@ -7312,6 +8039,7 @@
                 <w:color w:val="000000"/>
                 <w:sz w:val="20"/>
                 <w:szCs w:val="20"/>
+                <w:lang w:val="de-CH"/>
               </w:rPr>
               <w:t xml:space="preserve">Brand- und Explosionsgefahren</w:t>
             </w:r>
@@ -7343,6 +8071,7 @@
                 <w:color w:val="000000"/>
                 <w:sz w:val="22"/>
                 <w:szCs w:val="22"/>
+                <w:lang w:val="de-CH"/>
               </w:rPr>
               <w:t xml:space="preserve"/>
             </w:r>
@@ -7374,6 +8103,7 @@
                 <w:color w:val="000000"/>
                 <w:sz w:val="22"/>
                 <w:szCs w:val="22"/>
+                <w:lang w:val="de-CH"/>
               </w:rPr>
               <w:t xml:space="preserve"/>
             </w:r>
@@ -7381,6 +8111,9 @@
         </w:tc>
       </w:tr>
       <w:tr>
+        <w:trPr>
+          <w:cantSplit/>
+        </w:trPr>
         <w:tc>
           <w:tcPr>
             <w:tcW w:type="dxa" w:w="500"/>
@@ -7407,6 +8140,7 @@
                 <w:color w:val="000000"/>
                 <w:sz w:val="20"/>
                 <w:szCs w:val="20"/>
+                <w:lang w:val="de-CH"/>
               </w:rPr>
               <w:t xml:space="preserve">6</w:t>
             </w:r>
@@ -7436,8 +8170,9 @@
                 <w:color w:val="000000"/>
                 <w:sz w:val="20"/>
                 <w:szCs w:val="20"/>
-              </w:rPr>
-              <w:t xml:space="preserve">Thermische Gefahren (heisse / kalte Oberflächen, Medien)</w:t>
+                <w:lang w:val="de-CH"/>
+              </w:rPr>
+              <w:t xml:space="preserve">Thermische Gefahren (heisse oder kalte Oberflächen, Flüssigkeiten, Gase oder Materialien)</w:t>
             </w:r>
           </w:p>
         </w:tc>
@@ -7467,6 +8202,7 @@
                 <w:color w:val="000000"/>
                 <w:sz w:val="22"/>
                 <w:szCs w:val="22"/>
+                <w:lang w:val="de-CH"/>
               </w:rPr>
               <w:t xml:space="preserve"/>
             </w:r>
@@ -7498,6 +8234,7 @@
                 <w:color w:val="000000"/>
                 <w:sz w:val="22"/>
                 <w:szCs w:val="22"/>
+                <w:lang w:val="de-CH"/>
               </w:rPr>
               <w:t xml:space="preserve"/>
             </w:r>
@@ -7505,6 +8242,9 @@
         </w:tc>
       </w:tr>
       <w:tr>
+        <w:trPr>
+          <w:cantSplit/>
+        </w:trPr>
         <w:tc>
           <w:tcPr>
             <w:tcW w:type="dxa" w:w="500"/>
@@ -7532,6 +8272,7 @@
                 <w:color w:val="000000"/>
                 <w:sz w:val="20"/>
                 <w:szCs w:val="20"/>
+                <w:lang w:val="de-CH"/>
               </w:rPr>
               <w:t xml:space="preserve">7</w:t>
             </w:r>
@@ -7561,8 +8302,9 @@
                 <w:color w:val="000000"/>
                 <w:sz w:val="20"/>
                 <w:szCs w:val="20"/>
-              </w:rPr>
-              <w:t xml:space="preserve">Ungeeignete, defekte oder fehlende Arbeitsmittel / Schutzeinrichtungen</w:t>
+                <w:lang w:val="de-CH"/>
+              </w:rPr>
+              <w:t xml:space="preserve">Ungeeignete, defekte oder fehlende Arbeitsmittel, Werkzeuge oder Schutzeinrichtungen</w:t>
             </w:r>
           </w:p>
         </w:tc>
@@ -7592,6 +8334,7 @@
                 <w:color w:val="000000"/>
                 <w:sz w:val="22"/>
                 <w:szCs w:val="22"/>
+                <w:lang w:val="de-CH"/>
               </w:rPr>
               <w:t xml:space="preserve"/>
             </w:r>
@@ -7623,6 +8366,7 @@
                 <w:color w:val="000000"/>
                 <w:sz w:val="22"/>
                 <w:szCs w:val="22"/>
+                <w:lang w:val="de-CH"/>
               </w:rPr>
               <w:t xml:space="preserve"/>
             </w:r>
@@ -7630,6 +8374,9 @@
         </w:tc>
       </w:tr>
       <w:tr>
+        <w:trPr>
+          <w:cantSplit/>
+        </w:trPr>
         <w:tc>
           <w:tcPr>
             <w:tcW w:type="dxa" w:w="500"/>
@@ -7656,6 +8403,7 @@
                 <w:color w:val="000000"/>
                 <w:sz w:val="20"/>
                 <w:szCs w:val="20"/>
+                <w:lang w:val="de-CH"/>
               </w:rPr>
               <w:t xml:space="preserve">8</w:t>
             </w:r>
@@ -7685,6 +8433,7 @@
                 <w:color w:val="000000"/>
                 <w:sz w:val="20"/>
                 <w:szCs w:val="20"/>
+                <w:lang w:val="de-CH"/>
               </w:rPr>
               <w:t xml:space="preserve">Ungenügende Wartung oder Inspektion</w:t>
             </w:r>
@@ -7716,6 +8465,7 @@
                 <w:color w:val="000000"/>
                 <w:sz w:val="22"/>
                 <w:szCs w:val="22"/>
+                <w:lang w:val="de-CH"/>
               </w:rPr>
               <w:t xml:space="preserve"/>
             </w:r>
@@ -7747,6 +8497,7 @@
                 <w:color w:val="000000"/>
                 <w:sz w:val="22"/>
                 <w:szCs w:val="22"/>
+                <w:lang w:val="de-CH"/>
               </w:rPr>
               <w:t xml:space="preserve"/>
             </w:r>
@@ -7754,6 +8505,9 @@
         </w:tc>
       </w:tr>
       <w:tr>
+        <w:trPr>
+          <w:cantSplit/>
+        </w:trPr>
         <w:tc>
           <w:tcPr>
             <w:tcW w:type="dxa" w:w="500"/>
@@ -7781,6 +8535,7 @@
                 <w:color w:val="000000"/>
                 <w:sz w:val="20"/>
                 <w:szCs w:val="20"/>
+                <w:lang w:val="de-CH"/>
               </w:rPr>
               <w:t xml:space="preserve">9</w:t>
             </w:r>
@@ -7810,6 +8565,7 @@
                 <w:color w:val="000000"/>
                 <w:sz w:val="20"/>
                 <w:szCs w:val="20"/>
+                <w:lang w:val="de-CH"/>
               </w:rPr>
               <w:t xml:space="preserve">Mängel in der Arbeitsvorbereitung, Planung oder Terminierung</w:t>
             </w:r>
@@ -7841,6 +8597,7 @@
                 <w:color w:val="000000"/>
                 <w:sz w:val="22"/>
                 <w:szCs w:val="22"/>
+                <w:lang w:val="de-CH"/>
               </w:rPr>
               <w:t xml:space="preserve"/>
             </w:r>
@@ -7872,6 +8629,7 @@
                 <w:color w:val="000000"/>
                 <w:sz w:val="22"/>
                 <w:szCs w:val="22"/>
+                <w:lang w:val="de-CH"/>
               </w:rPr>
               <w:t xml:space="preserve"/>
             </w:r>
@@ -7879,6 +8637,9 @@
         </w:tc>
       </w:tr>
       <w:tr>
+        <w:trPr>
+          <w:cantSplit/>
+        </w:trPr>
         <w:tc>
           <w:tcPr>
             <w:tcW w:type="dxa" w:w="500"/>
@@ -7905,6 +8666,7 @@
                 <w:color w:val="000000"/>
                 <w:sz w:val="20"/>
                 <w:szCs w:val="20"/>
+                <w:lang w:val="de-CH"/>
               </w:rPr>
               <w:t xml:space="preserve">10</w:t>
             </w:r>
@@ -7934,6 +8696,7 @@
                 <w:color w:val="000000"/>
                 <w:sz w:val="20"/>
                 <w:szCs w:val="20"/>
+                <w:lang w:val="de-CH"/>
               </w:rPr>
               <w:t xml:space="preserve">Unklare Aufgaben, Zuständigkeiten oder Arbeitsanweisungen</w:t>
             </w:r>
@@ -7965,6 +8728,7 @@
                 <w:color w:val="000000"/>
                 <w:sz w:val="22"/>
                 <w:szCs w:val="22"/>
+                <w:lang w:val="de-CH"/>
               </w:rPr>
               <w:t xml:space="preserve"/>
             </w:r>
@@ -7996,6 +8760,7 @@
                 <w:color w:val="000000"/>
                 <w:sz w:val="22"/>
                 <w:szCs w:val="22"/>
+                <w:lang w:val="de-CH"/>
               </w:rPr>
               <w:t xml:space="preserve"/>
             </w:r>
@@ -8003,6 +8768,9 @@
         </w:tc>
       </w:tr>
       <w:tr>
+        <w:trPr>
+          <w:cantSplit/>
+        </w:trPr>
         <w:tc>
           <w:tcPr>
             <w:tcW w:type="dxa" w:w="500"/>
@@ -8030,6 +8798,7 @@
                 <w:color w:val="000000"/>
                 <w:sz w:val="20"/>
                 <w:szCs w:val="20"/>
+                <w:lang w:val="de-CH"/>
               </w:rPr>
               <w:t xml:space="preserve">11</w:t>
             </w:r>
@@ -8059,6 +8828,7 @@
                 <w:color w:val="000000"/>
                 <w:sz w:val="20"/>
                 <w:szCs w:val="20"/>
+                <w:lang w:val="de-CH"/>
               </w:rPr>
               <w:t xml:space="preserve">Ungenügende Schulung, Instruktion oder Qualifikation</w:t>
             </w:r>
@@ -8090,6 +8860,7 @@
                 <w:color w:val="000000"/>
                 <w:sz w:val="22"/>
                 <w:szCs w:val="22"/>
+                <w:lang w:val="de-CH"/>
               </w:rPr>
               <w:t xml:space="preserve"/>
             </w:r>
@@ -8121,6 +8892,7 @@
                 <w:color w:val="000000"/>
                 <w:sz w:val="22"/>
                 <w:szCs w:val="22"/>
+                <w:lang w:val="de-CH"/>
               </w:rPr>
               <w:t xml:space="preserve"/>
             </w:r>
@@ -8128,6 +8900,9 @@
         </w:tc>
       </w:tr>
       <w:tr>
+        <w:trPr>
+          <w:cantSplit/>
+        </w:trPr>
         <w:tc>
           <w:tcPr>
             <w:tcW w:type="dxa" w:w="500"/>
@@ -8154,6 +8929,7 @@
                 <w:color w:val="000000"/>
                 <w:sz w:val="20"/>
                 <w:szCs w:val="20"/>
+                <w:lang w:val="de-CH"/>
               </w:rPr>
               <w:t xml:space="preserve">12</w:t>
             </w:r>
@@ -8183,6 +8959,7 @@
                 <w:color w:val="000000"/>
                 <w:sz w:val="20"/>
                 <w:szCs w:val="20"/>
+                <w:lang w:val="de-CH"/>
               </w:rPr>
               <w:t xml:space="preserve">Verständigungsprobleme, mangelhafte Kommunikation</w:t>
             </w:r>
@@ -8214,6 +8991,7 @@
                 <w:color w:val="000000"/>
                 <w:sz w:val="22"/>
                 <w:szCs w:val="22"/>
+                <w:lang w:val="de-CH"/>
               </w:rPr>
               <w:t xml:space="preserve"/>
             </w:r>
@@ -8245,6 +9023,7 @@
                 <w:color w:val="000000"/>
                 <w:sz w:val="22"/>
                 <w:szCs w:val="22"/>
+                <w:lang w:val="de-CH"/>
               </w:rPr>
               <w:t xml:space="preserve"/>
             </w:r>
@@ -8252,6 +9031,9 @@
         </w:tc>
       </w:tr>
       <w:tr>
+        <w:trPr>
+          <w:cantSplit/>
+        </w:trPr>
         <w:tc>
           <w:tcPr>
             <w:tcW w:type="dxa" w:w="500"/>
@@ -8279,6 +9061,7 @@
                 <w:color w:val="000000"/>
                 <w:sz w:val="20"/>
                 <w:szCs w:val="20"/>
+                <w:lang w:val="de-CH"/>
               </w:rPr>
               <w:t xml:space="preserve">13</w:t>
             </w:r>
@@ -8308,6 +9091,7 @@
                 <w:color w:val="000000"/>
                 <w:sz w:val="20"/>
                 <w:szCs w:val="20"/>
+                <w:lang w:val="de-CH"/>
               </w:rPr>
               <w:t xml:space="preserve">Termin- und Zeitdruck, hohe Arbeitsbelastung, häufige Unterbrechungen</w:t>
             </w:r>
@@ -8339,6 +9123,7 @@
                 <w:color w:val="000000"/>
                 <w:sz w:val="22"/>
                 <w:szCs w:val="22"/>
+                <w:lang w:val="de-CH"/>
               </w:rPr>
               <w:t xml:space="preserve"/>
             </w:r>
@@ -8370,6 +9155,7 @@
                 <w:color w:val="000000"/>
                 <w:sz w:val="22"/>
                 <w:szCs w:val="22"/>
+                <w:lang w:val="de-CH"/>
               </w:rPr>
               <w:t xml:space="preserve"/>
             </w:r>
@@ -8377,6 +9163,9 @@
         </w:tc>
       </w:tr>
       <w:tr>
+        <w:trPr>
+          <w:cantSplit/>
+        </w:trPr>
         <w:tc>
           <w:tcPr>
             <w:tcW w:type="dxa" w:w="500"/>
@@ -8403,6 +9192,7 @@
                 <w:color w:val="000000"/>
                 <w:sz w:val="20"/>
                 <w:szCs w:val="20"/>
+                <w:lang w:val="de-CH"/>
               </w:rPr>
               <w:t xml:space="preserve">14</w:t>
             </w:r>
@@ -8432,8 +9222,9 @@
                 <w:color w:val="000000"/>
                 <w:sz w:val="20"/>
                 <w:szCs w:val="20"/>
-              </w:rPr>
-              <w:t xml:space="preserve">Müdigkeit, Arbeitstauglichkeit, Substanzeinfluss, Stress</w:t>
+                <w:lang w:val="de-CH"/>
+              </w:rPr>
+              <w:t xml:space="preserve">Müdigkeit, eingeschränkte Arbeitstauglichkeit, Substanzeinfluss, Stress</w:t>
             </w:r>
           </w:p>
         </w:tc>
@@ -8463,6 +9254,7 @@
                 <w:color w:val="000000"/>
                 <w:sz w:val="22"/>
                 <w:szCs w:val="22"/>
+                <w:lang w:val="de-CH"/>
               </w:rPr>
               <w:t xml:space="preserve"/>
             </w:r>
@@ -8494,6 +9286,7 @@
                 <w:color w:val="000000"/>
                 <w:sz w:val="22"/>
                 <w:szCs w:val="22"/>
+                <w:lang w:val="de-CH"/>
               </w:rPr>
               <w:t xml:space="preserve"/>
             </w:r>
@@ -8501,6 +9294,9 @@
         </w:tc>
       </w:tr>
       <w:tr>
+        <w:trPr>
+          <w:cantSplit/>
+        </w:trPr>
         <w:tc>
           <w:tcPr>
             <w:tcW w:type="dxa" w:w="500"/>
@@ -8528,6 +9324,7 @@
                 <w:color w:val="000000"/>
                 <w:sz w:val="20"/>
                 <w:szCs w:val="20"/>
+                <w:lang w:val="de-CH"/>
               </w:rPr>
               <w:t xml:space="preserve">15</w:t>
             </w:r>
@@ -8557,6 +9354,7 @@
                 <w:color w:val="000000"/>
                 <w:sz w:val="20"/>
                 <w:szCs w:val="20"/>
+                <w:lang w:val="de-CH"/>
               </w:rPr>
               <w:t xml:space="preserve">Ungünstige Arbeitsumgebung (Witterung, Licht, Lärm, Platz)</w:t>
             </w:r>
@@ -8588,6 +9386,7 @@
                 <w:color w:val="000000"/>
                 <w:sz w:val="22"/>
                 <w:szCs w:val="22"/>
+                <w:lang w:val="de-CH"/>
               </w:rPr>
               <w:t xml:space="preserve"/>
             </w:r>
@@ -8619,6 +9418,7 @@
                 <w:color w:val="000000"/>
                 <w:sz w:val="22"/>
                 <w:szCs w:val="22"/>
+                <w:lang w:val="de-CH"/>
               </w:rPr>
               <w:t xml:space="preserve"/>
             </w:r>
@@ -8626,6 +9426,9 @@
         </w:tc>
       </w:tr>
       <w:tr>
+        <w:trPr>
+          <w:cantSplit/>
+        </w:trPr>
         <w:tc>
           <w:tcPr>
             <w:tcW w:type="dxa" w:w="500"/>
@@ -8652,6 +9455,7 @@
                 <w:color w:val="000000"/>
                 <w:sz w:val="20"/>
                 <w:szCs w:val="20"/>
+                <w:lang w:val="de-CH"/>
               </w:rPr>
               <w:t xml:space="preserve">16</w:t>
             </w:r>
@@ -8681,6 +9485,7 @@
                 <w:color w:val="000000"/>
                 <w:sz w:val="20"/>
                 <w:szCs w:val="20"/>
+                <w:lang w:val="de-CH"/>
               </w:rPr>
               <w:t xml:space="preserve">Sicherheitsregeln oder Arbeitsanweisungen nicht befolgt</w:t>
             </w:r>
@@ -8712,6 +9517,7 @@
                 <w:color w:val="000000"/>
                 <w:sz w:val="22"/>
                 <w:szCs w:val="22"/>
+                <w:lang w:val="de-CH"/>
               </w:rPr>
               <w:t xml:space="preserve"/>
             </w:r>
@@ -8743,6 +9549,7 @@
                 <w:color w:val="000000"/>
                 <w:sz w:val="22"/>
                 <w:szCs w:val="22"/>
+                <w:lang w:val="de-CH"/>
               </w:rPr>
               <w:t xml:space="preserve"/>
             </w:r>
@@ -8750,6 +9557,9 @@
         </w:tc>
       </w:tr>
       <w:tr>
+        <w:trPr>
+          <w:cantSplit/>
+        </w:trPr>
         <w:tc>
           <w:tcPr>
             <w:tcW w:type="dxa" w:w="500"/>
@@ -8777,6 +9587,7 @@
                 <w:color w:val="000000"/>
                 <w:sz w:val="20"/>
                 <w:szCs w:val="20"/>
+                <w:lang w:val="de-CH"/>
               </w:rPr>
               <w:t xml:space="preserve">17</w:t>
             </w:r>
@@ -8806,6 +9617,7 @@
                 <w:color w:val="000000"/>
                 <w:sz w:val="20"/>
                 <w:szCs w:val="20"/>
+                <w:lang w:val="de-CH"/>
               </w:rPr>
               <w:t xml:space="preserve">PSA nicht getragen oder falsch verwendet</w:t>
             </w:r>
@@ -8837,6 +9649,7 @@
                 <w:color w:val="000000"/>
                 <w:sz w:val="22"/>
                 <w:szCs w:val="22"/>
+                <w:lang w:val="de-CH"/>
               </w:rPr>
               <w:t xml:space="preserve"/>
             </w:r>
@@ -8868,6 +9681,7 @@
                 <w:color w:val="000000"/>
                 <w:sz w:val="22"/>
                 <w:szCs w:val="22"/>
+                <w:lang w:val="de-CH"/>
               </w:rPr>
               <w:t xml:space="preserve"/>
             </w:r>
@@ -8875,6 +9689,9 @@
         </w:tc>
       </w:tr>
       <w:tr>
+        <w:trPr>
+          <w:cantSplit/>
+        </w:trPr>
         <w:tc>
           <w:tcPr>
             <w:tcW w:type="dxa" w:w="500"/>
@@ -8901,6 +9718,7 @@
                 <w:color w:val="000000"/>
                 <w:sz w:val="20"/>
                 <w:szCs w:val="20"/>
+                <w:lang w:val="de-CH"/>
               </w:rPr>
               <w:t xml:space="preserve">18</w:t>
             </w:r>
@@ -8930,6 +9748,7 @@
                 <w:color w:val="000000"/>
                 <w:sz w:val="20"/>
                 <w:szCs w:val="20"/>
+                <w:lang w:val="de-CH"/>
               </w:rPr>
               <w:t xml:space="preserve">Falsche Handhabung von Arbeitsmitteln, Geräten oder Stoffen</w:t>
             </w:r>
@@ -8961,6 +9780,7 @@
                 <w:color w:val="000000"/>
                 <w:sz w:val="22"/>
                 <w:szCs w:val="22"/>
+                <w:lang w:val="de-CH"/>
               </w:rPr>
               <w:t xml:space="preserve"/>
             </w:r>
@@ -8992,6 +9812,7 @@
                 <w:color w:val="000000"/>
                 <w:sz w:val="22"/>
                 <w:szCs w:val="22"/>
+                <w:lang w:val="de-CH"/>
               </w:rPr>
               <w:t xml:space="preserve"/>
             </w:r>
@@ -8999,6 +9820,9 @@
         </w:tc>
       </w:tr>
       <w:tr>
+        <w:trPr>
+          <w:cantSplit/>
+        </w:trPr>
         <w:tc>
           <w:tcPr>
             <w:tcW w:type="dxa" w:w="500"/>
@@ -9026,6 +9850,7 @@
                 <w:color w:val="000000"/>
                 <w:sz w:val="20"/>
                 <w:szCs w:val="20"/>
+                <w:lang w:val="de-CH"/>
               </w:rPr>
               <w:t xml:space="preserve">19</w:t>
             </w:r>
@@ -9055,6 +9880,7 @@
                 <w:color w:val="000000"/>
                 <w:sz w:val="20"/>
                 <w:szCs w:val="20"/>
+                <w:lang w:val="de-CH"/>
               </w:rPr>
               <w:t xml:space="preserve">Ungenügende Kontrollen, Audits oder Überwachung</w:t>
             </w:r>
@@ -9086,6 +9912,7 @@
                 <w:color w:val="000000"/>
                 <w:sz w:val="22"/>
                 <w:szCs w:val="22"/>
+                <w:lang w:val="de-CH"/>
               </w:rPr>
               <w:t xml:space="preserve"/>
             </w:r>
@@ -9117,6 +9944,7 @@
                 <w:color w:val="000000"/>
                 <w:sz w:val="22"/>
                 <w:szCs w:val="22"/>
+                <w:lang w:val="de-CH"/>
               </w:rPr>
               <w:t xml:space="preserve"/>
             </w:r>
@@ -9124,6 +9952,9 @@
         </w:tc>
       </w:tr>
       <w:tr>
+        <w:trPr>
+          <w:cantSplit/>
+        </w:trPr>
         <w:tc>
           <w:tcPr>
             <w:tcW w:type="dxa" w:w="500"/>
@@ -9150,6 +9981,7 @@
                 <w:color w:val="000000"/>
                 <w:sz w:val="20"/>
                 <w:szCs w:val="20"/>
+                <w:lang w:val="de-CH"/>
               </w:rPr>
               <w:t xml:space="preserve">20</w:t>
             </w:r>
@@ -9179,6 +10011,7 @@
                 <w:color w:val="000000"/>
                 <w:sz w:val="20"/>
                 <w:szCs w:val="20"/>
+                <w:lang w:val="de-CH"/>
               </w:rPr>
               <w:t xml:space="preserve">Andere (angeben)</w:t>
             </w:r>
@@ -9210,6 +10043,7 @@
                 <w:color w:val="000000"/>
                 <w:sz w:val="22"/>
                 <w:szCs w:val="22"/>
+                <w:lang w:val="de-CH"/>
               </w:rPr>
               <w:t xml:space="preserve"/>
             </w:r>
@@ -9241,6 +10075,7 @@
                 <w:color w:val="000000"/>
                 <w:sz w:val="22"/>
                 <w:szCs w:val="22"/>
+                <w:lang w:val="de-CH"/>
               </w:rPr>
               <w:t xml:space="preserve"/>
             </w:r>
@@ -9256,6 +10091,7 @@
     <w:p>
       <w:pPr>
         <w:spacing w:before="300" w:after="120"/>
+        <w:keepNext/>
       </w:pPr>
       <w:r>
         <w:rPr>
@@ -9265,8 +10101,9 @@
           <w:color w:val="C04E1A"/>
           <w:sz w:val="26"/>
           <w:szCs w:val="26"/>
+          <w:lang w:val="de-CH"/>
         </w:rPr>
-        <w:t xml:space="preserve">4 │ 5-MAL-WARUM-ANALYSE</w:t>
+        <w:t xml:space="preserve">4 Analyse mit 5-Mal-Warum</w:t>
       </w:r>
     </w:p>
     <w:p>
@@ -9281,13 +10118,15 @@
           <w:color w:val="666666"/>
           <w:sz w:val="22"/>
           <w:szCs w:val="22"/>
+          <w:lang w:val="de-CH"/>
         </w:rPr>
-        <w:t xml:space="preserve">Für jeden wesentlichen beitragenden Faktor wiederholt «Warum?» fragen. Dann rückwärts mit «Deshalb…» prüfen.</w:t>
+        <w:t xml:space="preserve">Für jeden wesentlichen beitragenden Faktor wiederholt «Warum?» fragen. Anschliessend die Kette von der Grundursache zum Ereignis prüfen.</w:t>
       </w:r>
     </w:p>
     <w:p>
       <w:pPr>
         <w:spacing w:before="240" w:after="120"/>
+        <w:keepNext/>
       </w:pPr>
       <w:r>
         <w:rPr>
@@ -9297,6 +10136,7 @@
           <w:color w:val="C04E1A"/>
           <w:sz w:val="26"/>
           <w:szCs w:val="26"/>
+          <w:lang w:val="de-CH"/>
         </w:rPr>
         <w:t xml:space="preserve">Beitragender Faktor 1</w:t>
       </w:r>
@@ -9318,6 +10158,9 @@
         <w:gridCol w:w="7066"/>
       </w:tblGrid>
       <w:tr>
+        <w:trPr>
+          <w:cantSplit/>
+        </w:trPr>
         <w:tc>
           <w:tcPr>
             <w:tcW w:type="dxa" w:w="3400"/>
@@ -9345,6 +10188,7 @@
                 <w:color w:val="000000"/>
                 <w:sz w:val="22"/>
                 <w:szCs w:val="22"/>
+                <w:lang w:val="de-CH"/>
               </w:rPr>
               <w:t xml:space="preserve">Faktor:</w:t>
             </w:r>
@@ -9376,6 +10220,7 @@
                 <w:color w:val="000000"/>
                 <w:sz w:val="22"/>
                 <w:szCs w:val="22"/>
+                <w:lang w:val="de-CH"/>
               </w:rPr>
               <w:t xml:space="preserve"/>
             </w:r>
@@ -9383,6 +10228,9 @@
         </w:tc>
       </w:tr>
       <w:tr>
+        <w:trPr>
+          <w:cantSplit/>
+        </w:trPr>
         <w:tc>
           <w:tcPr>
             <w:tcW w:type="dxa" w:w="3400"/>
@@ -9410,6 +10258,7 @@
                 <w:color w:val="000000"/>
                 <w:sz w:val="22"/>
                 <w:szCs w:val="22"/>
+                <w:lang w:val="de-CH"/>
               </w:rPr>
               <w:t xml:space="preserve">1. Warum</w:t>
             </w:r>
@@ -9441,6 +10290,7 @@
                 <w:color w:val="000000"/>
                 <w:sz w:val="22"/>
                 <w:szCs w:val="22"/>
+                <w:lang w:val="de-CH"/>
               </w:rPr>
               <w:t xml:space="preserve"/>
             </w:r>
@@ -9448,6 +10298,9 @@
         </w:tc>
       </w:tr>
       <w:tr>
+        <w:trPr>
+          <w:cantSplit/>
+        </w:trPr>
         <w:tc>
           <w:tcPr>
             <w:tcW w:type="dxa" w:w="3400"/>
@@ -9475,6 +10328,7 @@
                 <w:color w:val="000000"/>
                 <w:sz w:val="22"/>
                 <w:szCs w:val="22"/>
+                <w:lang w:val="de-CH"/>
               </w:rPr>
               <w:t xml:space="preserve">2. Warum</w:t>
             </w:r>
@@ -9506,6 +10360,7 @@
                 <w:color w:val="000000"/>
                 <w:sz w:val="22"/>
                 <w:szCs w:val="22"/>
+                <w:lang w:val="de-CH"/>
               </w:rPr>
               <w:t xml:space="preserve"/>
             </w:r>
@@ -9513,6 +10368,9 @@
         </w:tc>
       </w:tr>
       <w:tr>
+        <w:trPr>
+          <w:cantSplit/>
+        </w:trPr>
         <w:tc>
           <w:tcPr>
             <w:tcW w:type="dxa" w:w="3400"/>
@@ -9540,6 +10398,7 @@
                 <w:color w:val="000000"/>
                 <w:sz w:val="22"/>
                 <w:szCs w:val="22"/>
+                <w:lang w:val="de-CH"/>
               </w:rPr>
               <w:t xml:space="preserve">3. Warum</w:t>
             </w:r>
@@ -9571,6 +10430,7 @@
                 <w:color w:val="000000"/>
                 <w:sz w:val="22"/>
                 <w:szCs w:val="22"/>
+                <w:lang w:val="de-CH"/>
               </w:rPr>
               <w:t xml:space="preserve"/>
             </w:r>
@@ -9578,6 +10438,9 @@
         </w:tc>
       </w:tr>
       <w:tr>
+        <w:trPr>
+          <w:cantSplit/>
+        </w:trPr>
         <w:tc>
           <w:tcPr>
             <w:tcW w:type="dxa" w:w="3400"/>
@@ -9605,6 +10468,7 @@
                 <w:color w:val="000000"/>
                 <w:sz w:val="22"/>
                 <w:szCs w:val="22"/>
+                <w:lang w:val="de-CH"/>
               </w:rPr>
               <w:t xml:space="preserve">4. Warum</w:t>
             </w:r>
@@ -9636,6 +10500,7 @@
                 <w:color w:val="000000"/>
                 <w:sz w:val="22"/>
                 <w:szCs w:val="22"/>
+                <w:lang w:val="de-CH"/>
               </w:rPr>
               <w:t xml:space="preserve"/>
             </w:r>
@@ -9643,6 +10508,9 @@
         </w:tc>
       </w:tr>
       <w:tr>
+        <w:trPr>
+          <w:cantSplit/>
+        </w:trPr>
         <w:tc>
           <w:tcPr>
             <w:tcW w:type="dxa" w:w="3400"/>
@@ -9670,6 +10538,7 @@
                 <w:color w:val="000000"/>
                 <w:sz w:val="22"/>
                 <w:szCs w:val="22"/>
+                <w:lang w:val="de-CH"/>
               </w:rPr>
               <w:t xml:space="preserve">5. Warum</w:t>
             </w:r>
@@ -9701,6 +10570,7 @@
                 <w:color w:val="000000"/>
                 <w:sz w:val="22"/>
                 <w:szCs w:val="22"/>
+                <w:lang w:val="de-CH"/>
               </w:rPr>
               <w:t xml:space="preserve"/>
             </w:r>
@@ -9708,6 +10578,9 @@
         </w:tc>
       </w:tr>
       <w:tr>
+        <w:trPr>
+          <w:cantSplit/>
+        </w:trPr>
         <w:tc>
           <w:tcPr>
             <w:tcW w:type="dxa" w:w="3400"/>
@@ -9735,8 +10608,9 @@
                 <w:color w:val="000000"/>
                 <w:sz w:val="22"/>
                 <w:szCs w:val="22"/>
-              </w:rPr>
-              <w:t xml:space="preserve">GRUNDURSACHE</w:t>
+                <w:lang w:val="de-CH"/>
+              </w:rPr>
+              <w:t xml:space="preserve">Grundursache</w:t>
             </w:r>
           </w:p>
         </w:tc>
@@ -9766,6 +10640,7 @@
                 <w:color w:val="000000"/>
                 <w:sz w:val="22"/>
                 <w:szCs w:val="22"/>
+                <w:lang w:val="de-CH"/>
               </w:rPr>
               <w:t xml:space="preserve"/>
             </w:r>
@@ -9773,6 +10648,9 @@
         </w:tc>
       </w:tr>
       <w:tr>
+        <w:trPr>
+          <w:cantSplit/>
+        </w:trPr>
         <w:tc>
           <w:tcPr>
             <w:tcW w:type="dxa" w:w="3400"/>
@@ -9800,8 +10678,9 @@
                 <w:color w:val="000000"/>
                 <w:sz w:val="22"/>
                 <w:szCs w:val="22"/>
-              </w:rPr>
-              <w:t xml:space="preserve">Rückwärtsprüfung</w:t>
+                <w:lang w:val="de-CH"/>
+              </w:rPr>
+              <w:t xml:space="preserve">Ursache-Wirkungs-Prüfung</w:t>
             </w:r>
           </w:p>
         </w:tc>
@@ -9834,8 +10713,9 @@
                 <w:color w:val="666666"/>
                 <w:sz w:val="22"/>
                 <w:szCs w:val="22"/>
-              </w:rPr>
-              <w:t xml:space="preserve">Von der Grundursache zum Ereignis lesen: «Wegen [Grundursache], deshalb… deshalb… kam es zum Ereignis.»</w:t>
+                <w:lang w:val="de-CH"/>
+              </w:rPr>
+              <w:t xml:space="preserve">Von der Grundursache zum Ereignis lesen und die Schritte mit «deshalb» verbinden. Prüfen, ob die Fakten jeden Zusammenhang stützen.</w:t>
             </w:r>
           </w:p>
           <w:p>
@@ -9845,6 +10725,7 @@
                 <w:color w:val="000000"/>
                 <w:sz w:val="6"/>
                 <w:szCs w:val="6"/>
+                <w:lang w:val="de-CH"/>
               </w:rPr>
               <w:t xml:space="preserve"/>
             </w:r>
@@ -9856,6 +10737,7 @@
                 <w:color w:val="000000"/>
                 <w:sz w:val="6"/>
                 <w:szCs w:val="6"/>
+                <w:lang w:val="de-CH"/>
               </w:rPr>
               <w:t xml:space="preserve"/>
             </w:r>
@@ -9863,6 +10745,9 @@
         </w:tc>
       </w:tr>
       <w:tr>
+        <w:trPr>
+          <w:cantSplit/>
+        </w:trPr>
         <w:tc>
           <w:tcPr>
             <w:tcW w:type="dxa" w:w="3400"/>
@@ -9890,8 +10775,9 @@
                 <w:color w:val="000000"/>
                 <w:sz w:val="22"/>
                 <w:szCs w:val="22"/>
-              </w:rPr>
-              <w:t xml:space="preserve">Logik stimmt?</w:t>
+                <w:lang w:val="de-CH"/>
+              </w:rPr>
+              <w:t xml:space="preserve">Stimmt die Logik?</w:t>
             </w:r>
           </w:p>
         </w:tc>
@@ -9919,8 +10805,9 @@
                 <w:color w:val="000000"/>
                 <w:sz w:val="22"/>
                 <w:szCs w:val="22"/>
-              </w:rPr>
-              <w:t xml:space="preserve">□ Ja — weiter zu Massnahmen     □ Nein — Analyse überprüfen</w:t>
+                <w:lang w:val="de-CH"/>
+              </w:rPr>
+              <w:t xml:space="preserve">□ Ja: Massnahmen festlegen     □ Nein: Analyse überprüfen</w:t>
             </w:r>
           </w:p>
         </w:tc>
@@ -9933,6 +10820,7 @@
           <w:color w:val="000000"/>
           <w:sz w:val="6"/>
           <w:szCs w:val="6"/>
+          <w:lang w:val="de-CH"/>
         </w:rPr>
         <w:t xml:space="preserve"/>
       </w:r>
@@ -9940,6 +10828,7 @@
     <w:p>
       <w:pPr>
         <w:spacing w:before="240" w:after="120"/>
+        <w:keepNext/>
       </w:pPr>
       <w:r>
         <w:rPr>
@@ -9949,6 +10838,7 @@
           <w:color w:val="C04E1A"/>
           <w:sz w:val="26"/>
           <w:szCs w:val="26"/>
+          <w:lang w:val="de-CH"/>
         </w:rPr>
         <w:t xml:space="preserve">Beitragender Faktor 2</w:t>
       </w:r>
@@ -9970,6 +10860,9 @@
         <w:gridCol w:w="7066"/>
       </w:tblGrid>
       <w:tr>
+        <w:trPr>
+          <w:cantSplit/>
+        </w:trPr>
         <w:tc>
           <w:tcPr>
             <w:tcW w:type="dxa" w:w="3400"/>
@@ -9997,6 +10890,7 @@
                 <w:color w:val="000000"/>
                 <w:sz w:val="22"/>
                 <w:szCs w:val="22"/>
+                <w:lang w:val="de-CH"/>
               </w:rPr>
               <w:t xml:space="preserve">Faktor:</w:t>
             </w:r>
@@ -10028,6 +10922,7 @@
                 <w:color w:val="000000"/>
                 <w:sz w:val="22"/>
                 <w:szCs w:val="22"/>
+                <w:lang w:val="de-CH"/>
               </w:rPr>
               <w:t xml:space="preserve"/>
             </w:r>
@@ -10035,6 +10930,9 @@
         </w:tc>
       </w:tr>
       <w:tr>
+        <w:trPr>
+          <w:cantSplit/>
+        </w:trPr>
         <w:tc>
           <w:tcPr>
             <w:tcW w:type="dxa" w:w="3400"/>
@@ -10062,6 +10960,7 @@
                 <w:color w:val="000000"/>
                 <w:sz w:val="22"/>
                 <w:szCs w:val="22"/>
+                <w:lang w:val="de-CH"/>
               </w:rPr>
               <w:t xml:space="preserve">1. Warum</w:t>
             </w:r>
@@ -10093,6 +10992,7 @@
                 <w:color w:val="000000"/>
                 <w:sz w:val="22"/>
                 <w:szCs w:val="22"/>
+                <w:lang w:val="de-CH"/>
               </w:rPr>
               <w:t xml:space="preserve"/>
             </w:r>
@@ -10100,6 +11000,9 @@
         </w:tc>
       </w:tr>
       <w:tr>
+        <w:trPr>
+          <w:cantSplit/>
+        </w:trPr>
         <w:tc>
           <w:tcPr>
             <w:tcW w:type="dxa" w:w="3400"/>
@@ -10127,6 +11030,7 @@
                 <w:color w:val="000000"/>
                 <w:sz w:val="22"/>
                 <w:szCs w:val="22"/>
+                <w:lang w:val="de-CH"/>
               </w:rPr>
               <w:t xml:space="preserve">2. Warum</w:t>
             </w:r>
@@ -10158,6 +11062,7 @@
                 <w:color w:val="000000"/>
                 <w:sz w:val="22"/>
                 <w:szCs w:val="22"/>
+                <w:lang w:val="de-CH"/>
               </w:rPr>
               <w:t xml:space="preserve"/>
             </w:r>
@@ -10165,6 +11070,9 @@
         </w:tc>
       </w:tr>
       <w:tr>
+        <w:trPr>
+          <w:cantSplit/>
+        </w:trPr>
         <w:tc>
           <w:tcPr>
             <w:tcW w:type="dxa" w:w="3400"/>
@@ -10192,6 +11100,7 @@
                 <w:color w:val="000000"/>
                 <w:sz w:val="22"/>
                 <w:szCs w:val="22"/>
+                <w:lang w:val="de-CH"/>
               </w:rPr>
               <w:t xml:space="preserve">3. Warum</w:t>
             </w:r>
@@ -10223,6 +11132,7 @@
                 <w:color w:val="000000"/>
                 <w:sz w:val="22"/>
                 <w:szCs w:val="22"/>
+                <w:lang w:val="de-CH"/>
               </w:rPr>
               <w:t xml:space="preserve"/>
             </w:r>
@@ -10230,6 +11140,9 @@
         </w:tc>
       </w:tr>
       <w:tr>
+        <w:trPr>
+          <w:cantSplit/>
+        </w:trPr>
         <w:tc>
           <w:tcPr>
             <w:tcW w:type="dxa" w:w="3400"/>
@@ -10257,6 +11170,7 @@
                 <w:color w:val="000000"/>
                 <w:sz w:val="22"/>
                 <w:szCs w:val="22"/>
+                <w:lang w:val="de-CH"/>
               </w:rPr>
               <w:t xml:space="preserve">4. Warum</w:t>
             </w:r>
@@ -10288,6 +11202,7 @@
                 <w:color w:val="000000"/>
                 <w:sz w:val="22"/>
                 <w:szCs w:val="22"/>
+                <w:lang w:val="de-CH"/>
               </w:rPr>
               <w:t xml:space="preserve"/>
             </w:r>
@@ -10295,6 +11210,9 @@
         </w:tc>
       </w:tr>
       <w:tr>
+        <w:trPr>
+          <w:cantSplit/>
+        </w:trPr>
         <w:tc>
           <w:tcPr>
             <w:tcW w:type="dxa" w:w="3400"/>
@@ -10322,6 +11240,7 @@
                 <w:color w:val="000000"/>
                 <w:sz w:val="22"/>
                 <w:szCs w:val="22"/>
+                <w:lang w:val="de-CH"/>
               </w:rPr>
               <w:t xml:space="preserve">5. Warum</w:t>
             </w:r>
@@ -10353,6 +11272,7 @@
                 <w:color w:val="000000"/>
                 <w:sz w:val="22"/>
                 <w:szCs w:val="22"/>
+                <w:lang w:val="de-CH"/>
               </w:rPr>
               <w:t xml:space="preserve"/>
             </w:r>
@@ -10360,6 +11280,9 @@
         </w:tc>
       </w:tr>
       <w:tr>
+        <w:trPr>
+          <w:cantSplit/>
+        </w:trPr>
         <w:tc>
           <w:tcPr>
             <w:tcW w:type="dxa" w:w="3400"/>
@@ -10387,8 +11310,9 @@
                 <w:color w:val="000000"/>
                 <w:sz w:val="22"/>
                 <w:szCs w:val="22"/>
-              </w:rPr>
-              <w:t xml:space="preserve">GRUNDURSACHE</w:t>
+                <w:lang w:val="de-CH"/>
+              </w:rPr>
+              <w:t xml:space="preserve">Grundursache</w:t>
             </w:r>
           </w:p>
         </w:tc>
@@ -10418,6 +11342,7 @@
                 <w:color w:val="000000"/>
                 <w:sz w:val="22"/>
                 <w:szCs w:val="22"/>
+                <w:lang w:val="de-CH"/>
               </w:rPr>
               <w:t xml:space="preserve"/>
             </w:r>
@@ -10425,6 +11350,9 @@
         </w:tc>
       </w:tr>
       <w:tr>
+        <w:trPr>
+          <w:cantSplit/>
+        </w:trPr>
         <w:tc>
           <w:tcPr>
             <w:tcW w:type="dxa" w:w="3400"/>
@@ -10452,8 +11380,9 @@
                 <w:color w:val="000000"/>
                 <w:sz w:val="22"/>
                 <w:szCs w:val="22"/>
-              </w:rPr>
-              <w:t xml:space="preserve">Rückwärtsprüfung</w:t>
+                <w:lang w:val="de-CH"/>
+              </w:rPr>
+              <w:t xml:space="preserve">Ursache-Wirkungs-Prüfung</w:t>
             </w:r>
           </w:p>
         </w:tc>
@@ -10486,8 +11415,9 @@
                 <w:color w:val="666666"/>
                 <w:sz w:val="22"/>
                 <w:szCs w:val="22"/>
-              </w:rPr>
-              <w:t xml:space="preserve">Von der Grundursache zum Ereignis lesen: «Wegen [Grundursache], deshalb… deshalb… kam es zum Ereignis.»</w:t>
+                <w:lang w:val="de-CH"/>
+              </w:rPr>
+              <w:t xml:space="preserve">Von der Grundursache zum Ereignis lesen und die Schritte mit «deshalb» verbinden. Prüfen, ob die Fakten jeden Zusammenhang stützen.</w:t>
             </w:r>
           </w:p>
           <w:p>
@@ -10497,6 +11427,7 @@
                 <w:color w:val="000000"/>
                 <w:sz w:val="6"/>
                 <w:szCs w:val="6"/>
+                <w:lang w:val="de-CH"/>
               </w:rPr>
               <w:t xml:space="preserve"/>
             </w:r>
@@ -10508,6 +11439,7 @@
                 <w:color w:val="000000"/>
                 <w:sz w:val="6"/>
                 <w:szCs w:val="6"/>
+                <w:lang w:val="de-CH"/>
               </w:rPr>
               <w:t xml:space="preserve"/>
             </w:r>
@@ -10515,6 +11447,9 @@
         </w:tc>
       </w:tr>
       <w:tr>
+        <w:trPr>
+          <w:cantSplit/>
+        </w:trPr>
         <w:tc>
           <w:tcPr>
             <w:tcW w:type="dxa" w:w="3400"/>
@@ -10542,8 +11477,9 @@
                 <w:color w:val="000000"/>
                 <w:sz w:val="22"/>
                 <w:szCs w:val="22"/>
-              </w:rPr>
-              <w:t xml:space="preserve">Logik stimmt?</w:t>
+                <w:lang w:val="de-CH"/>
+              </w:rPr>
+              <w:t xml:space="preserve">Stimmt die Logik?</w:t>
             </w:r>
           </w:p>
         </w:tc>
@@ -10571,8 +11507,9 @@
                 <w:color w:val="000000"/>
                 <w:sz w:val="22"/>
                 <w:szCs w:val="22"/>
-              </w:rPr>
-              <w:t xml:space="preserve">□ Ja — weiter zu Massnahmen     □ Nein — Analyse überprüfen</w:t>
+                <w:lang w:val="de-CH"/>
+              </w:rPr>
+              <w:t xml:space="preserve">□ Ja: Massnahmen festlegen     □ Nein: Analyse überprüfen</w:t>
             </w:r>
           </w:p>
         </w:tc>
@@ -10585,6 +11522,7 @@
           <w:color w:val="000000"/>
           <w:sz w:val="6"/>
           <w:szCs w:val="6"/>
+          <w:lang w:val="de-CH"/>
         </w:rPr>
         <w:t xml:space="preserve"/>
       </w:r>
@@ -10592,6 +11530,8 @@
     <w:p>
       <w:pPr>
         <w:spacing w:before="240" w:after="120"/>
+        <w:keepNext/>
+        <w:pageBreakBefore/>
       </w:pPr>
       <w:r>
         <w:rPr>
@@ -10601,6 +11541,7 @@
           <w:color w:val="C04E1A"/>
           <w:sz w:val="26"/>
           <w:szCs w:val="26"/>
+          <w:lang w:val="de-CH"/>
         </w:rPr>
         <w:t xml:space="preserve">Beitragender Faktor 3</w:t>
       </w:r>
@@ -10622,6 +11563,9 @@
         <w:gridCol w:w="7066"/>
       </w:tblGrid>
       <w:tr>
+        <w:trPr>
+          <w:cantSplit/>
+        </w:trPr>
         <w:tc>
           <w:tcPr>
             <w:tcW w:type="dxa" w:w="3400"/>
@@ -10649,6 +11593,7 @@
                 <w:color w:val="000000"/>
                 <w:sz w:val="22"/>
                 <w:szCs w:val="22"/>
+                <w:lang w:val="de-CH"/>
               </w:rPr>
               <w:t xml:space="preserve">Faktor:</w:t>
             </w:r>
@@ -10680,6 +11625,7 @@
                 <w:color w:val="000000"/>
                 <w:sz w:val="22"/>
                 <w:szCs w:val="22"/>
+                <w:lang w:val="de-CH"/>
               </w:rPr>
               <w:t xml:space="preserve"/>
             </w:r>
@@ -10687,6 +11633,9 @@
         </w:tc>
       </w:tr>
       <w:tr>
+        <w:trPr>
+          <w:cantSplit/>
+        </w:trPr>
         <w:tc>
           <w:tcPr>
             <w:tcW w:type="dxa" w:w="3400"/>
@@ -10714,6 +11663,7 @@
                 <w:color w:val="000000"/>
                 <w:sz w:val="22"/>
                 <w:szCs w:val="22"/>
+                <w:lang w:val="de-CH"/>
               </w:rPr>
               <w:t xml:space="preserve">1. Warum</w:t>
             </w:r>
@@ -10745,6 +11695,7 @@
                 <w:color w:val="000000"/>
                 <w:sz w:val="22"/>
                 <w:szCs w:val="22"/>
+                <w:lang w:val="de-CH"/>
               </w:rPr>
               <w:t xml:space="preserve"/>
             </w:r>
@@ -10752,6 +11703,9 @@
         </w:tc>
       </w:tr>
       <w:tr>
+        <w:trPr>
+          <w:cantSplit/>
+        </w:trPr>
         <w:tc>
           <w:tcPr>
             <w:tcW w:type="dxa" w:w="3400"/>
@@ -10779,6 +11733,7 @@
                 <w:color w:val="000000"/>
                 <w:sz w:val="22"/>
                 <w:szCs w:val="22"/>
+                <w:lang w:val="de-CH"/>
               </w:rPr>
               <w:t xml:space="preserve">2. Warum</w:t>
             </w:r>
@@ -10810,6 +11765,7 @@
                 <w:color w:val="000000"/>
                 <w:sz w:val="22"/>
                 <w:szCs w:val="22"/>
+                <w:lang w:val="de-CH"/>
               </w:rPr>
               <w:t xml:space="preserve"/>
             </w:r>
@@ -10817,6 +11773,9 @@
         </w:tc>
       </w:tr>
       <w:tr>
+        <w:trPr>
+          <w:cantSplit/>
+        </w:trPr>
         <w:tc>
           <w:tcPr>
             <w:tcW w:type="dxa" w:w="3400"/>
@@ -10844,6 +11803,7 @@
                 <w:color w:val="000000"/>
                 <w:sz w:val="22"/>
                 <w:szCs w:val="22"/>
+                <w:lang w:val="de-CH"/>
               </w:rPr>
               <w:t xml:space="preserve">3. Warum</w:t>
             </w:r>
@@ -10875,6 +11835,7 @@
                 <w:color w:val="000000"/>
                 <w:sz w:val="22"/>
                 <w:szCs w:val="22"/>
+                <w:lang w:val="de-CH"/>
               </w:rPr>
               <w:t xml:space="preserve"/>
             </w:r>
@@ -10882,6 +11843,9 @@
         </w:tc>
       </w:tr>
       <w:tr>
+        <w:trPr>
+          <w:cantSplit/>
+        </w:trPr>
         <w:tc>
           <w:tcPr>
             <w:tcW w:type="dxa" w:w="3400"/>
@@ -10909,6 +11873,7 @@
                 <w:color w:val="000000"/>
                 <w:sz w:val="22"/>
                 <w:szCs w:val="22"/>
+                <w:lang w:val="de-CH"/>
               </w:rPr>
               <w:t xml:space="preserve">4. Warum</w:t>
             </w:r>
@@ -10940,6 +11905,7 @@
                 <w:color w:val="000000"/>
                 <w:sz w:val="22"/>
                 <w:szCs w:val="22"/>
+                <w:lang w:val="de-CH"/>
               </w:rPr>
               <w:t xml:space="preserve"/>
             </w:r>
@@ -10947,6 +11913,9 @@
         </w:tc>
       </w:tr>
       <w:tr>
+        <w:trPr>
+          <w:cantSplit/>
+        </w:trPr>
         <w:tc>
           <w:tcPr>
             <w:tcW w:type="dxa" w:w="3400"/>
@@ -10974,6 +11943,7 @@
                 <w:color w:val="000000"/>
                 <w:sz w:val="22"/>
                 <w:szCs w:val="22"/>
+                <w:lang w:val="de-CH"/>
               </w:rPr>
               <w:t xml:space="preserve">5. Warum</w:t>
             </w:r>
@@ -11005,6 +11975,7 @@
                 <w:color w:val="000000"/>
                 <w:sz w:val="22"/>
                 <w:szCs w:val="22"/>
+                <w:lang w:val="de-CH"/>
               </w:rPr>
               <w:t xml:space="preserve"/>
             </w:r>
@@ -11012,6 +11983,9 @@
         </w:tc>
       </w:tr>
       <w:tr>
+        <w:trPr>
+          <w:cantSplit/>
+        </w:trPr>
         <w:tc>
           <w:tcPr>
             <w:tcW w:type="dxa" w:w="3400"/>
@@ -11039,8 +12013,9 @@
                 <w:color w:val="000000"/>
                 <w:sz w:val="22"/>
                 <w:szCs w:val="22"/>
-              </w:rPr>
-              <w:t xml:space="preserve">GRUNDURSACHE</w:t>
+                <w:lang w:val="de-CH"/>
+              </w:rPr>
+              <w:t xml:space="preserve">Grundursache</w:t>
             </w:r>
           </w:p>
         </w:tc>
@@ -11070,6 +12045,7 @@
                 <w:color w:val="000000"/>
                 <w:sz w:val="22"/>
                 <w:szCs w:val="22"/>
+                <w:lang w:val="de-CH"/>
               </w:rPr>
               <w:t xml:space="preserve"/>
             </w:r>
@@ -11077,6 +12053,9 @@
         </w:tc>
       </w:tr>
       <w:tr>
+        <w:trPr>
+          <w:cantSplit/>
+        </w:trPr>
         <w:tc>
           <w:tcPr>
             <w:tcW w:type="dxa" w:w="3400"/>
@@ -11104,8 +12083,9 @@
                 <w:color w:val="000000"/>
                 <w:sz w:val="22"/>
                 <w:szCs w:val="22"/>
-              </w:rPr>
-              <w:t xml:space="preserve">Rückwärtsprüfung</w:t>
+                <w:lang w:val="de-CH"/>
+              </w:rPr>
+              <w:t xml:space="preserve">Ursache-Wirkungs-Prüfung</w:t>
             </w:r>
           </w:p>
         </w:tc>
@@ -11138,8 +12118,9 @@
                 <w:color w:val="666666"/>
                 <w:sz w:val="22"/>
                 <w:szCs w:val="22"/>
-              </w:rPr>
-              <w:t xml:space="preserve">Von der Grundursache zum Ereignis lesen: «Wegen [Grundursache], deshalb… deshalb… kam es zum Ereignis.»</w:t>
+                <w:lang w:val="de-CH"/>
+              </w:rPr>
+              <w:t xml:space="preserve">Von der Grundursache zum Ereignis lesen und die Schritte mit «deshalb» verbinden. Prüfen, ob die Fakten jeden Zusammenhang stützen.</w:t>
             </w:r>
           </w:p>
           <w:p>
@@ -11149,6 +12130,7 @@
                 <w:color w:val="000000"/>
                 <w:sz w:val="6"/>
                 <w:szCs w:val="6"/>
+                <w:lang w:val="de-CH"/>
               </w:rPr>
               <w:t xml:space="preserve"/>
             </w:r>
@@ -11160,6 +12142,7 @@
                 <w:color w:val="000000"/>
                 <w:sz w:val="6"/>
                 <w:szCs w:val="6"/>
+                <w:lang w:val="de-CH"/>
               </w:rPr>
               <w:t xml:space="preserve"/>
             </w:r>
@@ -11167,6 +12150,9 @@
         </w:tc>
       </w:tr>
       <w:tr>
+        <w:trPr>
+          <w:cantSplit/>
+        </w:trPr>
         <w:tc>
           <w:tcPr>
             <w:tcW w:type="dxa" w:w="3400"/>
@@ -11194,8 +12180,9 @@
                 <w:color w:val="000000"/>
                 <w:sz w:val="22"/>
                 <w:szCs w:val="22"/>
-              </w:rPr>
-              <w:t xml:space="preserve">Logik stimmt?</w:t>
+                <w:lang w:val="de-CH"/>
+              </w:rPr>
+              <w:t xml:space="preserve">Stimmt die Logik?</w:t>
             </w:r>
           </w:p>
         </w:tc>
@@ -11223,8 +12210,9 @@
                 <w:color w:val="000000"/>
                 <w:sz w:val="22"/>
                 <w:szCs w:val="22"/>
-              </w:rPr>
-              <w:t xml:space="preserve">□ Ja — weiter zu Massnahmen     □ Nein — Analyse überprüfen</w:t>
+                <w:lang w:val="de-CH"/>
+              </w:rPr>
+              <w:t xml:space="preserve">□ Ja: Massnahmen festlegen     □ Nein: Analyse überprüfen</w:t>
             </w:r>
           </w:p>
         </w:tc>
@@ -11237,6 +12225,7 @@
           <w:color w:val="000000"/>
           <w:sz w:val="6"/>
           <w:szCs w:val="6"/>
+          <w:lang w:val="de-CH"/>
         </w:rPr>
         <w:t xml:space="preserve"/>
       </w:r>
@@ -11249,6 +12238,7 @@
     <w:p>
       <w:pPr>
         <w:spacing w:before="300" w:after="120"/>
+        <w:keepNext/>
       </w:pPr>
       <w:r>
         <w:rPr>
@@ -11258,8 +12248,9 @@
           <w:color w:val="C04E1A"/>
           <w:sz w:val="26"/>
           <w:szCs w:val="26"/>
+          <w:lang w:val="de-CH"/>
         </w:rPr>
-        <w:t xml:space="preserve">5 │ MASSNAHMENPLAN</w:t>
+        <w:t xml:space="preserve">5 Massnahmenplan</w:t>
       </w:r>
     </w:p>
     <w:p>
@@ -11274,13 +12265,15 @@
           <w:color w:val="666666"/>
           <w:sz w:val="22"/>
           <w:szCs w:val="22"/>
+          <w:lang w:val="de-CH"/>
         </w:rPr>
-        <w:t xml:space="preserve">STOP: S = Substitution, T = Technisch, O = Organisatorisch, P = Personenbezogen</w:t>
+        <w:t xml:space="preserve">STOP: S = Substitution, T = Technisch, O = Organisatorisch, P = Persönliche Schutzausrüstung</w:t>
       </w:r>
     </w:p>
     <w:p>
       <w:pPr>
         <w:spacing w:before="240" w:after="120"/>
+        <w:keepNext/>
       </w:pPr>
       <w:r>
         <w:rPr>
@@ -11290,8 +12283,9 @@
           <w:color w:val="C04E1A"/>
           <w:sz w:val="26"/>
           <w:szCs w:val="26"/>
+          <w:lang w:val="de-CH"/>
         </w:rPr>
-        <w:t xml:space="preserve">SOFORTMASSNAHMEN</w:t>
+        <w:t xml:space="preserve">Sofortmassnahmen</w:t>
       </w:r>
     </w:p>
     <w:tbl>
@@ -11314,6 +12308,9 @@
         <w:gridCol w:w="2366"/>
       </w:tblGrid>
       <w:tr>
+        <w:trPr>
+          <w:cantSplit/>
+        </w:trPr>
         <w:tc>
           <w:tcPr>
             <w:tcW w:type="dxa" w:w="500"/>
@@ -11341,6 +12338,7 @@
                 <w:color w:val="000000"/>
                 <w:sz w:val="22"/>
                 <w:szCs w:val="22"/>
+                <w:lang w:val="de-CH"/>
               </w:rPr>
               <w:t xml:space="preserve">#</w:t>
             </w:r>
@@ -11373,6 +12371,7 @@
                 <w:color w:val="000000"/>
                 <w:sz w:val="22"/>
                 <w:szCs w:val="22"/>
+                <w:lang w:val="de-CH"/>
               </w:rPr>
               <w:t xml:space="preserve">Massnahme</w:t>
             </w:r>
@@ -11405,6 +12404,7 @@
                 <w:color w:val="000000"/>
                 <w:sz w:val="22"/>
                 <w:szCs w:val="22"/>
+                <w:lang w:val="de-CH"/>
               </w:rPr>
               <w:t xml:space="preserve">STOP</w:t>
             </w:r>
@@ -11437,6 +12437,7 @@
                 <w:color w:val="000000"/>
                 <w:sz w:val="22"/>
                 <w:szCs w:val="22"/>
+                <w:lang w:val="de-CH"/>
               </w:rPr>
               <w:t xml:space="preserve">Verantwortlich</w:t>
             </w:r>
@@ -11469,6 +12470,7 @@
                 <w:color w:val="000000"/>
                 <w:sz w:val="22"/>
                 <w:szCs w:val="22"/>
+                <w:lang w:val="de-CH"/>
               </w:rPr>
               <w:t xml:space="preserve">Termin</w:t>
             </w:r>
@@ -11476,6 +12478,9 @@
         </w:tc>
       </w:tr>
       <w:tr>
+        <w:trPr>
+          <w:cantSplit/>
+        </w:trPr>
         <w:tc>
           <w:tcPr>
             <w:tcW w:type="dxa" w:w="500"/>
@@ -11500,6 +12505,7 @@
                 <w:color w:val="000000"/>
                 <w:sz w:val="22"/>
                 <w:szCs w:val="22"/>
+                <w:lang w:val="de-CH"/>
               </w:rPr>
               <w:t xml:space="preserve">1</w:t>
             </w:r>
@@ -11531,6 +12537,7 @@
                 <w:color w:val="000000"/>
                 <w:sz w:val="22"/>
                 <w:szCs w:val="22"/>
+                <w:lang w:val="de-CH"/>
               </w:rPr>
               <w:t xml:space="preserve"/>
             </w:r>
@@ -11562,6 +12569,7 @@
                 <w:color w:val="000000"/>
                 <w:sz w:val="22"/>
                 <w:szCs w:val="22"/>
+                <w:lang w:val="de-CH"/>
               </w:rPr>
               <w:t xml:space="preserve"/>
             </w:r>
@@ -11593,6 +12601,7 @@
                 <w:color w:val="000000"/>
                 <w:sz w:val="22"/>
                 <w:szCs w:val="22"/>
+                <w:lang w:val="de-CH"/>
               </w:rPr>
               <w:t xml:space="preserve"/>
             </w:r>
@@ -11624,6 +12633,7 @@
                 <w:color w:val="000000"/>
                 <w:sz w:val="22"/>
                 <w:szCs w:val="22"/>
+                <w:lang w:val="de-CH"/>
               </w:rPr>
               <w:t xml:space="preserve"/>
             </w:r>
@@ -11631,6 +12641,9 @@
         </w:tc>
       </w:tr>
       <w:tr>
+        <w:trPr>
+          <w:cantSplit/>
+        </w:trPr>
         <w:tc>
           <w:tcPr>
             <w:tcW w:type="dxa" w:w="500"/>
@@ -11655,6 +12668,7 @@
                 <w:color w:val="000000"/>
                 <w:sz w:val="22"/>
                 <w:szCs w:val="22"/>
+                <w:lang w:val="de-CH"/>
               </w:rPr>
               <w:t xml:space="preserve">2</w:t>
             </w:r>
@@ -11686,6 +12700,7 @@
                 <w:color w:val="000000"/>
                 <w:sz w:val="22"/>
                 <w:szCs w:val="22"/>
+                <w:lang w:val="de-CH"/>
               </w:rPr>
               <w:t xml:space="preserve"/>
             </w:r>
@@ -11717,6 +12732,7 @@
                 <w:color w:val="000000"/>
                 <w:sz w:val="22"/>
                 <w:szCs w:val="22"/>
+                <w:lang w:val="de-CH"/>
               </w:rPr>
               <w:t xml:space="preserve"/>
             </w:r>
@@ -11748,6 +12764,7 @@
                 <w:color w:val="000000"/>
                 <w:sz w:val="22"/>
                 <w:szCs w:val="22"/>
+                <w:lang w:val="de-CH"/>
               </w:rPr>
               <w:t xml:space="preserve"/>
             </w:r>
@@ -11779,6 +12796,7 @@
                 <w:color w:val="000000"/>
                 <w:sz w:val="22"/>
                 <w:szCs w:val="22"/>
+                <w:lang w:val="de-CH"/>
               </w:rPr>
               <w:t xml:space="preserve"/>
             </w:r>
@@ -11786,6 +12804,9 @@
         </w:tc>
       </w:tr>
       <w:tr>
+        <w:trPr>
+          <w:cantSplit/>
+        </w:trPr>
         <w:tc>
           <w:tcPr>
             <w:tcW w:type="dxa" w:w="500"/>
@@ -11810,6 +12831,7 @@
                 <w:color w:val="000000"/>
                 <w:sz w:val="22"/>
                 <w:szCs w:val="22"/>
+                <w:lang w:val="de-CH"/>
               </w:rPr>
               <w:t xml:space="preserve">3</w:t>
             </w:r>
@@ -11841,6 +12863,7 @@
                 <w:color w:val="000000"/>
                 <w:sz w:val="22"/>
                 <w:szCs w:val="22"/>
+                <w:lang w:val="de-CH"/>
               </w:rPr>
               <w:t xml:space="preserve"/>
             </w:r>
@@ -11872,6 +12895,7 @@
                 <w:color w:val="000000"/>
                 <w:sz w:val="22"/>
                 <w:szCs w:val="22"/>
+                <w:lang w:val="de-CH"/>
               </w:rPr>
               <w:t xml:space="preserve"/>
             </w:r>
@@ -11903,6 +12927,7 @@
                 <w:color w:val="000000"/>
                 <w:sz w:val="22"/>
                 <w:szCs w:val="22"/>
+                <w:lang w:val="de-CH"/>
               </w:rPr>
               <w:t xml:space="preserve"/>
             </w:r>
@@ -11934,6 +12959,7 @@
                 <w:color w:val="000000"/>
                 <w:sz w:val="22"/>
                 <w:szCs w:val="22"/>
+                <w:lang w:val="de-CH"/>
               </w:rPr>
               <w:t xml:space="preserve"/>
             </w:r>
@@ -11941,6 +12967,9 @@
         </w:tc>
       </w:tr>
       <w:tr>
+        <w:trPr>
+          <w:cantSplit/>
+        </w:trPr>
         <w:tc>
           <w:tcPr>
             <w:tcW w:type="dxa" w:w="500"/>
@@ -11965,6 +12994,7 @@
                 <w:color w:val="000000"/>
                 <w:sz w:val="22"/>
                 <w:szCs w:val="22"/>
+                <w:lang w:val="de-CH"/>
               </w:rPr>
               <w:t xml:space="preserve">4</w:t>
             </w:r>
@@ -11996,6 +13026,7 @@
                 <w:color w:val="000000"/>
                 <w:sz w:val="22"/>
                 <w:szCs w:val="22"/>
+                <w:lang w:val="de-CH"/>
               </w:rPr>
               <w:t xml:space="preserve"/>
             </w:r>
@@ -12027,6 +13058,7 @@
                 <w:color w:val="000000"/>
                 <w:sz w:val="22"/>
                 <w:szCs w:val="22"/>
+                <w:lang w:val="de-CH"/>
               </w:rPr>
               <w:t xml:space="preserve"/>
             </w:r>
@@ -12058,6 +13090,7 @@
                 <w:color w:val="000000"/>
                 <w:sz w:val="22"/>
                 <w:szCs w:val="22"/>
+                <w:lang w:val="de-CH"/>
               </w:rPr>
               <w:t xml:space="preserve"/>
             </w:r>
@@ -12089,6 +13122,7 @@
                 <w:color w:val="000000"/>
                 <w:sz w:val="22"/>
                 <w:szCs w:val="22"/>
+                <w:lang w:val="de-CH"/>
               </w:rPr>
               <w:t xml:space="preserve"/>
             </w:r>
@@ -12096,6 +13130,9 @@
         </w:tc>
       </w:tr>
       <w:tr>
+        <w:trPr>
+          <w:cantSplit/>
+        </w:trPr>
         <w:tc>
           <w:tcPr>
             <w:tcW w:type="dxa" w:w="500"/>
@@ -12120,6 +13157,7 @@
                 <w:color w:val="000000"/>
                 <w:sz w:val="22"/>
                 <w:szCs w:val="22"/>
+                <w:lang w:val="de-CH"/>
               </w:rPr>
               <w:t xml:space="preserve">5</w:t>
             </w:r>
@@ -12151,6 +13189,7 @@
                 <w:color w:val="000000"/>
                 <w:sz w:val="22"/>
                 <w:szCs w:val="22"/>
+                <w:lang w:val="de-CH"/>
               </w:rPr>
               <w:t xml:space="preserve"/>
             </w:r>
@@ -12182,6 +13221,7 @@
                 <w:color w:val="000000"/>
                 <w:sz w:val="22"/>
                 <w:szCs w:val="22"/>
+                <w:lang w:val="de-CH"/>
               </w:rPr>
               <w:t xml:space="preserve"/>
             </w:r>
@@ -12213,6 +13253,7 @@
                 <w:color w:val="000000"/>
                 <w:sz w:val="22"/>
                 <w:szCs w:val="22"/>
+                <w:lang w:val="de-CH"/>
               </w:rPr>
               <w:t xml:space="preserve"/>
             </w:r>
@@ -12244,6 +13285,7 @@
                 <w:color w:val="000000"/>
                 <w:sz w:val="22"/>
                 <w:szCs w:val="22"/>
+                <w:lang w:val="de-CH"/>
               </w:rPr>
               <w:t xml:space="preserve"/>
             </w:r>
@@ -12258,6 +13300,7 @@
           <w:color w:val="000000"/>
           <w:sz w:val="6"/>
           <w:szCs w:val="6"/>
+          <w:lang w:val="de-CH"/>
         </w:rPr>
         <w:t xml:space="preserve"/>
       </w:r>
@@ -12265,6 +13308,7 @@
     <w:p>
       <w:pPr>
         <w:spacing w:before="240" w:after="120"/>
+        <w:keepNext/>
       </w:pPr>
       <w:r>
         <w:rPr>
@@ -12274,8 +13318,9 @@
           <w:color w:val="C04E1A"/>
           <w:sz w:val="26"/>
           <w:szCs w:val="26"/>
+          <w:lang w:val="de-CH"/>
         </w:rPr>
-        <w:t xml:space="preserve">LANGFRIST- / PRÄVENTIVMASSNAHMEN</w:t>
+        <w:t xml:space="preserve">Langfristige und präventive Massnahmen</w:t>
       </w:r>
     </w:p>
     <w:tbl>
@@ -12292,13 +13337,16 @@
       </w:tblPr>
       <w:tblGrid>
         <w:gridCol w:w="500"/>
-        <w:gridCol w:w="1400"/>
-        <w:gridCol w:w="3400"/>
+        <w:gridCol w:w="1800"/>
+        <w:gridCol w:w="3000"/>
         <w:gridCol w:w="800"/>
         <w:gridCol w:w="2000"/>
         <w:gridCol w:w="2366"/>
       </w:tblGrid>
       <w:tr>
+        <w:trPr>
+          <w:cantSplit/>
+        </w:trPr>
         <w:tc>
           <w:tcPr>
             <w:tcW w:type="dxa" w:w="500"/>
@@ -12326,6 +13374,7 @@
                 <w:color w:val="000000"/>
                 <w:sz w:val="22"/>
                 <w:szCs w:val="22"/>
+                <w:lang w:val="de-CH"/>
               </w:rPr>
               <w:t xml:space="preserve">#</w:t>
             </w:r>
@@ -12333,7 +13382,7 @@
         </w:tc>
         <w:tc>
           <w:tcPr>
-            <w:tcW w:type="dxa" w:w="1400"/>
+            <w:tcW w:type="dxa" w:w="1800"/>
             <w:tcBorders>
               <w:top w:val="single" w:color="CCCCCC" w:sz="1"/>
               <w:left w:val="single" w:color="CCCCCC" w:sz="1"/>
@@ -12358,14 +13407,15 @@
                 <w:color w:val="000000"/>
                 <w:sz w:val="22"/>
                 <w:szCs w:val="22"/>
-              </w:rPr>
-              <w:t xml:space="preserve">Grundursache Ref.</w:t>
-            </w:r>
-          </w:p>
-        </w:tc>
-        <w:tc>
-          <w:tcPr>
-            <w:tcW w:type="dxa" w:w="3400"/>
+                <w:lang w:val="de-CH"/>
+              </w:rPr>
+              <w:t xml:space="preserve">Grundursache Nr.</w:t>
+            </w:r>
+          </w:p>
+        </w:tc>
+        <w:tc>
+          <w:tcPr>
+            <w:tcW w:type="dxa" w:w="3000"/>
             <w:tcBorders>
               <w:top w:val="single" w:color="CCCCCC" w:sz="1"/>
               <w:left w:val="single" w:color="CCCCCC" w:sz="1"/>
@@ -12390,6 +13440,7 @@
                 <w:color w:val="000000"/>
                 <w:sz w:val="22"/>
                 <w:szCs w:val="22"/>
+                <w:lang w:val="de-CH"/>
               </w:rPr>
               <w:t xml:space="preserve">Massnahme</w:t>
             </w:r>
@@ -12422,6 +13473,7 @@
                 <w:color w:val="000000"/>
                 <w:sz w:val="22"/>
                 <w:szCs w:val="22"/>
+                <w:lang w:val="de-CH"/>
               </w:rPr>
               <w:t xml:space="preserve">STOP</w:t>
             </w:r>
@@ -12454,6 +13506,7 @@
                 <w:color w:val="000000"/>
                 <w:sz w:val="22"/>
                 <w:szCs w:val="22"/>
+                <w:lang w:val="de-CH"/>
               </w:rPr>
               <w:t xml:space="preserve">Verantwortlich</w:t>
             </w:r>
@@ -12486,6 +13539,7 @@
                 <w:color w:val="000000"/>
                 <w:sz w:val="22"/>
                 <w:szCs w:val="22"/>
+                <w:lang w:val="de-CH"/>
               </w:rPr>
               <w:t xml:space="preserve">Termin</w:t>
             </w:r>
@@ -12493,6 +13547,9 @@
         </w:tc>
       </w:tr>
       <w:tr>
+        <w:trPr>
+          <w:cantSplit/>
+        </w:trPr>
         <w:tc>
           <w:tcPr>
             <w:tcW w:type="dxa" w:w="500"/>
@@ -12517,6 +13574,7 @@
                 <w:color w:val="000000"/>
                 <w:sz w:val="22"/>
                 <w:szCs w:val="22"/>
+                <w:lang w:val="de-CH"/>
               </w:rPr>
               <w:t xml:space="preserve">1</w:t>
             </w:r>
@@ -12524,61 +13582,63 @@
         </w:tc>
         <w:tc>
           <w:tcPr>
-            <w:tcW w:type="dxa" w:w="1400"/>
-            <w:tcBorders>
-              <w:top w:val="single" w:color="CCCCCC" w:sz="1"/>
-              <w:left w:val="single" w:color="CCCCCC" w:sz="1"/>
-              <w:bottom w:val="single" w:color="CCCCCC" w:sz="1"/>
-              <w:right w:val="single" w:color="CCCCCC" w:sz="1"/>
-            </w:tcBorders>
-            <w:tcMar>
-              <w:top w:type="dxa" w:w="60"/>
-              <w:left w:type="dxa" w:w="100"/>
-              <w:bottom w:type="dxa" w:w="60"/>
-              <w:right w:type="dxa" w:w="100"/>
-            </w:tcMar>
-            <w:vAlign w:val="top"/>
-          </w:tcPr>
-          <w:p>
-            <w:r>
-              <w:rPr>
-                <w:rFonts w:ascii="Arial" w:cs="Arial" w:eastAsia="Arial" w:hAnsi="Arial"/>
-                <w:i w:val="false"/>
-                <w:iCs w:val="false"/>
-                <w:color w:val="000000"/>
-                <w:sz w:val="22"/>
-                <w:szCs w:val="22"/>
-              </w:rPr>
-              <w:t xml:space="preserve"/>
-            </w:r>
-          </w:p>
-        </w:tc>
-        <w:tc>
-          <w:tcPr>
-            <w:tcW w:type="dxa" w:w="3400"/>
-            <w:tcBorders>
-              <w:top w:val="single" w:color="CCCCCC" w:sz="1"/>
-              <w:left w:val="single" w:color="CCCCCC" w:sz="1"/>
-              <w:bottom w:val="single" w:color="CCCCCC" w:sz="1"/>
-              <w:right w:val="single" w:color="CCCCCC" w:sz="1"/>
-            </w:tcBorders>
-            <w:tcMar>
-              <w:top w:type="dxa" w:w="60"/>
-              <w:left w:type="dxa" w:w="100"/>
-              <w:bottom w:type="dxa" w:w="60"/>
-              <w:right w:type="dxa" w:w="100"/>
-            </w:tcMar>
-            <w:vAlign w:val="top"/>
-          </w:tcPr>
-          <w:p>
-            <w:r>
-              <w:rPr>
-                <w:rFonts w:ascii="Arial" w:cs="Arial" w:eastAsia="Arial" w:hAnsi="Arial"/>
-                <w:i w:val="false"/>
-                <w:iCs w:val="false"/>
-                <w:color w:val="000000"/>
-                <w:sz w:val="22"/>
-                <w:szCs w:val="22"/>
+            <w:tcW w:type="dxa" w:w="1800"/>
+            <w:tcBorders>
+              <w:top w:val="single" w:color="CCCCCC" w:sz="1"/>
+              <w:left w:val="single" w:color="CCCCCC" w:sz="1"/>
+              <w:bottom w:val="single" w:color="CCCCCC" w:sz="1"/>
+              <w:right w:val="single" w:color="CCCCCC" w:sz="1"/>
+            </w:tcBorders>
+            <w:tcMar>
+              <w:top w:type="dxa" w:w="60"/>
+              <w:left w:type="dxa" w:w="100"/>
+              <w:bottom w:type="dxa" w:w="60"/>
+              <w:right w:type="dxa" w:w="100"/>
+            </w:tcMar>
+            <w:vAlign w:val="top"/>
+          </w:tcPr>
+          <w:p>
+            <w:r>
+              <w:rPr>
+                <w:rFonts w:ascii="Arial" w:cs="Arial" w:eastAsia="Arial" w:hAnsi="Arial"/>
+                <w:i w:val="false"/>
+                <w:iCs w:val="false"/>
+                <w:color w:val="000000"/>
+                <w:sz w:val="22"/>
+                <w:szCs w:val="22"/>
+                <w:lang w:val="de-CH"/>
+              </w:rPr>
+              <w:t xml:space="preserve"/>
+            </w:r>
+          </w:p>
+        </w:tc>
+        <w:tc>
+          <w:tcPr>
+            <w:tcW w:type="dxa" w:w="3000"/>
+            <w:tcBorders>
+              <w:top w:val="single" w:color="CCCCCC" w:sz="1"/>
+              <w:left w:val="single" w:color="CCCCCC" w:sz="1"/>
+              <w:bottom w:val="single" w:color="CCCCCC" w:sz="1"/>
+              <w:right w:val="single" w:color="CCCCCC" w:sz="1"/>
+            </w:tcBorders>
+            <w:tcMar>
+              <w:top w:type="dxa" w:w="60"/>
+              <w:left w:type="dxa" w:w="100"/>
+              <w:bottom w:type="dxa" w:w="60"/>
+              <w:right w:type="dxa" w:w="100"/>
+            </w:tcMar>
+            <w:vAlign w:val="top"/>
+          </w:tcPr>
+          <w:p>
+            <w:r>
+              <w:rPr>
+                <w:rFonts w:ascii="Arial" w:cs="Arial" w:eastAsia="Arial" w:hAnsi="Arial"/>
+                <w:i w:val="false"/>
+                <w:iCs w:val="false"/>
+                <w:color w:val="000000"/>
+                <w:sz w:val="22"/>
+                <w:szCs w:val="22"/>
+                <w:lang w:val="de-CH"/>
               </w:rPr>
               <w:t xml:space="preserve"/>
             </w:r>
@@ -12610,6 +13670,7 @@
                 <w:color w:val="000000"/>
                 <w:sz w:val="22"/>
                 <w:szCs w:val="22"/>
+                <w:lang w:val="de-CH"/>
               </w:rPr>
               <w:t xml:space="preserve"/>
             </w:r>
@@ -12641,6 +13702,7 @@
                 <w:color w:val="000000"/>
                 <w:sz w:val="22"/>
                 <w:szCs w:val="22"/>
+                <w:lang w:val="de-CH"/>
               </w:rPr>
               <w:t xml:space="preserve"/>
             </w:r>
@@ -12672,6 +13734,7 @@
                 <w:color w:val="000000"/>
                 <w:sz w:val="22"/>
                 <w:szCs w:val="22"/>
+                <w:lang w:val="de-CH"/>
               </w:rPr>
               <w:t xml:space="preserve"/>
             </w:r>
@@ -12679,6 +13742,9 @@
         </w:tc>
       </w:tr>
       <w:tr>
+        <w:trPr>
+          <w:cantSplit/>
+        </w:trPr>
         <w:tc>
           <w:tcPr>
             <w:tcW w:type="dxa" w:w="500"/>
@@ -12703,6 +13769,7 @@
                 <w:color w:val="000000"/>
                 <w:sz w:val="22"/>
                 <w:szCs w:val="22"/>
+                <w:lang w:val="de-CH"/>
               </w:rPr>
               <w:t xml:space="preserve">2</w:t>
             </w:r>
@@ -12710,61 +13777,63 @@
         </w:tc>
         <w:tc>
           <w:tcPr>
-            <w:tcW w:type="dxa" w:w="1400"/>
-            <w:tcBorders>
-              <w:top w:val="single" w:color="CCCCCC" w:sz="1"/>
-              <w:left w:val="single" w:color="CCCCCC" w:sz="1"/>
-              <w:bottom w:val="single" w:color="CCCCCC" w:sz="1"/>
-              <w:right w:val="single" w:color="CCCCCC" w:sz="1"/>
-            </w:tcBorders>
-            <w:tcMar>
-              <w:top w:type="dxa" w:w="60"/>
-              <w:left w:type="dxa" w:w="100"/>
-              <w:bottom w:type="dxa" w:w="60"/>
-              <w:right w:type="dxa" w:w="100"/>
-            </w:tcMar>
-            <w:vAlign w:val="top"/>
-          </w:tcPr>
-          <w:p>
-            <w:r>
-              <w:rPr>
-                <w:rFonts w:ascii="Arial" w:cs="Arial" w:eastAsia="Arial" w:hAnsi="Arial"/>
-                <w:i w:val="false"/>
-                <w:iCs w:val="false"/>
-                <w:color w:val="000000"/>
-                <w:sz w:val="22"/>
-                <w:szCs w:val="22"/>
-              </w:rPr>
-              <w:t xml:space="preserve"/>
-            </w:r>
-          </w:p>
-        </w:tc>
-        <w:tc>
-          <w:tcPr>
-            <w:tcW w:type="dxa" w:w="3400"/>
-            <w:tcBorders>
-              <w:top w:val="single" w:color="CCCCCC" w:sz="1"/>
-              <w:left w:val="single" w:color="CCCCCC" w:sz="1"/>
-              <w:bottom w:val="single" w:color="CCCCCC" w:sz="1"/>
-              <w:right w:val="single" w:color="CCCCCC" w:sz="1"/>
-            </w:tcBorders>
-            <w:tcMar>
-              <w:top w:type="dxa" w:w="60"/>
-              <w:left w:type="dxa" w:w="100"/>
-              <w:bottom w:type="dxa" w:w="60"/>
-              <w:right w:type="dxa" w:w="100"/>
-            </w:tcMar>
-            <w:vAlign w:val="top"/>
-          </w:tcPr>
-          <w:p>
-            <w:r>
-              <w:rPr>
-                <w:rFonts w:ascii="Arial" w:cs="Arial" w:eastAsia="Arial" w:hAnsi="Arial"/>
-                <w:i w:val="false"/>
-                <w:iCs w:val="false"/>
-                <w:color w:val="000000"/>
-                <w:sz w:val="22"/>
-                <w:szCs w:val="22"/>
+            <w:tcW w:type="dxa" w:w="1800"/>
+            <w:tcBorders>
+              <w:top w:val="single" w:color="CCCCCC" w:sz="1"/>
+              <w:left w:val="single" w:color="CCCCCC" w:sz="1"/>
+              <w:bottom w:val="single" w:color="CCCCCC" w:sz="1"/>
+              <w:right w:val="single" w:color="CCCCCC" w:sz="1"/>
+            </w:tcBorders>
+            <w:tcMar>
+              <w:top w:type="dxa" w:w="60"/>
+              <w:left w:type="dxa" w:w="100"/>
+              <w:bottom w:type="dxa" w:w="60"/>
+              <w:right w:type="dxa" w:w="100"/>
+            </w:tcMar>
+            <w:vAlign w:val="top"/>
+          </w:tcPr>
+          <w:p>
+            <w:r>
+              <w:rPr>
+                <w:rFonts w:ascii="Arial" w:cs="Arial" w:eastAsia="Arial" w:hAnsi="Arial"/>
+                <w:i w:val="false"/>
+                <w:iCs w:val="false"/>
+                <w:color w:val="000000"/>
+                <w:sz w:val="22"/>
+                <w:szCs w:val="22"/>
+                <w:lang w:val="de-CH"/>
+              </w:rPr>
+              <w:t xml:space="preserve"/>
+            </w:r>
+          </w:p>
+        </w:tc>
+        <w:tc>
+          <w:tcPr>
+            <w:tcW w:type="dxa" w:w="3000"/>
+            <w:tcBorders>
+              <w:top w:val="single" w:color="CCCCCC" w:sz="1"/>
+              <w:left w:val="single" w:color="CCCCCC" w:sz="1"/>
+              <w:bottom w:val="single" w:color="CCCCCC" w:sz="1"/>
+              <w:right w:val="single" w:color="CCCCCC" w:sz="1"/>
+            </w:tcBorders>
+            <w:tcMar>
+              <w:top w:type="dxa" w:w="60"/>
+              <w:left w:type="dxa" w:w="100"/>
+              <w:bottom w:type="dxa" w:w="60"/>
+              <w:right w:type="dxa" w:w="100"/>
+            </w:tcMar>
+            <w:vAlign w:val="top"/>
+          </w:tcPr>
+          <w:p>
+            <w:r>
+              <w:rPr>
+                <w:rFonts w:ascii="Arial" w:cs="Arial" w:eastAsia="Arial" w:hAnsi="Arial"/>
+                <w:i w:val="false"/>
+                <w:iCs w:val="false"/>
+                <w:color w:val="000000"/>
+                <w:sz w:val="22"/>
+                <w:szCs w:val="22"/>
+                <w:lang w:val="de-CH"/>
               </w:rPr>
               <w:t xml:space="preserve"/>
             </w:r>
@@ -12796,6 +13865,7 @@
                 <w:color w:val="000000"/>
                 <w:sz w:val="22"/>
                 <w:szCs w:val="22"/>
+                <w:lang w:val="de-CH"/>
               </w:rPr>
               <w:t xml:space="preserve"/>
             </w:r>
@@ -12827,6 +13897,7 @@
                 <w:color w:val="000000"/>
                 <w:sz w:val="22"/>
                 <w:szCs w:val="22"/>
+                <w:lang w:val="de-CH"/>
               </w:rPr>
               <w:t xml:space="preserve"/>
             </w:r>
@@ -12858,6 +13929,7 @@
                 <w:color w:val="000000"/>
                 <w:sz w:val="22"/>
                 <w:szCs w:val="22"/>
+                <w:lang w:val="de-CH"/>
               </w:rPr>
               <w:t xml:space="preserve"/>
             </w:r>
@@ -12865,6 +13937,9 @@
         </w:tc>
       </w:tr>
       <w:tr>
+        <w:trPr>
+          <w:cantSplit/>
+        </w:trPr>
         <w:tc>
           <w:tcPr>
             <w:tcW w:type="dxa" w:w="500"/>
@@ -12889,6 +13964,7 @@
                 <w:color w:val="000000"/>
                 <w:sz w:val="22"/>
                 <w:szCs w:val="22"/>
+                <w:lang w:val="de-CH"/>
               </w:rPr>
               <w:t xml:space="preserve">3</w:t>
             </w:r>
@@ -12896,61 +13972,63 @@
         </w:tc>
         <w:tc>
           <w:tcPr>
-            <w:tcW w:type="dxa" w:w="1400"/>
-            <w:tcBorders>
-              <w:top w:val="single" w:color="CCCCCC" w:sz="1"/>
-              <w:left w:val="single" w:color="CCCCCC" w:sz="1"/>
-              <w:bottom w:val="single" w:color="CCCCCC" w:sz="1"/>
-              <w:right w:val="single" w:color="CCCCCC" w:sz="1"/>
-            </w:tcBorders>
-            <w:tcMar>
-              <w:top w:type="dxa" w:w="60"/>
-              <w:left w:type="dxa" w:w="100"/>
-              <w:bottom w:type="dxa" w:w="60"/>
-              <w:right w:type="dxa" w:w="100"/>
-            </w:tcMar>
-            <w:vAlign w:val="top"/>
-          </w:tcPr>
-          <w:p>
-            <w:r>
-              <w:rPr>
-                <w:rFonts w:ascii="Arial" w:cs="Arial" w:eastAsia="Arial" w:hAnsi="Arial"/>
-                <w:i w:val="false"/>
-                <w:iCs w:val="false"/>
-                <w:color w:val="000000"/>
-                <w:sz w:val="22"/>
-                <w:szCs w:val="22"/>
-              </w:rPr>
-              <w:t xml:space="preserve"/>
-            </w:r>
-          </w:p>
-        </w:tc>
-        <w:tc>
-          <w:tcPr>
-            <w:tcW w:type="dxa" w:w="3400"/>
-            <w:tcBorders>
-              <w:top w:val="single" w:color="CCCCCC" w:sz="1"/>
-              <w:left w:val="single" w:color="CCCCCC" w:sz="1"/>
-              <w:bottom w:val="single" w:color="CCCCCC" w:sz="1"/>
-              <w:right w:val="single" w:color="CCCCCC" w:sz="1"/>
-            </w:tcBorders>
-            <w:tcMar>
-              <w:top w:type="dxa" w:w="60"/>
-              <w:left w:type="dxa" w:w="100"/>
-              <w:bottom w:type="dxa" w:w="60"/>
-              <w:right w:type="dxa" w:w="100"/>
-            </w:tcMar>
-            <w:vAlign w:val="top"/>
-          </w:tcPr>
-          <w:p>
-            <w:r>
-              <w:rPr>
-                <w:rFonts w:ascii="Arial" w:cs="Arial" w:eastAsia="Arial" w:hAnsi="Arial"/>
-                <w:i w:val="false"/>
-                <w:iCs w:val="false"/>
-                <w:color w:val="000000"/>
-                <w:sz w:val="22"/>
-                <w:szCs w:val="22"/>
+            <w:tcW w:type="dxa" w:w="1800"/>
+            <w:tcBorders>
+              <w:top w:val="single" w:color="CCCCCC" w:sz="1"/>
+              <w:left w:val="single" w:color="CCCCCC" w:sz="1"/>
+              <w:bottom w:val="single" w:color="CCCCCC" w:sz="1"/>
+              <w:right w:val="single" w:color="CCCCCC" w:sz="1"/>
+            </w:tcBorders>
+            <w:tcMar>
+              <w:top w:type="dxa" w:w="60"/>
+              <w:left w:type="dxa" w:w="100"/>
+              <w:bottom w:type="dxa" w:w="60"/>
+              <w:right w:type="dxa" w:w="100"/>
+            </w:tcMar>
+            <w:vAlign w:val="top"/>
+          </w:tcPr>
+          <w:p>
+            <w:r>
+              <w:rPr>
+                <w:rFonts w:ascii="Arial" w:cs="Arial" w:eastAsia="Arial" w:hAnsi="Arial"/>
+                <w:i w:val="false"/>
+                <w:iCs w:val="false"/>
+                <w:color w:val="000000"/>
+                <w:sz w:val="22"/>
+                <w:szCs w:val="22"/>
+                <w:lang w:val="de-CH"/>
+              </w:rPr>
+              <w:t xml:space="preserve"/>
+            </w:r>
+          </w:p>
+        </w:tc>
+        <w:tc>
+          <w:tcPr>
+            <w:tcW w:type="dxa" w:w="3000"/>
+            <w:tcBorders>
+              <w:top w:val="single" w:color="CCCCCC" w:sz="1"/>
+              <w:left w:val="single" w:color="CCCCCC" w:sz="1"/>
+              <w:bottom w:val="single" w:color="CCCCCC" w:sz="1"/>
+              <w:right w:val="single" w:color="CCCCCC" w:sz="1"/>
+            </w:tcBorders>
+            <w:tcMar>
+              <w:top w:type="dxa" w:w="60"/>
+              <w:left w:type="dxa" w:w="100"/>
+              <w:bottom w:type="dxa" w:w="60"/>
+              <w:right w:type="dxa" w:w="100"/>
+            </w:tcMar>
+            <w:vAlign w:val="top"/>
+          </w:tcPr>
+          <w:p>
+            <w:r>
+              <w:rPr>
+                <w:rFonts w:ascii="Arial" w:cs="Arial" w:eastAsia="Arial" w:hAnsi="Arial"/>
+                <w:i w:val="false"/>
+                <w:iCs w:val="false"/>
+                <w:color w:val="000000"/>
+                <w:sz w:val="22"/>
+                <w:szCs w:val="22"/>
+                <w:lang w:val="de-CH"/>
               </w:rPr>
               <w:t xml:space="preserve"/>
             </w:r>
@@ -12982,6 +14060,7 @@
                 <w:color w:val="000000"/>
                 <w:sz w:val="22"/>
                 <w:szCs w:val="22"/>
+                <w:lang w:val="de-CH"/>
               </w:rPr>
               <w:t xml:space="preserve"/>
             </w:r>
@@ -13013,6 +14092,7 @@
                 <w:color w:val="000000"/>
                 <w:sz w:val="22"/>
                 <w:szCs w:val="22"/>
+                <w:lang w:val="de-CH"/>
               </w:rPr>
               <w:t xml:space="preserve"/>
             </w:r>
@@ -13044,6 +14124,7 @@
                 <w:color w:val="000000"/>
                 <w:sz w:val="22"/>
                 <w:szCs w:val="22"/>
+                <w:lang w:val="de-CH"/>
               </w:rPr>
               <w:t xml:space="preserve"/>
             </w:r>
@@ -13051,6 +14132,9 @@
         </w:tc>
       </w:tr>
       <w:tr>
+        <w:trPr>
+          <w:cantSplit/>
+        </w:trPr>
         <w:tc>
           <w:tcPr>
             <w:tcW w:type="dxa" w:w="500"/>
@@ -13075,6 +14159,7 @@
                 <w:color w:val="000000"/>
                 <w:sz w:val="22"/>
                 <w:szCs w:val="22"/>
+                <w:lang w:val="de-CH"/>
               </w:rPr>
               <w:t xml:space="preserve">4</w:t>
             </w:r>
@@ -13082,61 +14167,63 @@
         </w:tc>
         <w:tc>
           <w:tcPr>
-            <w:tcW w:type="dxa" w:w="1400"/>
-            <w:tcBorders>
-              <w:top w:val="single" w:color="CCCCCC" w:sz="1"/>
-              <w:left w:val="single" w:color="CCCCCC" w:sz="1"/>
-              <w:bottom w:val="single" w:color="CCCCCC" w:sz="1"/>
-              <w:right w:val="single" w:color="CCCCCC" w:sz="1"/>
-            </w:tcBorders>
-            <w:tcMar>
-              <w:top w:type="dxa" w:w="60"/>
-              <w:left w:type="dxa" w:w="100"/>
-              <w:bottom w:type="dxa" w:w="60"/>
-              <w:right w:type="dxa" w:w="100"/>
-            </w:tcMar>
-            <w:vAlign w:val="top"/>
-          </w:tcPr>
-          <w:p>
-            <w:r>
-              <w:rPr>
-                <w:rFonts w:ascii="Arial" w:cs="Arial" w:eastAsia="Arial" w:hAnsi="Arial"/>
-                <w:i w:val="false"/>
-                <w:iCs w:val="false"/>
-                <w:color w:val="000000"/>
-                <w:sz w:val="22"/>
-                <w:szCs w:val="22"/>
-              </w:rPr>
-              <w:t xml:space="preserve"/>
-            </w:r>
-          </w:p>
-        </w:tc>
-        <w:tc>
-          <w:tcPr>
-            <w:tcW w:type="dxa" w:w="3400"/>
-            <w:tcBorders>
-              <w:top w:val="single" w:color="CCCCCC" w:sz="1"/>
-              <w:left w:val="single" w:color="CCCCCC" w:sz="1"/>
-              <w:bottom w:val="single" w:color="CCCCCC" w:sz="1"/>
-              <w:right w:val="single" w:color="CCCCCC" w:sz="1"/>
-            </w:tcBorders>
-            <w:tcMar>
-              <w:top w:type="dxa" w:w="60"/>
-              <w:left w:type="dxa" w:w="100"/>
-              <w:bottom w:type="dxa" w:w="60"/>
-              <w:right w:type="dxa" w:w="100"/>
-            </w:tcMar>
-            <w:vAlign w:val="top"/>
-          </w:tcPr>
-          <w:p>
-            <w:r>
-              <w:rPr>
-                <w:rFonts w:ascii="Arial" w:cs="Arial" w:eastAsia="Arial" w:hAnsi="Arial"/>
-                <w:i w:val="false"/>
-                <w:iCs w:val="false"/>
-                <w:color w:val="000000"/>
-                <w:sz w:val="22"/>
-                <w:szCs w:val="22"/>
+            <w:tcW w:type="dxa" w:w="1800"/>
+            <w:tcBorders>
+              <w:top w:val="single" w:color="CCCCCC" w:sz="1"/>
+              <w:left w:val="single" w:color="CCCCCC" w:sz="1"/>
+              <w:bottom w:val="single" w:color="CCCCCC" w:sz="1"/>
+              <w:right w:val="single" w:color="CCCCCC" w:sz="1"/>
+            </w:tcBorders>
+            <w:tcMar>
+              <w:top w:type="dxa" w:w="60"/>
+              <w:left w:type="dxa" w:w="100"/>
+              <w:bottom w:type="dxa" w:w="60"/>
+              <w:right w:type="dxa" w:w="100"/>
+            </w:tcMar>
+            <w:vAlign w:val="top"/>
+          </w:tcPr>
+          <w:p>
+            <w:r>
+              <w:rPr>
+                <w:rFonts w:ascii="Arial" w:cs="Arial" w:eastAsia="Arial" w:hAnsi="Arial"/>
+                <w:i w:val="false"/>
+                <w:iCs w:val="false"/>
+                <w:color w:val="000000"/>
+                <w:sz w:val="22"/>
+                <w:szCs w:val="22"/>
+                <w:lang w:val="de-CH"/>
+              </w:rPr>
+              <w:t xml:space="preserve"/>
+            </w:r>
+          </w:p>
+        </w:tc>
+        <w:tc>
+          <w:tcPr>
+            <w:tcW w:type="dxa" w:w="3000"/>
+            <w:tcBorders>
+              <w:top w:val="single" w:color="CCCCCC" w:sz="1"/>
+              <w:left w:val="single" w:color="CCCCCC" w:sz="1"/>
+              <w:bottom w:val="single" w:color="CCCCCC" w:sz="1"/>
+              <w:right w:val="single" w:color="CCCCCC" w:sz="1"/>
+            </w:tcBorders>
+            <w:tcMar>
+              <w:top w:type="dxa" w:w="60"/>
+              <w:left w:type="dxa" w:w="100"/>
+              <w:bottom w:type="dxa" w:w="60"/>
+              <w:right w:type="dxa" w:w="100"/>
+            </w:tcMar>
+            <w:vAlign w:val="top"/>
+          </w:tcPr>
+          <w:p>
+            <w:r>
+              <w:rPr>
+                <w:rFonts w:ascii="Arial" w:cs="Arial" w:eastAsia="Arial" w:hAnsi="Arial"/>
+                <w:i w:val="false"/>
+                <w:iCs w:val="false"/>
+                <w:color w:val="000000"/>
+                <w:sz w:val="22"/>
+                <w:szCs w:val="22"/>
+                <w:lang w:val="de-CH"/>
               </w:rPr>
               <w:t xml:space="preserve"/>
             </w:r>
@@ -13168,6 +14255,7 @@
                 <w:color w:val="000000"/>
                 <w:sz w:val="22"/>
                 <w:szCs w:val="22"/>
+                <w:lang w:val="de-CH"/>
               </w:rPr>
               <w:t xml:space="preserve"/>
             </w:r>
@@ -13199,6 +14287,7 @@
                 <w:color w:val="000000"/>
                 <w:sz w:val="22"/>
                 <w:szCs w:val="22"/>
+                <w:lang w:val="de-CH"/>
               </w:rPr>
               <w:t xml:space="preserve"/>
             </w:r>
@@ -13230,6 +14319,7 @@
                 <w:color w:val="000000"/>
                 <w:sz w:val="22"/>
                 <w:szCs w:val="22"/>
+                <w:lang w:val="de-CH"/>
               </w:rPr>
               <w:t xml:space="preserve"/>
             </w:r>
@@ -13237,6 +14327,9 @@
         </w:tc>
       </w:tr>
       <w:tr>
+        <w:trPr>
+          <w:cantSplit/>
+        </w:trPr>
         <w:tc>
           <w:tcPr>
             <w:tcW w:type="dxa" w:w="500"/>
@@ -13261,6 +14354,7 @@
                 <w:color w:val="000000"/>
                 <w:sz w:val="22"/>
                 <w:szCs w:val="22"/>
+                <w:lang w:val="de-CH"/>
               </w:rPr>
               <w:t xml:space="preserve">5</w:t>
             </w:r>
@@ -13268,61 +14362,63 @@
         </w:tc>
         <w:tc>
           <w:tcPr>
-            <w:tcW w:type="dxa" w:w="1400"/>
-            <w:tcBorders>
-              <w:top w:val="single" w:color="CCCCCC" w:sz="1"/>
-              <w:left w:val="single" w:color="CCCCCC" w:sz="1"/>
-              <w:bottom w:val="single" w:color="CCCCCC" w:sz="1"/>
-              <w:right w:val="single" w:color="CCCCCC" w:sz="1"/>
-            </w:tcBorders>
-            <w:tcMar>
-              <w:top w:type="dxa" w:w="60"/>
-              <w:left w:type="dxa" w:w="100"/>
-              <w:bottom w:type="dxa" w:w="60"/>
-              <w:right w:type="dxa" w:w="100"/>
-            </w:tcMar>
-            <w:vAlign w:val="top"/>
-          </w:tcPr>
-          <w:p>
-            <w:r>
-              <w:rPr>
-                <w:rFonts w:ascii="Arial" w:cs="Arial" w:eastAsia="Arial" w:hAnsi="Arial"/>
-                <w:i w:val="false"/>
-                <w:iCs w:val="false"/>
-                <w:color w:val="000000"/>
-                <w:sz w:val="22"/>
-                <w:szCs w:val="22"/>
-              </w:rPr>
-              <w:t xml:space="preserve"/>
-            </w:r>
-          </w:p>
-        </w:tc>
-        <w:tc>
-          <w:tcPr>
-            <w:tcW w:type="dxa" w:w="3400"/>
-            <w:tcBorders>
-              <w:top w:val="single" w:color="CCCCCC" w:sz="1"/>
-              <w:left w:val="single" w:color="CCCCCC" w:sz="1"/>
-              <w:bottom w:val="single" w:color="CCCCCC" w:sz="1"/>
-              <w:right w:val="single" w:color="CCCCCC" w:sz="1"/>
-            </w:tcBorders>
-            <w:tcMar>
-              <w:top w:type="dxa" w:w="60"/>
-              <w:left w:type="dxa" w:w="100"/>
-              <w:bottom w:type="dxa" w:w="60"/>
-              <w:right w:type="dxa" w:w="100"/>
-            </w:tcMar>
-            <w:vAlign w:val="top"/>
-          </w:tcPr>
-          <w:p>
-            <w:r>
-              <w:rPr>
-                <w:rFonts w:ascii="Arial" w:cs="Arial" w:eastAsia="Arial" w:hAnsi="Arial"/>
-                <w:i w:val="false"/>
-                <w:iCs w:val="false"/>
-                <w:color w:val="000000"/>
-                <w:sz w:val="22"/>
-                <w:szCs w:val="22"/>
+            <w:tcW w:type="dxa" w:w="1800"/>
+            <w:tcBorders>
+              <w:top w:val="single" w:color="CCCCCC" w:sz="1"/>
+              <w:left w:val="single" w:color="CCCCCC" w:sz="1"/>
+              <w:bottom w:val="single" w:color="CCCCCC" w:sz="1"/>
+              <w:right w:val="single" w:color="CCCCCC" w:sz="1"/>
+            </w:tcBorders>
+            <w:tcMar>
+              <w:top w:type="dxa" w:w="60"/>
+              <w:left w:type="dxa" w:w="100"/>
+              <w:bottom w:type="dxa" w:w="60"/>
+              <w:right w:type="dxa" w:w="100"/>
+            </w:tcMar>
+            <w:vAlign w:val="top"/>
+          </w:tcPr>
+          <w:p>
+            <w:r>
+              <w:rPr>
+                <w:rFonts w:ascii="Arial" w:cs="Arial" w:eastAsia="Arial" w:hAnsi="Arial"/>
+                <w:i w:val="false"/>
+                <w:iCs w:val="false"/>
+                <w:color w:val="000000"/>
+                <w:sz w:val="22"/>
+                <w:szCs w:val="22"/>
+                <w:lang w:val="de-CH"/>
+              </w:rPr>
+              <w:t xml:space="preserve"/>
+            </w:r>
+          </w:p>
+        </w:tc>
+        <w:tc>
+          <w:tcPr>
+            <w:tcW w:type="dxa" w:w="3000"/>
+            <w:tcBorders>
+              <w:top w:val="single" w:color="CCCCCC" w:sz="1"/>
+              <w:left w:val="single" w:color="CCCCCC" w:sz="1"/>
+              <w:bottom w:val="single" w:color="CCCCCC" w:sz="1"/>
+              <w:right w:val="single" w:color="CCCCCC" w:sz="1"/>
+            </w:tcBorders>
+            <w:tcMar>
+              <w:top w:type="dxa" w:w="60"/>
+              <w:left w:type="dxa" w:w="100"/>
+              <w:bottom w:type="dxa" w:w="60"/>
+              <w:right w:type="dxa" w:w="100"/>
+            </w:tcMar>
+            <w:vAlign w:val="top"/>
+          </w:tcPr>
+          <w:p>
+            <w:r>
+              <w:rPr>
+                <w:rFonts w:ascii="Arial" w:cs="Arial" w:eastAsia="Arial" w:hAnsi="Arial"/>
+                <w:i w:val="false"/>
+                <w:iCs w:val="false"/>
+                <w:color w:val="000000"/>
+                <w:sz w:val="22"/>
+                <w:szCs w:val="22"/>
+                <w:lang w:val="de-CH"/>
               </w:rPr>
               <w:t xml:space="preserve"/>
             </w:r>
@@ -13354,6 +14450,7 @@
                 <w:color w:val="000000"/>
                 <w:sz w:val="22"/>
                 <w:szCs w:val="22"/>
+                <w:lang w:val="de-CH"/>
               </w:rPr>
               <w:t xml:space="preserve"/>
             </w:r>
@@ -13385,6 +14482,7 @@
                 <w:color w:val="000000"/>
                 <w:sz w:val="22"/>
                 <w:szCs w:val="22"/>
+                <w:lang w:val="de-CH"/>
               </w:rPr>
               <w:t xml:space="preserve"/>
             </w:r>
@@ -13416,6 +14514,7 @@
                 <w:color w:val="000000"/>
                 <w:sz w:val="22"/>
                 <w:szCs w:val="22"/>
+                <w:lang w:val="de-CH"/>
               </w:rPr>
               <w:t xml:space="preserve"/>
             </w:r>
@@ -13423,6 +14522,9 @@
         </w:tc>
       </w:tr>
       <w:tr>
+        <w:trPr>
+          <w:cantSplit/>
+        </w:trPr>
         <w:tc>
           <w:tcPr>
             <w:tcW w:type="dxa" w:w="500"/>
@@ -13447,6 +14549,7 @@
                 <w:color w:val="000000"/>
                 <w:sz w:val="22"/>
                 <w:szCs w:val="22"/>
+                <w:lang w:val="de-CH"/>
               </w:rPr>
               <w:t xml:space="preserve">6</w:t>
             </w:r>
@@ -13454,61 +14557,63 @@
         </w:tc>
         <w:tc>
           <w:tcPr>
-            <w:tcW w:type="dxa" w:w="1400"/>
-            <w:tcBorders>
-              <w:top w:val="single" w:color="CCCCCC" w:sz="1"/>
-              <w:left w:val="single" w:color="CCCCCC" w:sz="1"/>
-              <w:bottom w:val="single" w:color="CCCCCC" w:sz="1"/>
-              <w:right w:val="single" w:color="CCCCCC" w:sz="1"/>
-            </w:tcBorders>
-            <w:tcMar>
-              <w:top w:type="dxa" w:w="60"/>
-              <w:left w:type="dxa" w:w="100"/>
-              <w:bottom w:type="dxa" w:w="60"/>
-              <w:right w:type="dxa" w:w="100"/>
-            </w:tcMar>
-            <w:vAlign w:val="top"/>
-          </w:tcPr>
-          <w:p>
-            <w:r>
-              <w:rPr>
-                <w:rFonts w:ascii="Arial" w:cs="Arial" w:eastAsia="Arial" w:hAnsi="Arial"/>
-                <w:i w:val="false"/>
-                <w:iCs w:val="false"/>
-                <w:color w:val="000000"/>
-                <w:sz w:val="22"/>
-                <w:szCs w:val="22"/>
-              </w:rPr>
-              <w:t xml:space="preserve"/>
-            </w:r>
-          </w:p>
-        </w:tc>
-        <w:tc>
-          <w:tcPr>
-            <w:tcW w:type="dxa" w:w="3400"/>
-            <w:tcBorders>
-              <w:top w:val="single" w:color="CCCCCC" w:sz="1"/>
-              <w:left w:val="single" w:color="CCCCCC" w:sz="1"/>
-              <w:bottom w:val="single" w:color="CCCCCC" w:sz="1"/>
-              <w:right w:val="single" w:color="CCCCCC" w:sz="1"/>
-            </w:tcBorders>
-            <w:tcMar>
-              <w:top w:type="dxa" w:w="60"/>
-              <w:left w:type="dxa" w:w="100"/>
-              <w:bottom w:type="dxa" w:w="60"/>
-              <w:right w:type="dxa" w:w="100"/>
-            </w:tcMar>
-            <w:vAlign w:val="top"/>
-          </w:tcPr>
-          <w:p>
-            <w:r>
-              <w:rPr>
-                <w:rFonts w:ascii="Arial" w:cs="Arial" w:eastAsia="Arial" w:hAnsi="Arial"/>
-                <w:i w:val="false"/>
-                <w:iCs w:val="false"/>
-                <w:color w:val="000000"/>
-                <w:sz w:val="22"/>
-                <w:szCs w:val="22"/>
+            <w:tcW w:type="dxa" w:w="1800"/>
+            <w:tcBorders>
+              <w:top w:val="single" w:color="CCCCCC" w:sz="1"/>
+              <w:left w:val="single" w:color="CCCCCC" w:sz="1"/>
+              <w:bottom w:val="single" w:color="CCCCCC" w:sz="1"/>
+              <w:right w:val="single" w:color="CCCCCC" w:sz="1"/>
+            </w:tcBorders>
+            <w:tcMar>
+              <w:top w:type="dxa" w:w="60"/>
+              <w:left w:type="dxa" w:w="100"/>
+              <w:bottom w:type="dxa" w:w="60"/>
+              <w:right w:type="dxa" w:w="100"/>
+            </w:tcMar>
+            <w:vAlign w:val="top"/>
+          </w:tcPr>
+          <w:p>
+            <w:r>
+              <w:rPr>
+                <w:rFonts w:ascii="Arial" w:cs="Arial" w:eastAsia="Arial" w:hAnsi="Arial"/>
+                <w:i w:val="false"/>
+                <w:iCs w:val="false"/>
+                <w:color w:val="000000"/>
+                <w:sz w:val="22"/>
+                <w:szCs w:val="22"/>
+                <w:lang w:val="de-CH"/>
+              </w:rPr>
+              <w:t xml:space="preserve"/>
+            </w:r>
+          </w:p>
+        </w:tc>
+        <w:tc>
+          <w:tcPr>
+            <w:tcW w:type="dxa" w:w="3000"/>
+            <w:tcBorders>
+              <w:top w:val="single" w:color="CCCCCC" w:sz="1"/>
+              <w:left w:val="single" w:color="CCCCCC" w:sz="1"/>
+              <w:bottom w:val="single" w:color="CCCCCC" w:sz="1"/>
+              <w:right w:val="single" w:color="CCCCCC" w:sz="1"/>
+            </w:tcBorders>
+            <w:tcMar>
+              <w:top w:type="dxa" w:w="60"/>
+              <w:left w:type="dxa" w:w="100"/>
+              <w:bottom w:type="dxa" w:w="60"/>
+              <w:right w:type="dxa" w:w="100"/>
+            </w:tcMar>
+            <w:vAlign w:val="top"/>
+          </w:tcPr>
+          <w:p>
+            <w:r>
+              <w:rPr>
+                <w:rFonts w:ascii="Arial" w:cs="Arial" w:eastAsia="Arial" w:hAnsi="Arial"/>
+                <w:i w:val="false"/>
+                <w:iCs w:val="false"/>
+                <w:color w:val="000000"/>
+                <w:sz w:val="22"/>
+                <w:szCs w:val="22"/>
+                <w:lang w:val="de-CH"/>
               </w:rPr>
               <w:t xml:space="preserve"/>
             </w:r>
@@ -13540,6 +14645,7 @@
                 <w:color w:val="000000"/>
                 <w:sz w:val="22"/>
                 <w:szCs w:val="22"/>
+                <w:lang w:val="de-CH"/>
               </w:rPr>
               <w:t xml:space="preserve"/>
             </w:r>
@@ -13571,6 +14677,7 @@
                 <w:color w:val="000000"/>
                 <w:sz w:val="22"/>
                 <w:szCs w:val="22"/>
+                <w:lang w:val="de-CH"/>
               </w:rPr>
               <w:t xml:space="preserve"/>
             </w:r>
@@ -13602,6 +14709,7 @@
                 <w:color w:val="000000"/>
                 <w:sz w:val="22"/>
                 <w:szCs w:val="22"/>
+                <w:lang w:val="de-CH"/>
               </w:rPr>
               <w:t xml:space="preserve"/>
             </w:r>
@@ -13616,6 +14724,7 @@
           <w:color w:val="000000"/>
           <w:sz w:val="6"/>
           <w:szCs w:val="6"/>
+          <w:lang w:val="de-CH"/>
         </w:rPr>
         <w:t xml:space="preserve"/>
       </w:r>
@@ -13623,6 +14732,7 @@
     <w:p>
       <w:pPr>
         <w:spacing w:before="300" w:after="120"/>
+        <w:keepNext/>
       </w:pPr>
       <w:r>
         <w:rPr>
@@ -13632,8 +14742,9 @@
           <w:color w:val="C04E1A"/>
           <w:sz w:val="26"/>
           <w:szCs w:val="26"/>
+          <w:lang w:val="de-CH"/>
         </w:rPr>
-        <w:t xml:space="preserve">6 │ ERKENNTNISSE &amp; LEHREN</w:t>
+        <w:t xml:space="preserve">6 Erkenntnisse und Lehren</w:t>
       </w:r>
     </w:p>
     <w:tbl>
@@ -13653,6 +14764,9 @@
         <w:gridCol w:w="7066"/>
       </w:tblGrid>
       <w:tr>
+        <w:trPr>
+          <w:cantSplit/>
+        </w:trPr>
         <w:tc>
           <w:tcPr>
             <w:tcW w:type="dxa" w:w="3400"/>
@@ -13680,6 +14794,7 @@
                 <w:color w:val="000000"/>
                 <w:sz w:val="22"/>
                 <w:szCs w:val="22"/>
+                <w:lang w:val="de-CH"/>
               </w:rPr>
               <w:t xml:space="preserve">Wichtigste Erkenntnisse</w:t>
             </w:r>
@@ -13714,8 +14829,9 @@
                 <w:color w:val="666666"/>
                 <w:sz w:val="22"/>
                 <w:szCs w:val="22"/>
-              </w:rPr>
-              <w:t xml:space="preserve">Welche Schutzeinrichtungen fehlten oder versagten? Welche Bedingungen trugen bei? Welche organisatorischen Faktoren?</w:t>
+                <w:lang w:val="de-CH"/>
+              </w:rPr>
+              <w:t xml:space="preserve">Welche Schutzmassnahmen fehlten oder versagten? Welche Arbeitsbedingungen und organisatorischen Faktoren haben beigetragen?</w:t>
             </w:r>
           </w:p>
           <w:p>
@@ -13725,6 +14841,7 @@
                 <w:color w:val="000000"/>
                 <w:sz w:val="6"/>
                 <w:szCs w:val="6"/>
+                <w:lang w:val="de-CH"/>
               </w:rPr>
               <w:t xml:space="preserve"/>
             </w:r>
@@ -13736,6 +14853,7 @@
                 <w:color w:val="000000"/>
                 <w:sz w:val="6"/>
                 <w:szCs w:val="6"/>
+                <w:lang w:val="de-CH"/>
               </w:rPr>
               <w:t xml:space="preserve"/>
             </w:r>
@@ -13747,6 +14865,7 @@
                 <w:color w:val="000000"/>
                 <w:sz w:val="6"/>
                 <w:szCs w:val="6"/>
+                <w:lang w:val="de-CH"/>
               </w:rPr>
               <w:t xml:space="preserve"/>
             </w:r>
@@ -13758,6 +14877,7 @@
                 <w:color w:val="000000"/>
                 <w:sz w:val="6"/>
                 <w:szCs w:val="6"/>
+                <w:lang w:val="de-CH"/>
               </w:rPr>
               <w:t xml:space="preserve"/>
             </w:r>
@@ -13765,6 +14885,9 @@
         </w:tc>
       </w:tr>
       <w:tr>
+        <w:trPr>
+          <w:cantSplit/>
+        </w:trPr>
         <w:tc>
           <w:tcPr>
             <w:tcW w:type="dxa" w:w="3400"/>
@@ -13792,6 +14915,7 @@
                 <w:color w:val="000000"/>
                 <w:sz w:val="22"/>
                 <w:szCs w:val="22"/>
+                <w:lang w:val="de-CH"/>
               </w:rPr>
               <w:t xml:space="preserve">Lehren daraus</w:t>
             </w:r>
@@ -13826,6 +14950,7 @@
                 <w:color w:val="666666"/>
                 <w:sz w:val="22"/>
                 <w:szCs w:val="22"/>
+                <w:lang w:val="de-CH"/>
               </w:rPr>
               <w:t xml:space="preserve">Was haben wir gelernt? Was muss sich ändern, damit dies nicht wieder passiert?</w:t>
             </w:r>
@@ -13837,6 +14962,7 @@
                 <w:color w:val="000000"/>
                 <w:sz w:val="6"/>
                 <w:szCs w:val="6"/>
+                <w:lang w:val="de-CH"/>
               </w:rPr>
               <w:t xml:space="preserve"/>
             </w:r>
@@ -13848,6 +14974,7 @@
                 <w:color w:val="000000"/>
                 <w:sz w:val="6"/>
                 <w:szCs w:val="6"/>
+                <w:lang w:val="de-CH"/>
               </w:rPr>
               <w:t xml:space="preserve"/>
             </w:r>
@@ -13859,6 +14986,7 @@
                 <w:color w:val="000000"/>
                 <w:sz w:val="6"/>
                 <w:szCs w:val="6"/>
+                <w:lang w:val="de-CH"/>
               </w:rPr>
               <w:t xml:space="preserve"/>
             </w:r>
@@ -13873,6 +15001,7 @@
           <w:color w:val="000000"/>
           <w:sz w:val="6"/>
           <w:szCs w:val="6"/>
+          <w:lang w:val="de-CH"/>
         </w:rPr>
         <w:t xml:space="preserve"/>
       </w:r>
@@ -13880,6 +15009,7 @@
     <w:p>
       <w:pPr>
         <w:spacing w:before="300" w:after="120"/>
+        <w:keepNext/>
       </w:pPr>
       <w:r>
         <w:rPr>
@@ -13889,8 +15019,9 @@
           <w:color w:val="C04E1A"/>
           <w:sz w:val="26"/>
           <w:szCs w:val="26"/>
+          <w:lang w:val="de-CH"/>
         </w:rPr>
-        <w:t xml:space="preserve">7 │ UNTERSCHRIFTEN</w:t>
+        <w:t xml:space="preserve">7 Genehmigung</w:t>
       </w:r>
     </w:p>
     <w:tbl>
@@ -13912,6 +15043,9 @@
         <w:gridCol w:w="2066"/>
       </w:tblGrid>
       <w:tr>
+        <w:trPr>
+          <w:cantSplit/>
+        </w:trPr>
         <w:tc>
           <w:tcPr>
             <w:tcW w:type="dxa" w:w="3400"/>
@@ -13939,6 +15073,7 @@
                 <w:color w:val="000000"/>
                 <w:sz w:val="22"/>
                 <w:szCs w:val="22"/>
+                <w:lang w:val="de-CH"/>
               </w:rPr>
               <w:t xml:space="preserve">Untersuchungsleitung</w:t>
             </w:r>
@@ -13970,6 +15105,7 @@
                 <w:color w:val="999999"/>
                 <w:sz w:val="22"/>
                 <w:szCs w:val="22"/>
+                <w:lang w:val="de-CH"/>
               </w:rPr>
               <w:t xml:space="preserve">Name:</w:t>
             </w:r>
@@ -14002,6 +15138,7 @@
                 <w:color w:val="000000"/>
                 <w:sz w:val="22"/>
                 <w:szCs w:val="22"/>
+                <w:lang w:val="de-CH"/>
               </w:rPr>
               <w:t xml:space="preserve">Unterschrift / Datum</w:t>
             </w:r>
@@ -14033,6 +15170,7 @@
                 <w:color w:val="000000"/>
                 <w:sz w:val="22"/>
                 <w:szCs w:val="22"/>
+                <w:lang w:val="de-CH"/>
               </w:rPr>
               <w:t xml:space="preserve"/>
             </w:r>
@@ -14040,6 +15178,9 @@
         </w:tc>
       </w:tr>
       <w:tr>
+        <w:trPr>
+          <w:cantSplit/>
+        </w:trPr>
         <w:tc>
           <w:tcPr>
             <w:tcW w:type="dxa" w:w="3400"/>
@@ -14067,6 +15208,7 @@
                 <w:color w:val="000000"/>
                 <w:sz w:val="22"/>
                 <w:szCs w:val="22"/>
+                <w:lang w:val="de-CH"/>
               </w:rPr>
               <w:t xml:space="preserve">Vorgesetzte/r</w:t>
             </w:r>
@@ -14098,6 +15240,7 @@
                 <w:color w:val="999999"/>
                 <w:sz w:val="22"/>
                 <w:szCs w:val="22"/>
+                <w:lang w:val="de-CH"/>
               </w:rPr>
               <w:t xml:space="preserve">Name:</w:t>
             </w:r>
@@ -14130,6 +15273,7 @@
                 <w:color w:val="000000"/>
                 <w:sz w:val="22"/>
                 <w:szCs w:val="22"/>
+                <w:lang w:val="de-CH"/>
               </w:rPr>
               <w:t xml:space="preserve">Unterschrift / Datum</w:t>
             </w:r>
@@ -14161,6 +15305,7 @@
                 <w:color w:val="000000"/>
                 <w:sz w:val="22"/>
                 <w:szCs w:val="22"/>
+                <w:lang w:val="de-CH"/>
               </w:rPr>
               <w:t xml:space="preserve"/>
             </w:r>
@@ -14168,6 +15313,9 @@
         </w:tc>
       </w:tr>
       <w:tr>
+        <w:trPr>
+          <w:cantSplit/>
+        </w:trPr>
         <w:tc>
           <w:tcPr>
             <w:tcW w:type="dxa" w:w="3400"/>
@@ -14195,8 +15343,9 @@
                 <w:color w:val="000000"/>
                 <w:sz w:val="22"/>
                 <w:szCs w:val="22"/>
-              </w:rPr>
-              <w:t xml:space="preserve">Sicherheitsfachperson</w:t>
+                <w:lang w:val="de-CH"/>
+              </w:rPr>
+              <w:t xml:space="preserve">Sicherheitsbeauftragte/r</w:t>
             </w:r>
           </w:p>
         </w:tc>
@@ -14226,6 +15375,7 @@
                 <w:color w:val="999999"/>
                 <w:sz w:val="22"/>
                 <w:szCs w:val="22"/>
+                <w:lang w:val="de-CH"/>
               </w:rPr>
               <w:t xml:space="preserve">Name:</w:t>
             </w:r>
@@ -14258,6 +15408,7 @@
                 <w:color w:val="000000"/>
                 <w:sz w:val="22"/>
                 <w:szCs w:val="22"/>
+                <w:lang w:val="de-CH"/>
               </w:rPr>
               <w:t xml:space="preserve">Unterschrift / Datum</w:t>
             </w:r>
@@ -14289,6 +15440,7 @@
                 <w:color w:val="000000"/>
                 <w:sz w:val="22"/>
                 <w:szCs w:val="22"/>
+                <w:lang w:val="de-CH"/>
               </w:rPr>
               <w:t xml:space="preserve"/>
             </w:r>
@@ -14303,6 +15455,7 @@
           <w:color w:val="000000"/>
           <w:sz w:val="6"/>
           <w:szCs w:val="6"/>
+          <w:lang w:val="de-CH"/>
         </w:rPr>
         <w:t xml:space="preserve"/>
       </w:r>
@@ -14310,6 +15463,7 @@
     <w:p>
       <w:pPr>
         <w:spacing w:before="300" w:after="120"/>
+        <w:keepNext/>
       </w:pPr>
       <w:r>
         <w:rPr>
@@ -14319,8 +15473,9 @@
           <w:color w:val="C04E1A"/>
           <w:sz w:val="26"/>
           <w:szCs w:val="26"/>
+          <w:lang w:val="de-CH"/>
         </w:rPr>
-        <w:t xml:space="preserve">8 │ MASSNAHMEN-NACHVERFOLGUNG</w:t>
+        <w:t xml:space="preserve">8 Massnahmen nachverfolgen</w:t>
       </w:r>
     </w:p>
     <w:tbl>
@@ -14337,13 +15492,16 @@
       </w:tblPr>
       <w:tblGrid>
         <w:gridCol w:w="500"/>
-        <w:gridCol w:w="3600"/>
-        <w:gridCol w:w="1000"/>
+        <w:gridCol w:w="3300"/>
+        <w:gridCol w:w="1300"/>
         <w:gridCol w:w="1100"/>
         <w:gridCol w:w="1800"/>
         <w:gridCol w:w="2466"/>
       </w:tblGrid>
       <w:tr>
+        <w:trPr>
+          <w:cantSplit/>
+        </w:trPr>
         <w:tc>
           <w:tcPr>
             <w:tcW w:type="dxa" w:w="500"/>
@@ -14371,6 +15529,7 @@
                 <w:color w:val="000000"/>
                 <w:sz w:val="22"/>
                 <w:szCs w:val="22"/>
+                <w:lang w:val="de-CH"/>
               </w:rPr>
               <w:t xml:space="preserve">#</w:t>
             </w:r>
@@ -14378,7 +15537,7 @@
         </w:tc>
         <w:tc>
           <w:tcPr>
-            <w:tcW w:type="dxa" w:w="3600"/>
+            <w:tcW w:type="dxa" w:w="3300"/>
             <w:tcBorders>
               <w:top w:val="single" w:color="CCCCCC" w:sz="1"/>
               <w:left w:val="single" w:color="CCCCCC" w:sz="1"/>
@@ -14403,6 +15562,7 @@
                 <w:color w:val="000000"/>
                 <w:sz w:val="22"/>
                 <w:szCs w:val="22"/>
+                <w:lang w:val="de-CH"/>
               </w:rPr>
               <w:t xml:space="preserve">Massnahme</w:t>
             </w:r>
@@ -14410,7 +15570,7 @@
         </w:tc>
         <w:tc>
           <w:tcPr>
-            <w:tcW w:type="dxa" w:w="1000"/>
+            <w:tcW w:type="dxa" w:w="1300"/>
             <w:tcBorders>
               <w:top w:val="single" w:color="CCCCCC" w:sz="1"/>
               <w:left w:val="single" w:color="CCCCCC" w:sz="1"/>
@@ -14435,6 +15595,7 @@
                 <w:color w:val="000000"/>
                 <w:sz w:val="22"/>
                 <w:szCs w:val="22"/>
+                <w:lang w:val="de-CH"/>
               </w:rPr>
               <w:t xml:space="preserve">Erledigt?</w:t>
             </w:r>
@@ -14467,6 +15628,7 @@
                 <w:color w:val="000000"/>
                 <w:sz w:val="22"/>
                 <w:szCs w:val="22"/>
+                <w:lang w:val="de-CH"/>
               </w:rPr>
               <w:t xml:space="preserve">Datum</w:t>
             </w:r>
@@ -14499,6 +15661,7 @@
                 <w:color w:val="000000"/>
                 <w:sz w:val="22"/>
                 <w:szCs w:val="22"/>
+                <w:lang w:val="de-CH"/>
               </w:rPr>
               <w:t xml:space="preserve">Geprüft von</w:t>
             </w:r>
@@ -14531,6 +15694,7 @@
                 <w:color w:val="000000"/>
                 <w:sz w:val="22"/>
                 <w:szCs w:val="22"/>
+                <w:lang w:val="de-CH"/>
               </w:rPr>
               <w:t xml:space="preserve">Wirksam?</w:t>
             </w:r>
@@ -14538,6 +15702,9 @@
         </w:tc>
       </w:tr>
       <w:tr>
+        <w:trPr>
+          <w:cantSplit/>
+        </w:trPr>
         <w:tc>
           <w:tcPr>
             <w:tcW w:type="dxa" w:w="500"/>
@@ -14562,6 +15729,7 @@
                 <w:color w:val="000000"/>
                 <w:sz w:val="22"/>
                 <w:szCs w:val="22"/>
+                <w:lang w:val="de-CH"/>
               </w:rPr>
               <w:t xml:space="preserve">1</w:t>
             </w:r>
@@ -14569,61 +15737,63 @@
         </w:tc>
         <w:tc>
           <w:tcPr>
-            <w:tcW w:type="dxa" w:w="3600"/>
-            <w:tcBorders>
-              <w:top w:val="single" w:color="CCCCCC" w:sz="1"/>
-              <w:left w:val="single" w:color="CCCCCC" w:sz="1"/>
-              <w:bottom w:val="single" w:color="CCCCCC" w:sz="1"/>
-              <w:right w:val="single" w:color="CCCCCC" w:sz="1"/>
-            </w:tcBorders>
-            <w:tcMar>
-              <w:top w:type="dxa" w:w="60"/>
-              <w:left w:type="dxa" w:w="100"/>
-              <w:bottom w:type="dxa" w:w="60"/>
-              <w:right w:type="dxa" w:w="100"/>
-            </w:tcMar>
-            <w:vAlign w:val="top"/>
-          </w:tcPr>
-          <w:p>
-            <w:r>
-              <w:rPr>
-                <w:rFonts w:ascii="Arial" w:cs="Arial" w:eastAsia="Arial" w:hAnsi="Arial"/>
-                <w:i w:val="false"/>
-                <w:iCs w:val="false"/>
-                <w:color w:val="000000"/>
-                <w:sz w:val="22"/>
-                <w:szCs w:val="22"/>
-              </w:rPr>
-              <w:t xml:space="preserve"/>
-            </w:r>
-          </w:p>
-        </w:tc>
-        <w:tc>
-          <w:tcPr>
-            <w:tcW w:type="dxa" w:w="1000"/>
-            <w:tcBorders>
-              <w:top w:val="single" w:color="CCCCCC" w:sz="1"/>
-              <w:left w:val="single" w:color="CCCCCC" w:sz="1"/>
-              <w:bottom w:val="single" w:color="CCCCCC" w:sz="1"/>
-              <w:right w:val="single" w:color="CCCCCC" w:sz="1"/>
-            </w:tcBorders>
-            <w:tcMar>
-              <w:top w:type="dxa" w:w="60"/>
-              <w:left w:type="dxa" w:w="100"/>
-              <w:bottom w:type="dxa" w:w="60"/>
-              <w:right w:type="dxa" w:w="100"/>
-            </w:tcMar>
-            <w:vAlign w:val="top"/>
-          </w:tcPr>
-          <w:p>
-            <w:r>
-              <w:rPr>
-                <w:rFonts w:ascii="Arial" w:cs="Arial" w:eastAsia="Arial" w:hAnsi="Arial"/>
-                <w:i w:val="false"/>
-                <w:iCs w:val="false"/>
-                <w:color w:val="000000"/>
-                <w:sz w:val="22"/>
-                <w:szCs w:val="22"/>
+            <w:tcW w:type="dxa" w:w="3300"/>
+            <w:tcBorders>
+              <w:top w:val="single" w:color="CCCCCC" w:sz="1"/>
+              <w:left w:val="single" w:color="CCCCCC" w:sz="1"/>
+              <w:bottom w:val="single" w:color="CCCCCC" w:sz="1"/>
+              <w:right w:val="single" w:color="CCCCCC" w:sz="1"/>
+            </w:tcBorders>
+            <w:tcMar>
+              <w:top w:type="dxa" w:w="60"/>
+              <w:left w:type="dxa" w:w="100"/>
+              <w:bottom w:type="dxa" w:w="60"/>
+              <w:right w:type="dxa" w:w="100"/>
+            </w:tcMar>
+            <w:vAlign w:val="top"/>
+          </w:tcPr>
+          <w:p>
+            <w:r>
+              <w:rPr>
+                <w:rFonts w:ascii="Arial" w:cs="Arial" w:eastAsia="Arial" w:hAnsi="Arial"/>
+                <w:i w:val="false"/>
+                <w:iCs w:val="false"/>
+                <w:color w:val="000000"/>
+                <w:sz w:val="22"/>
+                <w:szCs w:val="22"/>
+                <w:lang w:val="de-CH"/>
+              </w:rPr>
+              <w:t xml:space="preserve"/>
+            </w:r>
+          </w:p>
+        </w:tc>
+        <w:tc>
+          <w:tcPr>
+            <w:tcW w:type="dxa" w:w="1300"/>
+            <w:tcBorders>
+              <w:top w:val="single" w:color="CCCCCC" w:sz="1"/>
+              <w:left w:val="single" w:color="CCCCCC" w:sz="1"/>
+              <w:bottom w:val="single" w:color="CCCCCC" w:sz="1"/>
+              <w:right w:val="single" w:color="CCCCCC" w:sz="1"/>
+            </w:tcBorders>
+            <w:tcMar>
+              <w:top w:type="dxa" w:w="60"/>
+              <w:left w:type="dxa" w:w="100"/>
+              <w:bottom w:type="dxa" w:w="60"/>
+              <w:right w:type="dxa" w:w="100"/>
+            </w:tcMar>
+            <w:vAlign w:val="top"/>
+          </w:tcPr>
+          <w:p>
+            <w:r>
+              <w:rPr>
+                <w:rFonts w:ascii="Arial" w:cs="Arial" w:eastAsia="Arial" w:hAnsi="Arial"/>
+                <w:i w:val="false"/>
+                <w:iCs w:val="false"/>
+                <w:color w:val="000000"/>
+                <w:sz w:val="22"/>
+                <w:szCs w:val="22"/>
+                <w:lang w:val="de-CH"/>
               </w:rPr>
               <w:t xml:space="preserve"/>
             </w:r>
@@ -14655,6 +15825,7 @@
                 <w:color w:val="000000"/>
                 <w:sz w:val="22"/>
                 <w:szCs w:val="22"/>
+                <w:lang w:val="de-CH"/>
               </w:rPr>
               <w:t xml:space="preserve"/>
             </w:r>
@@ -14686,6 +15857,7 @@
                 <w:color w:val="000000"/>
                 <w:sz w:val="22"/>
                 <w:szCs w:val="22"/>
+                <w:lang w:val="de-CH"/>
               </w:rPr>
               <w:t xml:space="preserve"/>
             </w:r>
@@ -14717,6 +15889,7 @@
                 <w:color w:val="000000"/>
                 <w:sz w:val="22"/>
                 <w:szCs w:val="22"/>
+                <w:lang w:val="de-CH"/>
               </w:rPr>
               <w:t xml:space="preserve"/>
             </w:r>
@@ -14724,6 +15897,9 @@
         </w:tc>
       </w:tr>
       <w:tr>
+        <w:trPr>
+          <w:cantSplit/>
+        </w:trPr>
         <w:tc>
           <w:tcPr>
             <w:tcW w:type="dxa" w:w="500"/>
@@ -14748,6 +15924,7 @@
                 <w:color w:val="000000"/>
                 <w:sz w:val="22"/>
                 <w:szCs w:val="22"/>
+                <w:lang w:val="de-CH"/>
               </w:rPr>
               <w:t xml:space="preserve">2</w:t>
             </w:r>
@@ -14755,61 +15932,63 @@
         </w:tc>
         <w:tc>
           <w:tcPr>
-            <w:tcW w:type="dxa" w:w="3600"/>
-            <w:tcBorders>
-              <w:top w:val="single" w:color="CCCCCC" w:sz="1"/>
-              <w:left w:val="single" w:color="CCCCCC" w:sz="1"/>
-              <w:bottom w:val="single" w:color="CCCCCC" w:sz="1"/>
-              <w:right w:val="single" w:color="CCCCCC" w:sz="1"/>
-            </w:tcBorders>
-            <w:tcMar>
-              <w:top w:type="dxa" w:w="60"/>
-              <w:left w:type="dxa" w:w="100"/>
-              <w:bottom w:type="dxa" w:w="60"/>
-              <w:right w:type="dxa" w:w="100"/>
-            </w:tcMar>
-            <w:vAlign w:val="top"/>
-          </w:tcPr>
-          <w:p>
-            <w:r>
-              <w:rPr>
-                <w:rFonts w:ascii="Arial" w:cs="Arial" w:eastAsia="Arial" w:hAnsi="Arial"/>
-                <w:i w:val="false"/>
-                <w:iCs w:val="false"/>
-                <w:color w:val="000000"/>
-                <w:sz w:val="22"/>
-                <w:szCs w:val="22"/>
-              </w:rPr>
-              <w:t xml:space="preserve"/>
-            </w:r>
-          </w:p>
-        </w:tc>
-        <w:tc>
-          <w:tcPr>
-            <w:tcW w:type="dxa" w:w="1000"/>
-            <w:tcBorders>
-              <w:top w:val="single" w:color="CCCCCC" w:sz="1"/>
-              <w:left w:val="single" w:color="CCCCCC" w:sz="1"/>
-              <w:bottom w:val="single" w:color="CCCCCC" w:sz="1"/>
-              <w:right w:val="single" w:color="CCCCCC" w:sz="1"/>
-            </w:tcBorders>
-            <w:tcMar>
-              <w:top w:type="dxa" w:w="60"/>
-              <w:left w:type="dxa" w:w="100"/>
-              <w:bottom w:type="dxa" w:w="60"/>
-              <w:right w:type="dxa" w:w="100"/>
-            </w:tcMar>
-            <w:vAlign w:val="top"/>
-          </w:tcPr>
-          <w:p>
-            <w:r>
-              <w:rPr>
-                <w:rFonts w:ascii="Arial" w:cs="Arial" w:eastAsia="Arial" w:hAnsi="Arial"/>
-                <w:i w:val="false"/>
-                <w:iCs w:val="false"/>
-                <w:color w:val="000000"/>
-                <w:sz w:val="22"/>
-                <w:szCs w:val="22"/>
+            <w:tcW w:type="dxa" w:w="3300"/>
+            <w:tcBorders>
+              <w:top w:val="single" w:color="CCCCCC" w:sz="1"/>
+              <w:left w:val="single" w:color="CCCCCC" w:sz="1"/>
+              <w:bottom w:val="single" w:color="CCCCCC" w:sz="1"/>
+              <w:right w:val="single" w:color="CCCCCC" w:sz="1"/>
+            </w:tcBorders>
+            <w:tcMar>
+              <w:top w:type="dxa" w:w="60"/>
+              <w:left w:type="dxa" w:w="100"/>
+              <w:bottom w:type="dxa" w:w="60"/>
+              <w:right w:type="dxa" w:w="100"/>
+            </w:tcMar>
+            <w:vAlign w:val="top"/>
+          </w:tcPr>
+          <w:p>
+            <w:r>
+              <w:rPr>
+                <w:rFonts w:ascii="Arial" w:cs="Arial" w:eastAsia="Arial" w:hAnsi="Arial"/>
+                <w:i w:val="false"/>
+                <w:iCs w:val="false"/>
+                <w:color w:val="000000"/>
+                <w:sz w:val="22"/>
+                <w:szCs w:val="22"/>
+                <w:lang w:val="de-CH"/>
+              </w:rPr>
+              <w:t xml:space="preserve"/>
+            </w:r>
+          </w:p>
+        </w:tc>
+        <w:tc>
+          <w:tcPr>
+            <w:tcW w:type="dxa" w:w="1300"/>
+            <w:tcBorders>
+              <w:top w:val="single" w:color="CCCCCC" w:sz="1"/>
+              <w:left w:val="single" w:color="CCCCCC" w:sz="1"/>
+              <w:bottom w:val="single" w:color="CCCCCC" w:sz="1"/>
+              <w:right w:val="single" w:color="CCCCCC" w:sz="1"/>
+            </w:tcBorders>
+            <w:tcMar>
+              <w:top w:type="dxa" w:w="60"/>
+              <w:left w:type="dxa" w:w="100"/>
+              <w:bottom w:type="dxa" w:w="60"/>
+              <w:right w:type="dxa" w:w="100"/>
+            </w:tcMar>
+            <w:vAlign w:val="top"/>
+          </w:tcPr>
+          <w:p>
+            <w:r>
+              <w:rPr>
+                <w:rFonts w:ascii="Arial" w:cs="Arial" w:eastAsia="Arial" w:hAnsi="Arial"/>
+                <w:i w:val="false"/>
+                <w:iCs w:val="false"/>
+                <w:color w:val="000000"/>
+                <w:sz w:val="22"/>
+                <w:szCs w:val="22"/>
+                <w:lang w:val="de-CH"/>
               </w:rPr>
               <w:t xml:space="preserve"/>
             </w:r>
@@ -14841,6 +16020,7 @@
                 <w:color w:val="000000"/>
                 <w:sz w:val="22"/>
                 <w:szCs w:val="22"/>
+                <w:lang w:val="de-CH"/>
               </w:rPr>
               <w:t xml:space="preserve"/>
             </w:r>
@@ -14872,6 +16052,7 @@
                 <w:color w:val="000000"/>
                 <w:sz w:val="22"/>
                 <w:szCs w:val="22"/>
+                <w:lang w:val="de-CH"/>
               </w:rPr>
               <w:t xml:space="preserve"/>
             </w:r>
@@ -14903,6 +16084,7 @@
                 <w:color w:val="000000"/>
                 <w:sz w:val="22"/>
                 <w:szCs w:val="22"/>
+                <w:lang w:val="de-CH"/>
               </w:rPr>
               <w:t xml:space="preserve"/>
             </w:r>
@@ -14910,6 +16092,9 @@
         </w:tc>
       </w:tr>
       <w:tr>
+        <w:trPr>
+          <w:cantSplit/>
+        </w:trPr>
         <w:tc>
           <w:tcPr>
             <w:tcW w:type="dxa" w:w="500"/>
@@ -14934,6 +16119,7 @@
                 <w:color w:val="000000"/>
                 <w:sz w:val="22"/>
                 <w:szCs w:val="22"/>
+                <w:lang w:val="de-CH"/>
               </w:rPr>
               <w:t xml:space="preserve">3</w:t>
             </w:r>
@@ -14941,61 +16127,63 @@
         </w:tc>
         <w:tc>
           <w:tcPr>
-            <w:tcW w:type="dxa" w:w="3600"/>
-            <w:tcBorders>
-              <w:top w:val="single" w:color="CCCCCC" w:sz="1"/>
-              <w:left w:val="single" w:color="CCCCCC" w:sz="1"/>
-              <w:bottom w:val="single" w:color="CCCCCC" w:sz="1"/>
-              <w:right w:val="single" w:color="CCCCCC" w:sz="1"/>
-            </w:tcBorders>
-            <w:tcMar>
-              <w:top w:type="dxa" w:w="60"/>
-              <w:left w:type="dxa" w:w="100"/>
-              <w:bottom w:type="dxa" w:w="60"/>
-              <w:right w:type="dxa" w:w="100"/>
-            </w:tcMar>
-            <w:vAlign w:val="top"/>
-          </w:tcPr>
-          <w:p>
-            <w:r>
-              <w:rPr>
-                <w:rFonts w:ascii="Arial" w:cs="Arial" w:eastAsia="Arial" w:hAnsi="Arial"/>
-                <w:i w:val="false"/>
-                <w:iCs w:val="false"/>
-                <w:color w:val="000000"/>
-                <w:sz w:val="22"/>
-                <w:szCs w:val="22"/>
-              </w:rPr>
-              <w:t xml:space="preserve"/>
-            </w:r>
-          </w:p>
-        </w:tc>
-        <w:tc>
-          <w:tcPr>
-            <w:tcW w:type="dxa" w:w="1000"/>
-            <w:tcBorders>
-              <w:top w:val="single" w:color="CCCCCC" w:sz="1"/>
-              <w:left w:val="single" w:color="CCCCCC" w:sz="1"/>
-              <w:bottom w:val="single" w:color="CCCCCC" w:sz="1"/>
-              <w:right w:val="single" w:color="CCCCCC" w:sz="1"/>
-            </w:tcBorders>
-            <w:tcMar>
-              <w:top w:type="dxa" w:w="60"/>
-              <w:left w:type="dxa" w:w="100"/>
-              <w:bottom w:type="dxa" w:w="60"/>
-              <w:right w:type="dxa" w:w="100"/>
-            </w:tcMar>
-            <w:vAlign w:val="top"/>
-          </w:tcPr>
-          <w:p>
-            <w:r>
-              <w:rPr>
-                <w:rFonts w:ascii="Arial" w:cs="Arial" w:eastAsia="Arial" w:hAnsi="Arial"/>
-                <w:i w:val="false"/>
-                <w:iCs w:val="false"/>
-                <w:color w:val="000000"/>
-                <w:sz w:val="22"/>
-                <w:szCs w:val="22"/>
+            <w:tcW w:type="dxa" w:w="3300"/>
+            <w:tcBorders>
+              <w:top w:val="single" w:color="CCCCCC" w:sz="1"/>
+              <w:left w:val="single" w:color="CCCCCC" w:sz="1"/>
+              <w:bottom w:val="single" w:color="CCCCCC" w:sz="1"/>
+              <w:right w:val="single" w:color="CCCCCC" w:sz="1"/>
+            </w:tcBorders>
+            <w:tcMar>
+              <w:top w:type="dxa" w:w="60"/>
+              <w:left w:type="dxa" w:w="100"/>
+              <w:bottom w:type="dxa" w:w="60"/>
+              <w:right w:type="dxa" w:w="100"/>
+            </w:tcMar>
+            <w:vAlign w:val="top"/>
+          </w:tcPr>
+          <w:p>
+            <w:r>
+              <w:rPr>
+                <w:rFonts w:ascii="Arial" w:cs="Arial" w:eastAsia="Arial" w:hAnsi="Arial"/>
+                <w:i w:val="false"/>
+                <w:iCs w:val="false"/>
+                <w:color w:val="000000"/>
+                <w:sz w:val="22"/>
+                <w:szCs w:val="22"/>
+                <w:lang w:val="de-CH"/>
+              </w:rPr>
+              <w:t xml:space="preserve"/>
+            </w:r>
+          </w:p>
+        </w:tc>
+        <w:tc>
+          <w:tcPr>
+            <w:tcW w:type="dxa" w:w="1300"/>
+            <w:tcBorders>
+              <w:top w:val="single" w:color="CCCCCC" w:sz="1"/>
+              <w:left w:val="single" w:color="CCCCCC" w:sz="1"/>
+              <w:bottom w:val="single" w:color="CCCCCC" w:sz="1"/>
+              <w:right w:val="single" w:color="CCCCCC" w:sz="1"/>
+            </w:tcBorders>
+            <w:tcMar>
+              <w:top w:type="dxa" w:w="60"/>
+              <w:left w:type="dxa" w:w="100"/>
+              <w:bottom w:type="dxa" w:w="60"/>
+              <w:right w:type="dxa" w:w="100"/>
+            </w:tcMar>
+            <w:vAlign w:val="top"/>
+          </w:tcPr>
+          <w:p>
+            <w:r>
+              <w:rPr>
+                <w:rFonts w:ascii="Arial" w:cs="Arial" w:eastAsia="Arial" w:hAnsi="Arial"/>
+                <w:i w:val="false"/>
+                <w:iCs w:val="false"/>
+                <w:color w:val="000000"/>
+                <w:sz w:val="22"/>
+                <w:szCs w:val="22"/>
+                <w:lang w:val="de-CH"/>
               </w:rPr>
               <w:t xml:space="preserve"/>
             </w:r>
@@ -15027,6 +16215,7 @@
                 <w:color w:val="000000"/>
                 <w:sz w:val="22"/>
                 <w:szCs w:val="22"/>
+                <w:lang w:val="de-CH"/>
               </w:rPr>
               <w:t xml:space="preserve"/>
             </w:r>
@@ -15058,6 +16247,7 @@
                 <w:color w:val="000000"/>
                 <w:sz w:val="22"/>
                 <w:szCs w:val="22"/>
+                <w:lang w:val="de-CH"/>
               </w:rPr>
               <w:t xml:space="preserve"/>
             </w:r>
@@ -15089,6 +16279,7 @@
                 <w:color w:val="000000"/>
                 <w:sz w:val="22"/>
                 <w:szCs w:val="22"/>
+                <w:lang w:val="de-CH"/>
               </w:rPr>
               <w:t xml:space="preserve"/>
             </w:r>
@@ -15096,6 +16287,9 @@
         </w:tc>
       </w:tr>
       <w:tr>
+        <w:trPr>
+          <w:cantSplit/>
+        </w:trPr>
         <w:tc>
           <w:tcPr>
             <w:tcW w:type="dxa" w:w="500"/>
@@ -15120,6 +16314,7 @@
                 <w:color w:val="000000"/>
                 <w:sz w:val="22"/>
                 <w:szCs w:val="22"/>
+                <w:lang w:val="de-CH"/>
               </w:rPr>
               <w:t xml:space="preserve">4</w:t>
             </w:r>
@@ -15127,61 +16322,63 @@
         </w:tc>
         <w:tc>
           <w:tcPr>
-            <w:tcW w:type="dxa" w:w="3600"/>
-            <w:tcBorders>
-              <w:top w:val="single" w:color="CCCCCC" w:sz="1"/>
-              <w:left w:val="single" w:color="CCCCCC" w:sz="1"/>
-              <w:bottom w:val="single" w:color="CCCCCC" w:sz="1"/>
-              <w:right w:val="single" w:color="CCCCCC" w:sz="1"/>
-            </w:tcBorders>
-            <w:tcMar>
-              <w:top w:type="dxa" w:w="60"/>
-              <w:left w:type="dxa" w:w="100"/>
-              <w:bottom w:type="dxa" w:w="60"/>
-              <w:right w:type="dxa" w:w="100"/>
-            </w:tcMar>
-            <w:vAlign w:val="top"/>
-          </w:tcPr>
-          <w:p>
-            <w:r>
-              <w:rPr>
-                <w:rFonts w:ascii="Arial" w:cs="Arial" w:eastAsia="Arial" w:hAnsi="Arial"/>
-                <w:i w:val="false"/>
-                <w:iCs w:val="false"/>
-                <w:color w:val="000000"/>
-                <w:sz w:val="22"/>
-                <w:szCs w:val="22"/>
-              </w:rPr>
-              <w:t xml:space="preserve"/>
-            </w:r>
-          </w:p>
-        </w:tc>
-        <w:tc>
-          <w:tcPr>
-            <w:tcW w:type="dxa" w:w="1000"/>
-            <w:tcBorders>
-              <w:top w:val="single" w:color="CCCCCC" w:sz="1"/>
-              <w:left w:val="single" w:color="CCCCCC" w:sz="1"/>
-              <w:bottom w:val="single" w:color="CCCCCC" w:sz="1"/>
-              <w:right w:val="single" w:color="CCCCCC" w:sz="1"/>
-            </w:tcBorders>
-            <w:tcMar>
-              <w:top w:type="dxa" w:w="60"/>
-              <w:left w:type="dxa" w:w="100"/>
-              <w:bottom w:type="dxa" w:w="60"/>
-              <w:right w:type="dxa" w:w="100"/>
-            </w:tcMar>
-            <w:vAlign w:val="top"/>
-          </w:tcPr>
-          <w:p>
-            <w:r>
-              <w:rPr>
-                <w:rFonts w:ascii="Arial" w:cs="Arial" w:eastAsia="Arial" w:hAnsi="Arial"/>
-                <w:i w:val="false"/>
-                <w:iCs w:val="false"/>
-                <w:color w:val="000000"/>
-                <w:sz w:val="22"/>
-                <w:szCs w:val="22"/>
+            <w:tcW w:type="dxa" w:w="3300"/>
+            <w:tcBorders>
+              <w:top w:val="single" w:color="CCCCCC" w:sz="1"/>
+              <w:left w:val="single" w:color="CCCCCC" w:sz="1"/>
+              <w:bottom w:val="single" w:color="CCCCCC" w:sz="1"/>
+              <w:right w:val="single" w:color="CCCCCC" w:sz="1"/>
+            </w:tcBorders>
+            <w:tcMar>
+              <w:top w:type="dxa" w:w="60"/>
+              <w:left w:type="dxa" w:w="100"/>
+              <w:bottom w:type="dxa" w:w="60"/>
+              <w:right w:type="dxa" w:w="100"/>
+            </w:tcMar>
+            <w:vAlign w:val="top"/>
+          </w:tcPr>
+          <w:p>
+            <w:r>
+              <w:rPr>
+                <w:rFonts w:ascii="Arial" w:cs="Arial" w:eastAsia="Arial" w:hAnsi="Arial"/>
+                <w:i w:val="false"/>
+                <w:iCs w:val="false"/>
+                <w:color w:val="000000"/>
+                <w:sz w:val="22"/>
+                <w:szCs w:val="22"/>
+                <w:lang w:val="de-CH"/>
+              </w:rPr>
+              <w:t xml:space="preserve"/>
+            </w:r>
+          </w:p>
+        </w:tc>
+        <w:tc>
+          <w:tcPr>
+            <w:tcW w:type="dxa" w:w="1300"/>
+            <w:tcBorders>
+              <w:top w:val="single" w:color="CCCCCC" w:sz="1"/>
+              <w:left w:val="single" w:color="CCCCCC" w:sz="1"/>
+              <w:bottom w:val="single" w:color="CCCCCC" w:sz="1"/>
+              <w:right w:val="single" w:color="CCCCCC" w:sz="1"/>
+            </w:tcBorders>
+            <w:tcMar>
+              <w:top w:type="dxa" w:w="60"/>
+              <w:left w:type="dxa" w:w="100"/>
+              <w:bottom w:type="dxa" w:w="60"/>
+              <w:right w:type="dxa" w:w="100"/>
+            </w:tcMar>
+            <w:vAlign w:val="top"/>
+          </w:tcPr>
+          <w:p>
+            <w:r>
+              <w:rPr>
+                <w:rFonts w:ascii="Arial" w:cs="Arial" w:eastAsia="Arial" w:hAnsi="Arial"/>
+                <w:i w:val="false"/>
+                <w:iCs w:val="false"/>
+                <w:color w:val="000000"/>
+                <w:sz w:val="22"/>
+                <w:szCs w:val="22"/>
+                <w:lang w:val="de-CH"/>
               </w:rPr>
               <w:t xml:space="preserve"/>
             </w:r>
@@ -15213,6 +16410,7 @@
                 <w:color w:val="000000"/>
                 <w:sz w:val="22"/>
                 <w:szCs w:val="22"/>
+                <w:lang w:val="de-CH"/>
               </w:rPr>
               <w:t xml:space="preserve"/>
             </w:r>
@@ -15244,6 +16442,7 @@
                 <w:color w:val="000000"/>
                 <w:sz w:val="22"/>
                 <w:szCs w:val="22"/>
+                <w:lang w:val="de-CH"/>
               </w:rPr>
               <w:t xml:space="preserve"/>
             </w:r>
@@ -15275,6 +16474,7 @@
                 <w:color w:val="000000"/>
                 <w:sz w:val="22"/>
                 <w:szCs w:val="22"/>
+                <w:lang w:val="de-CH"/>
               </w:rPr>
               <w:t xml:space="preserve"/>
             </w:r>
@@ -15282,6 +16482,9 @@
         </w:tc>
       </w:tr>
       <w:tr>
+        <w:trPr>
+          <w:cantSplit/>
+        </w:trPr>
         <w:tc>
           <w:tcPr>
             <w:tcW w:type="dxa" w:w="500"/>
@@ -15306,6 +16509,7 @@
                 <w:color w:val="000000"/>
                 <w:sz w:val="22"/>
                 <w:szCs w:val="22"/>
+                <w:lang w:val="de-CH"/>
               </w:rPr>
               <w:t xml:space="preserve">5</w:t>
             </w:r>
@@ -15313,61 +16517,63 @@
         </w:tc>
         <w:tc>
           <w:tcPr>
-            <w:tcW w:type="dxa" w:w="3600"/>
-            <w:tcBorders>
-              <w:top w:val="single" w:color="CCCCCC" w:sz="1"/>
-              <w:left w:val="single" w:color="CCCCCC" w:sz="1"/>
-              <w:bottom w:val="single" w:color="CCCCCC" w:sz="1"/>
-              <w:right w:val="single" w:color="CCCCCC" w:sz="1"/>
-            </w:tcBorders>
-            <w:tcMar>
-              <w:top w:type="dxa" w:w="60"/>
-              <w:left w:type="dxa" w:w="100"/>
-              <w:bottom w:type="dxa" w:w="60"/>
-              <w:right w:type="dxa" w:w="100"/>
-            </w:tcMar>
-            <w:vAlign w:val="top"/>
-          </w:tcPr>
-          <w:p>
-            <w:r>
-              <w:rPr>
-                <w:rFonts w:ascii="Arial" w:cs="Arial" w:eastAsia="Arial" w:hAnsi="Arial"/>
-                <w:i w:val="false"/>
-                <w:iCs w:val="false"/>
-                <w:color w:val="000000"/>
-                <w:sz w:val="22"/>
-                <w:szCs w:val="22"/>
-              </w:rPr>
-              <w:t xml:space="preserve"/>
-            </w:r>
-          </w:p>
-        </w:tc>
-        <w:tc>
-          <w:tcPr>
-            <w:tcW w:type="dxa" w:w="1000"/>
-            <w:tcBorders>
-              <w:top w:val="single" w:color="CCCCCC" w:sz="1"/>
-              <w:left w:val="single" w:color="CCCCCC" w:sz="1"/>
-              <w:bottom w:val="single" w:color="CCCCCC" w:sz="1"/>
-              <w:right w:val="single" w:color="CCCCCC" w:sz="1"/>
-            </w:tcBorders>
-            <w:tcMar>
-              <w:top w:type="dxa" w:w="60"/>
-              <w:left w:type="dxa" w:w="100"/>
-              <w:bottom w:type="dxa" w:w="60"/>
-              <w:right w:type="dxa" w:w="100"/>
-            </w:tcMar>
-            <w:vAlign w:val="top"/>
-          </w:tcPr>
-          <w:p>
-            <w:r>
-              <w:rPr>
-                <w:rFonts w:ascii="Arial" w:cs="Arial" w:eastAsia="Arial" w:hAnsi="Arial"/>
-                <w:i w:val="false"/>
-                <w:iCs w:val="false"/>
-                <w:color w:val="000000"/>
-                <w:sz w:val="22"/>
-                <w:szCs w:val="22"/>
+            <w:tcW w:type="dxa" w:w="3300"/>
+            <w:tcBorders>
+              <w:top w:val="single" w:color="CCCCCC" w:sz="1"/>
+              <w:left w:val="single" w:color="CCCCCC" w:sz="1"/>
+              <w:bottom w:val="single" w:color="CCCCCC" w:sz="1"/>
+              <w:right w:val="single" w:color="CCCCCC" w:sz="1"/>
+            </w:tcBorders>
+            <w:tcMar>
+              <w:top w:type="dxa" w:w="60"/>
+              <w:left w:type="dxa" w:w="100"/>
+              <w:bottom w:type="dxa" w:w="60"/>
+              <w:right w:type="dxa" w:w="100"/>
+            </w:tcMar>
+            <w:vAlign w:val="top"/>
+          </w:tcPr>
+          <w:p>
+            <w:r>
+              <w:rPr>
+                <w:rFonts w:ascii="Arial" w:cs="Arial" w:eastAsia="Arial" w:hAnsi="Arial"/>
+                <w:i w:val="false"/>
+                <w:iCs w:val="false"/>
+                <w:color w:val="000000"/>
+                <w:sz w:val="22"/>
+                <w:szCs w:val="22"/>
+                <w:lang w:val="de-CH"/>
+              </w:rPr>
+              <w:t xml:space="preserve"/>
+            </w:r>
+          </w:p>
+        </w:tc>
+        <w:tc>
+          <w:tcPr>
+            <w:tcW w:type="dxa" w:w="1300"/>
+            <w:tcBorders>
+              <w:top w:val="single" w:color="CCCCCC" w:sz="1"/>
+              <w:left w:val="single" w:color="CCCCCC" w:sz="1"/>
+              <w:bottom w:val="single" w:color="CCCCCC" w:sz="1"/>
+              <w:right w:val="single" w:color="CCCCCC" w:sz="1"/>
+            </w:tcBorders>
+            <w:tcMar>
+              <w:top w:type="dxa" w:w="60"/>
+              <w:left w:type="dxa" w:w="100"/>
+              <w:bottom w:type="dxa" w:w="60"/>
+              <w:right w:type="dxa" w:w="100"/>
+            </w:tcMar>
+            <w:vAlign w:val="top"/>
+          </w:tcPr>
+          <w:p>
+            <w:r>
+              <w:rPr>
+                <w:rFonts w:ascii="Arial" w:cs="Arial" w:eastAsia="Arial" w:hAnsi="Arial"/>
+                <w:i w:val="false"/>
+                <w:iCs w:val="false"/>
+                <w:color w:val="000000"/>
+                <w:sz w:val="22"/>
+                <w:szCs w:val="22"/>
+                <w:lang w:val="de-CH"/>
               </w:rPr>
               <w:t xml:space="preserve"/>
             </w:r>
@@ -15399,6 +16605,7 @@
                 <w:color w:val="000000"/>
                 <w:sz w:val="22"/>
                 <w:szCs w:val="22"/>
+                <w:lang w:val="de-CH"/>
               </w:rPr>
               <w:t xml:space="preserve"/>
             </w:r>
@@ -15430,6 +16637,7 @@
                 <w:color w:val="000000"/>
                 <w:sz w:val="22"/>
                 <w:szCs w:val="22"/>
+                <w:lang w:val="de-CH"/>
               </w:rPr>
               <w:t xml:space="preserve"/>
             </w:r>
@@ -15461,6 +16669,7 @@
                 <w:color w:val="000000"/>
                 <w:sz w:val="22"/>
                 <w:szCs w:val="22"/>
+                <w:lang w:val="de-CH"/>
               </w:rPr>
               <w:t xml:space="preserve"/>
             </w:r>
@@ -15468,6 +16677,9 @@
         </w:tc>
       </w:tr>
       <w:tr>
+        <w:trPr>
+          <w:cantSplit/>
+        </w:trPr>
         <w:tc>
           <w:tcPr>
             <w:tcW w:type="dxa" w:w="500"/>
@@ -15492,6 +16704,7 @@
                 <w:color w:val="000000"/>
                 <w:sz w:val="22"/>
                 <w:szCs w:val="22"/>
+                <w:lang w:val="de-CH"/>
               </w:rPr>
               <w:t xml:space="preserve">6</w:t>
             </w:r>
@@ -15499,61 +16712,63 @@
         </w:tc>
         <w:tc>
           <w:tcPr>
-            <w:tcW w:type="dxa" w:w="3600"/>
-            <w:tcBorders>
-              <w:top w:val="single" w:color="CCCCCC" w:sz="1"/>
-              <w:left w:val="single" w:color="CCCCCC" w:sz="1"/>
-              <w:bottom w:val="single" w:color="CCCCCC" w:sz="1"/>
-              <w:right w:val="single" w:color="CCCCCC" w:sz="1"/>
-            </w:tcBorders>
-            <w:tcMar>
-              <w:top w:type="dxa" w:w="60"/>
-              <w:left w:type="dxa" w:w="100"/>
-              <w:bottom w:type="dxa" w:w="60"/>
-              <w:right w:type="dxa" w:w="100"/>
-            </w:tcMar>
-            <w:vAlign w:val="top"/>
-          </w:tcPr>
-          <w:p>
-            <w:r>
-              <w:rPr>
-                <w:rFonts w:ascii="Arial" w:cs="Arial" w:eastAsia="Arial" w:hAnsi="Arial"/>
-                <w:i w:val="false"/>
-                <w:iCs w:val="false"/>
-                <w:color w:val="000000"/>
-                <w:sz w:val="22"/>
-                <w:szCs w:val="22"/>
-              </w:rPr>
-              <w:t xml:space="preserve"/>
-            </w:r>
-          </w:p>
-        </w:tc>
-        <w:tc>
-          <w:tcPr>
-            <w:tcW w:type="dxa" w:w="1000"/>
-            <w:tcBorders>
-              <w:top w:val="single" w:color="CCCCCC" w:sz="1"/>
-              <w:left w:val="single" w:color="CCCCCC" w:sz="1"/>
-              <w:bottom w:val="single" w:color="CCCCCC" w:sz="1"/>
-              <w:right w:val="single" w:color="CCCCCC" w:sz="1"/>
-            </w:tcBorders>
-            <w:tcMar>
-              <w:top w:type="dxa" w:w="60"/>
-              <w:left w:type="dxa" w:w="100"/>
-              <w:bottom w:type="dxa" w:w="60"/>
-              <w:right w:type="dxa" w:w="100"/>
-            </w:tcMar>
-            <w:vAlign w:val="top"/>
-          </w:tcPr>
-          <w:p>
-            <w:r>
-              <w:rPr>
-                <w:rFonts w:ascii="Arial" w:cs="Arial" w:eastAsia="Arial" w:hAnsi="Arial"/>
-                <w:i w:val="false"/>
-                <w:iCs w:val="false"/>
-                <w:color w:val="000000"/>
-                <w:sz w:val="22"/>
-                <w:szCs w:val="22"/>
+            <w:tcW w:type="dxa" w:w="3300"/>
+            <w:tcBorders>
+              <w:top w:val="single" w:color="CCCCCC" w:sz="1"/>
+              <w:left w:val="single" w:color="CCCCCC" w:sz="1"/>
+              <w:bottom w:val="single" w:color="CCCCCC" w:sz="1"/>
+              <w:right w:val="single" w:color="CCCCCC" w:sz="1"/>
+            </w:tcBorders>
+            <w:tcMar>
+              <w:top w:type="dxa" w:w="60"/>
+              <w:left w:type="dxa" w:w="100"/>
+              <w:bottom w:type="dxa" w:w="60"/>
+              <w:right w:type="dxa" w:w="100"/>
+            </w:tcMar>
+            <w:vAlign w:val="top"/>
+          </w:tcPr>
+          <w:p>
+            <w:r>
+              <w:rPr>
+                <w:rFonts w:ascii="Arial" w:cs="Arial" w:eastAsia="Arial" w:hAnsi="Arial"/>
+                <w:i w:val="false"/>
+                <w:iCs w:val="false"/>
+                <w:color w:val="000000"/>
+                <w:sz w:val="22"/>
+                <w:szCs w:val="22"/>
+                <w:lang w:val="de-CH"/>
+              </w:rPr>
+              <w:t xml:space="preserve"/>
+            </w:r>
+          </w:p>
+        </w:tc>
+        <w:tc>
+          <w:tcPr>
+            <w:tcW w:type="dxa" w:w="1300"/>
+            <w:tcBorders>
+              <w:top w:val="single" w:color="CCCCCC" w:sz="1"/>
+              <w:left w:val="single" w:color="CCCCCC" w:sz="1"/>
+              <w:bottom w:val="single" w:color="CCCCCC" w:sz="1"/>
+              <w:right w:val="single" w:color="CCCCCC" w:sz="1"/>
+            </w:tcBorders>
+            <w:tcMar>
+              <w:top w:type="dxa" w:w="60"/>
+              <w:left w:type="dxa" w:w="100"/>
+              <w:bottom w:type="dxa" w:w="60"/>
+              <w:right w:type="dxa" w:w="100"/>
+            </w:tcMar>
+            <w:vAlign w:val="top"/>
+          </w:tcPr>
+          <w:p>
+            <w:r>
+              <w:rPr>
+                <w:rFonts w:ascii="Arial" w:cs="Arial" w:eastAsia="Arial" w:hAnsi="Arial"/>
+                <w:i w:val="false"/>
+                <w:iCs w:val="false"/>
+                <w:color w:val="000000"/>
+                <w:sz w:val="22"/>
+                <w:szCs w:val="22"/>
+                <w:lang w:val="de-CH"/>
               </w:rPr>
               <w:t xml:space="preserve"/>
             </w:r>
@@ -15585,6 +16800,7 @@
                 <w:color w:val="000000"/>
                 <w:sz w:val="22"/>
                 <w:szCs w:val="22"/>
+                <w:lang w:val="de-CH"/>
               </w:rPr>
               <w:t xml:space="preserve"/>
             </w:r>
@@ -15616,6 +16832,7 @@
                 <w:color w:val="000000"/>
                 <w:sz w:val="22"/>
                 <w:szCs w:val="22"/>
+                <w:lang w:val="de-CH"/>
               </w:rPr>
               <w:t xml:space="preserve"/>
             </w:r>
@@ -15647,6 +16864,7 @@
                 <w:color w:val="000000"/>
                 <w:sz w:val="22"/>
                 <w:szCs w:val="22"/>
+                <w:lang w:val="de-CH"/>
               </w:rPr>
               <w:t xml:space="preserve"/>
             </w:r>
@@ -15654,6 +16872,9 @@
         </w:tc>
       </w:tr>
       <w:tr>
+        <w:trPr>
+          <w:cantSplit/>
+        </w:trPr>
         <w:tc>
           <w:tcPr>
             <w:tcW w:type="dxa" w:w="500"/>
@@ -15678,6 +16899,7 @@
                 <w:color w:val="000000"/>
                 <w:sz w:val="22"/>
                 <w:szCs w:val="22"/>
+                <w:lang w:val="de-CH"/>
               </w:rPr>
               <w:t xml:space="preserve">7</w:t>
             </w:r>
@@ -15685,61 +16907,63 @@
         </w:tc>
         <w:tc>
           <w:tcPr>
-            <w:tcW w:type="dxa" w:w="3600"/>
-            <w:tcBorders>
-              <w:top w:val="single" w:color="CCCCCC" w:sz="1"/>
-              <w:left w:val="single" w:color="CCCCCC" w:sz="1"/>
-              <w:bottom w:val="single" w:color="CCCCCC" w:sz="1"/>
-              <w:right w:val="single" w:color="CCCCCC" w:sz="1"/>
-            </w:tcBorders>
-            <w:tcMar>
-              <w:top w:type="dxa" w:w="60"/>
-              <w:left w:type="dxa" w:w="100"/>
-              <w:bottom w:type="dxa" w:w="60"/>
-              <w:right w:type="dxa" w:w="100"/>
-            </w:tcMar>
-            <w:vAlign w:val="top"/>
-          </w:tcPr>
-          <w:p>
-            <w:r>
-              <w:rPr>
-                <w:rFonts w:ascii="Arial" w:cs="Arial" w:eastAsia="Arial" w:hAnsi="Arial"/>
-                <w:i w:val="false"/>
-                <w:iCs w:val="false"/>
-                <w:color w:val="000000"/>
-                <w:sz w:val="22"/>
-                <w:szCs w:val="22"/>
-              </w:rPr>
-              <w:t xml:space="preserve"/>
-            </w:r>
-          </w:p>
-        </w:tc>
-        <w:tc>
-          <w:tcPr>
-            <w:tcW w:type="dxa" w:w="1000"/>
-            <w:tcBorders>
-              <w:top w:val="single" w:color="CCCCCC" w:sz="1"/>
-              <w:left w:val="single" w:color="CCCCCC" w:sz="1"/>
-              <w:bottom w:val="single" w:color="CCCCCC" w:sz="1"/>
-              <w:right w:val="single" w:color="CCCCCC" w:sz="1"/>
-            </w:tcBorders>
-            <w:tcMar>
-              <w:top w:type="dxa" w:w="60"/>
-              <w:left w:type="dxa" w:w="100"/>
-              <w:bottom w:type="dxa" w:w="60"/>
-              <w:right w:type="dxa" w:w="100"/>
-            </w:tcMar>
-            <w:vAlign w:val="top"/>
-          </w:tcPr>
-          <w:p>
-            <w:r>
-              <w:rPr>
-                <w:rFonts w:ascii="Arial" w:cs="Arial" w:eastAsia="Arial" w:hAnsi="Arial"/>
-                <w:i w:val="false"/>
-                <w:iCs w:val="false"/>
-                <w:color w:val="000000"/>
-                <w:sz w:val="22"/>
-                <w:szCs w:val="22"/>
+            <w:tcW w:type="dxa" w:w="3300"/>
+            <w:tcBorders>
+              <w:top w:val="single" w:color="CCCCCC" w:sz="1"/>
+              <w:left w:val="single" w:color="CCCCCC" w:sz="1"/>
+              <w:bottom w:val="single" w:color="CCCCCC" w:sz="1"/>
+              <w:right w:val="single" w:color="CCCCCC" w:sz="1"/>
+            </w:tcBorders>
+            <w:tcMar>
+              <w:top w:type="dxa" w:w="60"/>
+              <w:left w:type="dxa" w:w="100"/>
+              <w:bottom w:type="dxa" w:w="60"/>
+              <w:right w:type="dxa" w:w="100"/>
+            </w:tcMar>
+            <w:vAlign w:val="top"/>
+          </w:tcPr>
+          <w:p>
+            <w:r>
+              <w:rPr>
+                <w:rFonts w:ascii="Arial" w:cs="Arial" w:eastAsia="Arial" w:hAnsi="Arial"/>
+                <w:i w:val="false"/>
+                <w:iCs w:val="false"/>
+                <w:color w:val="000000"/>
+                <w:sz w:val="22"/>
+                <w:szCs w:val="22"/>
+                <w:lang w:val="de-CH"/>
+              </w:rPr>
+              <w:t xml:space="preserve"/>
+            </w:r>
+          </w:p>
+        </w:tc>
+        <w:tc>
+          <w:tcPr>
+            <w:tcW w:type="dxa" w:w="1300"/>
+            <w:tcBorders>
+              <w:top w:val="single" w:color="CCCCCC" w:sz="1"/>
+              <w:left w:val="single" w:color="CCCCCC" w:sz="1"/>
+              <w:bottom w:val="single" w:color="CCCCCC" w:sz="1"/>
+              <w:right w:val="single" w:color="CCCCCC" w:sz="1"/>
+            </w:tcBorders>
+            <w:tcMar>
+              <w:top w:type="dxa" w:w="60"/>
+              <w:left w:type="dxa" w:w="100"/>
+              <w:bottom w:type="dxa" w:w="60"/>
+              <w:right w:type="dxa" w:w="100"/>
+            </w:tcMar>
+            <w:vAlign w:val="top"/>
+          </w:tcPr>
+          <w:p>
+            <w:r>
+              <w:rPr>
+                <w:rFonts w:ascii="Arial" w:cs="Arial" w:eastAsia="Arial" w:hAnsi="Arial"/>
+                <w:i w:val="false"/>
+                <w:iCs w:val="false"/>
+                <w:color w:val="000000"/>
+                <w:sz w:val="22"/>
+                <w:szCs w:val="22"/>
+                <w:lang w:val="de-CH"/>
               </w:rPr>
               <w:t xml:space="preserve"/>
             </w:r>
@@ -15771,6 +16995,7 @@
                 <w:color w:val="000000"/>
                 <w:sz w:val="22"/>
                 <w:szCs w:val="22"/>
+                <w:lang w:val="de-CH"/>
               </w:rPr>
               <w:t xml:space="preserve"/>
             </w:r>
@@ -15802,6 +17027,7 @@
                 <w:color w:val="000000"/>
                 <w:sz w:val="22"/>
                 <w:szCs w:val="22"/>
+                <w:lang w:val="de-CH"/>
               </w:rPr>
               <w:t xml:space="preserve"/>
             </w:r>
@@ -15833,6 +17059,7 @@
                 <w:color w:val="000000"/>
                 <w:sz w:val="22"/>
                 <w:szCs w:val="22"/>
+                <w:lang w:val="de-CH"/>
               </w:rPr>
               <w:t xml:space="preserve"/>
             </w:r>
@@ -15840,6 +17067,9 @@
         </w:tc>
       </w:tr>
       <w:tr>
+        <w:trPr>
+          <w:cantSplit/>
+        </w:trPr>
         <w:tc>
           <w:tcPr>
             <w:tcW w:type="dxa" w:w="500"/>
@@ -15864,6 +17094,7 @@
                 <w:color w:val="000000"/>
                 <w:sz w:val="22"/>
                 <w:szCs w:val="22"/>
+                <w:lang w:val="de-CH"/>
               </w:rPr>
               <w:t xml:space="preserve">8</w:t>
             </w:r>
@@ -15871,61 +17102,63 @@
         </w:tc>
         <w:tc>
           <w:tcPr>
-            <w:tcW w:type="dxa" w:w="3600"/>
-            <w:tcBorders>
-              <w:top w:val="single" w:color="CCCCCC" w:sz="1"/>
-              <w:left w:val="single" w:color="CCCCCC" w:sz="1"/>
-              <w:bottom w:val="single" w:color="CCCCCC" w:sz="1"/>
-              <w:right w:val="single" w:color="CCCCCC" w:sz="1"/>
-            </w:tcBorders>
-            <w:tcMar>
-              <w:top w:type="dxa" w:w="60"/>
-              <w:left w:type="dxa" w:w="100"/>
-              <w:bottom w:type="dxa" w:w="60"/>
-              <w:right w:type="dxa" w:w="100"/>
-            </w:tcMar>
-            <w:vAlign w:val="top"/>
-          </w:tcPr>
-          <w:p>
-            <w:r>
-              <w:rPr>
-                <w:rFonts w:ascii="Arial" w:cs="Arial" w:eastAsia="Arial" w:hAnsi="Arial"/>
-                <w:i w:val="false"/>
-                <w:iCs w:val="false"/>
-                <w:color w:val="000000"/>
-                <w:sz w:val="22"/>
-                <w:szCs w:val="22"/>
-              </w:rPr>
-              <w:t xml:space="preserve"/>
-            </w:r>
-          </w:p>
-        </w:tc>
-        <w:tc>
-          <w:tcPr>
-            <w:tcW w:type="dxa" w:w="1000"/>
-            <w:tcBorders>
-              <w:top w:val="single" w:color="CCCCCC" w:sz="1"/>
-              <w:left w:val="single" w:color="CCCCCC" w:sz="1"/>
-              <w:bottom w:val="single" w:color="CCCCCC" w:sz="1"/>
-              <w:right w:val="single" w:color="CCCCCC" w:sz="1"/>
-            </w:tcBorders>
-            <w:tcMar>
-              <w:top w:type="dxa" w:w="60"/>
-              <w:left w:type="dxa" w:w="100"/>
-              <w:bottom w:type="dxa" w:w="60"/>
-              <w:right w:type="dxa" w:w="100"/>
-            </w:tcMar>
-            <w:vAlign w:val="top"/>
-          </w:tcPr>
-          <w:p>
-            <w:r>
-              <w:rPr>
-                <w:rFonts w:ascii="Arial" w:cs="Arial" w:eastAsia="Arial" w:hAnsi="Arial"/>
-                <w:i w:val="false"/>
-                <w:iCs w:val="false"/>
-                <w:color w:val="000000"/>
-                <w:sz w:val="22"/>
-                <w:szCs w:val="22"/>
+            <w:tcW w:type="dxa" w:w="3300"/>
+            <w:tcBorders>
+              <w:top w:val="single" w:color="CCCCCC" w:sz="1"/>
+              <w:left w:val="single" w:color="CCCCCC" w:sz="1"/>
+              <w:bottom w:val="single" w:color="CCCCCC" w:sz="1"/>
+              <w:right w:val="single" w:color="CCCCCC" w:sz="1"/>
+            </w:tcBorders>
+            <w:tcMar>
+              <w:top w:type="dxa" w:w="60"/>
+              <w:left w:type="dxa" w:w="100"/>
+              <w:bottom w:type="dxa" w:w="60"/>
+              <w:right w:type="dxa" w:w="100"/>
+            </w:tcMar>
+            <w:vAlign w:val="top"/>
+          </w:tcPr>
+          <w:p>
+            <w:r>
+              <w:rPr>
+                <w:rFonts w:ascii="Arial" w:cs="Arial" w:eastAsia="Arial" w:hAnsi="Arial"/>
+                <w:i w:val="false"/>
+                <w:iCs w:val="false"/>
+                <w:color w:val="000000"/>
+                <w:sz w:val="22"/>
+                <w:szCs w:val="22"/>
+                <w:lang w:val="de-CH"/>
+              </w:rPr>
+              <w:t xml:space="preserve"/>
+            </w:r>
+          </w:p>
+        </w:tc>
+        <w:tc>
+          <w:tcPr>
+            <w:tcW w:type="dxa" w:w="1300"/>
+            <w:tcBorders>
+              <w:top w:val="single" w:color="CCCCCC" w:sz="1"/>
+              <w:left w:val="single" w:color="CCCCCC" w:sz="1"/>
+              <w:bottom w:val="single" w:color="CCCCCC" w:sz="1"/>
+              <w:right w:val="single" w:color="CCCCCC" w:sz="1"/>
+            </w:tcBorders>
+            <w:tcMar>
+              <w:top w:type="dxa" w:w="60"/>
+              <w:left w:type="dxa" w:w="100"/>
+              <w:bottom w:type="dxa" w:w="60"/>
+              <w:right w:type="dxa" w:w="100"/>
+            </w:tcMar>
+            <w:vAlign w:val="top"/>
+          </w:tcPr>
+          <w:p>
+            <w:r>
+              <w:rPr>
+                <w:rFonts w:ascii="Arial" w:cs="Arial" w:eastAsia="Arial" w:hAnsi="Arial"/>
+                <w:i w:val="false"/>
+                <w:iCs w:val="false"/>
+                <w:color w:val="000000"/>
+                <w:sz w:val="22"/>
+                <w:szCs w:val="22"/>
+                <w:lang w:val="de-CH"/>
               </w:rPr>
               <w:t xml:space="preserve"/>
             </w:r>
@@ -15957,6 +17190,7 @@
                 <w:color w:val="000000"/>
                 <w:sz w:val="22"/>
                 <w:szCs w:val="22"/>
+                <w:lang w:val="de-CH"/>
               </w:rPr>
               <w:t xml:space="preserve"/>
             </w:r>
@@ -15988,6 +17222,7 @@
                 <w:color w:val="000000"/>
                 <w:sz w:val="22"/>
                 <w:szCs w:val="22"/>
+                <w:lang w:val="de-CH"/>
               </w:rPr>
               <w:t xml:space="preserve"/>
             </w:r>
@@ -16019,6 +17254,7 @@
                 <w:color w:val="000000"/>
                 <w:sz w:val="22"/>
                 <w:szCs w:val="22"/>
+                <w:lang w:val="de-CH"/>
               </w:rPr>
               <w:t xml:space="preserve"/>
             </w:r>
@@ -16033,6 +17269,7 @@
           <w:color w:val="000000"/>
           <w:sz w:val="6"/>
           <w:szCs w:val="6"/>
+          <w:lang w:val="de-CH"/>
         </w:rPr>
         <w:t xml:space="preserve"/>
       </w:r>
@@ -16053,6 +17290,9 @@
         <w:gridCol w:w="10466"/>
       </w:tblGrid>
       <w:tr>
+        <w:trPr>
+          <w:cantSplit/>
+        </w:trPr>
         <w:tc>
           <w:tcPr>
             <w:tcW w:type="dxa" w:w="10466"/>
@@ -16080,8 +17320,9 @@
                 <w:color w:val="666666"/>
                 <w:sz w:val="22"/>
                 <w:szCs w:val="22"/>
-              </w:rPr>
-              <w:t xml:space="preserve">Diese Abklärung ist ein Lernwerkzeug, keine Suche nach Schuldigen.</w:t>
+                <w:lang w:val="de-CH"/>
+              </w:rPr>
+              <w:t xml:space="preserve">Ermittelte Gefahren, beitragende Ursachen, vereinbarte Massnahmen und Ergebnisse der Wirksamkeitskontrollen festhalten.</w:t>
             </w:r>
             <w:r>
               <w:rPr>
@@ -16091,8 +17332,9 @@
                 <w:color w:val="666666"/>
                 <w:sz w:val="22"/>
                 <w:szCs w:val="22"/>
-              </w:rPr>
-              <w:t xml:space="preserve"> Sie schafft einen nachvollziehbaren Nachweis, dass Gefahren erkannt, Ursachen analysiert und wirksame Massnahmen festgelegt wurden.</w:t>
+                <w:lang w:val="de-CH"/>
+              </w:rPr>
+              <w:t xml:space="preserve"/>
             </w:r>
           </w:p>
           <w:p>
@@ -16102,6 +17344,7 @@
                 <w:color w:val="000000"/>
                 <w:sz w:val="6"/>
                 <w:szCs w:val="6"/>
+                <w:lang w:val="de-CH"/>
               </w:rPr>
               <w:t xml:space="preserve"/>
             </w:r>
@@ -16115,6 +17358,7 @@
                 <w:color w:val="666666"/>
                 <w:sz w:val="22"/>
                 <w:szCs w:val="22"/>
+                <w:lang w:val="de-CH"/>
               </w:rPr>
               <w:t xml:space="preserve">Mindestens 5 Jahre aufbewahren. Erkenntnisse mit allen betroffenen Teams teilen.</w:t>
             </w:r>
@@ -16154,7 +17398,7 @@
         <w:sz w:val="18"/>
         <w:szCs w:val="18"/>
       </w:rPr>
-      <w:t xml:space="preserve">Ereignisabklärung v1.0</w:t>
+      <w:t xml:space="preserve">Ereignisuntersuchung v1.0</w:t>
     </w:r>
     <w:r>
       <w:rPr>
@@ -16215,7 +17459,7 @@
         <w:sz w:val="18"/>
         <w:szCs w:val="18"/>
       </w:rPr>
-      <w:t xml:space="preserve">Formular Ereignisabklärung v1.0</w:t>
+      <w:t xml:space="preserve">Formular Ereignisuntersuchung v1.0</w:t>
     </w:r>
     <w:r>
       <w:rPr>
@@ -16311,7 +17555,7 @@
         <w:sz w:val="18"/>
         <w:szCs w:val="18"/>
       </w:rPr>
-      <w:t xml:space="preserve">[Firmenname]</w:t>
+      <w:t xml:space="preserve">[Firmenname]  |  Ereignisuntersuchung</w:t>
     </w:r>
     <w:r>
       <w:rPr>
@@ -16320,7 +17564,7 @@
         <w:sz w:val="18"/>
         <w:szCs w:val="18"/>
       </w:rPr>
-      <w:t xml:space="preserve">  |  </w:t>
+      <w:t xml:space="preserve"/>
     </w:r>
     <w:r>
       <w:rPr>
@@ -16329,7 +17573,7 @@
         <w:sz w:val="18"/>
         <w:szCs w:val="18"/>
       </w:rPr>
-      <w:t xml:space="preserve">Ereignisabklärung</w:t>
+      <w:t xml:space="preserve"/>
     </w:r>
   </w:p>
 </w:hdr>
@@ -16349,7 +17593,7 @@
         <w:sz w:val="18"/>
         <w:szCs w:val="18"/>
       </w:rPr>
-      <w:t xml:space="preserve">[Firmenname]</w:t>
+      <w:t xml:space="preserve">[Firmenname]  |  Ereignisuntersuchung</w:t>
     </w:r>
     <w:r>
       <w:rPr>
@@ -16358,7 +17602,7 @@
         <w:sz w:val="18"/>
         <w:szCs w:val="18"/>
       </w:rPr>
-      <w:t xml:space="preserve">  |  </w:t>
+      <w:t xml:space="preserve"/>
     </w:r>
     <w:r>
       <w:rPr>
@@ -16367,7 +17611,7 @@
         <w:sz w:val="18"/>
         <w:szCs w:val="18"/>
       </w:rPr>
-      <w:t xml:space="preserve">Ereignisabklärung</w:t>
+      <w:t xml:space="preserve"/>
     </w:r>
   </w:p>
 </w:hdr>
